--- a/docs/modulos_tecnicos/02_Requerimientos.docx
+++ b/docs/modulos_tecnicos/02_Requerimientos.docx
@@ -4,7 +4,6 @@
   <w:body>
     <w:p>
       <w:pPr>
-        <w:keepNext/>
         <w:spacing w:before="320" w:after="120"/>
       </w:pPr>
       <w:r>
@@ -19,8 +18,7 @@
     </w:p>
     <w:p>
       <w:pPr>
-        <w:keepNext/>
-        <w:spacing w:before="280" w:after="80"/>
+        <w:spacing w:before="240" w:after="80"/>
       </w:pPr>
       <w:r>
         <w:rPr>
@@ -34,8 +32,7 @@
     </w:p>
     <w:p>
       <w:pPr>
-        <w:keepNext/>
-        <w:spacing w:before="200" w:after="40"/>
+        <w:spacing w:before="160" w:after="40"/>
       </w:pPr>
       <w:r>
         <w:rPr>
@@ -49,7 +46,6 @@
     </w:p>
     <w:p>
       <w:pPr>
-        <w:keepNext/>
         <w:spacing w:before="320" w:after="120"/>
       </w:pPr>
       <w:r>
@@ -64,8 +60,7 @@
     </w:p>
     <w:p>
       <w:pPr>
-        <w:keepNext/>
-        <w:spacing w:before="280" w:after="80"/>
+        <w:spacing w:before="240" w:after="80"/>
       </w:pPr>
       <w:r>
         <w:rPr>
@@ -79,8 +74,7 @@
     </w:p>
     <w:p>
       <w:pPr>
-        <w:keepNext/>
-        <w:spacing w:before="200" w:after="40"/>
+        <w:spacing w:before="160" w:after="40"/>
       </w:pPr>
       <w:r>
         <w:rPr>
@@ -94,8 +88,7 @@
     </w:p>
     <w:p>
       <w:pPr>
-        <w:keepNext/>
-        <w:spacing w:before="280" w:after="80"/>
+        <w:spacing w:before="240" w:after="80"/>
       </w:pPr>
       <w:r>
         <w:rPr>
@@ -109,8 +102,7 @@
     </w:p>
     <w:p>
       <w:pPr>
-        <w:keepNext/>
-        <w:spacing w:before="200" w:after="40"/>
+        <w:spacing w:before="160" w:after="40"/>
       </w:pPr>
       <w:r>
         <w:rPr>
@@ -124,55 +116,15 @@
     </w:p>
     <w:p>
       <w:pPr>
-        <w:spacing w:before="40" w:after="80" w:line="276" w:lineRule="auto"/>
+        <w:spacing w:after="80"/>
       </w:pPr>
       <w:r>
-        <w:rPr>
-          <w:rFonts w:ascii="Calibri" w:hAnsi="Calibri"/>
-          <w:color w:val="1E293B"/>
-          <w:sz w:val="22"/>
-        </w:rPr>
-        <w:t xml:space="preserve">El presente documento especifica de manera formal y estructurada los Requerimientos Funcionales (RF) y Requisitos No Funcionales (RNF) para el desarrollo del </w:t>
-      </w:r>
-      <w:r>
-        <w:rPr>
-          <w:rFonts w:ascii="Calibri" w:hAnsi="Calibri"/>
-          <w:b/>
-          <w:color w:val="1E293B"/>
-          <w:sz w:val="22"/>
-        </w:rPr>
-        <w:t>Sistema de Gestión de Pedidos, Envíos e Inventario de LeoFit</w:t>
-      </w:r>
-      <w:r>
-        <w:rPr>
-          <w:rFonts w:ascii="Calibri" w:hAnsi="Calibri"/>
-          <w:color w:val="1E293B"/>
-          <w:sz w:val="22"/>
-        </w:rPr>
-        <w:t xml:space="preserve">, siguiendo las directrices del estándar internacional </w:t>
-      </w:r>
-      <w:r>
-        <w:rPr>
-          <w:rFonts w:ascii="Calibri" w:hAnsi="Calibri"/>
-          <w:b/>
-          <w:color w:val="1E293B"/>
-          <w:sz w:val="22"/>
-        </w:rPr>
-        <w:t>IEEE Std 830-1998</w:t>
-      </w:r>
-      <w:r>
-        <w:rPr>
-          <w:rFonts w:ascii="Calibri" w:hAnsi="Calibri"/>
-          <w:color w:val="1E293B"/>
-          <w:sz w:val="22"/>
-        </w:rPr>
-        <w:t xml:space="preserve"> y los lineamientos del Curso Integrador II: Software de la Universidad Tecnológica del Perú.</w:t>
+        <w:t>El presente documento especifica de manera formal y estructurada los Requerimientos Funcionales (RF) y Requisitos No Funcionales (RNF) para el desarrollo del Sistema de Gestión de Pedidos, Envíos e Inventario de LeoFit, siguiendo las directrices del estándar internacional IEEE Std 830-1998 y los lineamientos del Curso Integrador II: Software de la Universidad Tecnológica del Perú.</w:t>
       </w:r>
     </w:p>
     <w:p>
       <w:pPr>
-        <w:keepNext/>
-        <w:spacing w:before="200" w:after="40"/>
+        <w:spacing w:before="160" w:after="40"/>
       </w:pPr>
       <w:r>
         <w:rPr>
@@ -186,38 +138,15 @@
     </w:p>
     <w:p>
       <w:pPr>
-        <w:spacing w:before="40" w:after="80" w:line="276" w:lineRule="auto"/>
+        <w:spacing w:after="80"/>
       </w:pPr>
       <w:r>
-        <w:rPr>
-          <w:rFonts w:ascii="Calibri" w:hAnsi="Calibri"/>
-          <w:color w:val="1E293B"/>
-          <w:sz w:val="22"/>
-        </w:rPr>
-        <w:t xml:space="preserve">El software es una </w:t>
-      </w:r>
-      <w:r>
-        <w:rPr>
-          <w:rFonts w:ascii="Calibri" w:hAnsi="Calibri"/>
-          <w:b/>
-          <w:color w:val="1E293B"/>
-          <w:sz w:val="22"/>
-        </w:rPr>
-        <w:t>Progressive Web App (PWA)</w:t>
-      </w:r>
-      <w:r>
-        <w:rPr>
-          <w:rFonts w:ascii="Calibri" w:hAnsi="Calibri"/>
-          <w:color w:val="1E293B"/>
-          <w:sz w:val="22"/>
-        </w:rPr>
-        <w:t xml:space="preserve"> que automatiza la captura, validación, registro, costeo, despacho y seguimiento de pedidos de indumentaria deportiva, proporcionando sincronización en tiempo real con el inventario, control de fletes locales e interprovinciales (agencias de encomienda) y un portal de rastreo en vivo para clientes.</w:t>
+        <w:t>El software es una Progressive Web App (PWA) que automatiza la captura, validación, registro, costeo, despacho y seguimiento de pedidos de indumentaria deportiva, proporcionando sincronización en tiempo real con el inventario, control de fletes locales e interprovinciales (agencias de encomienda) y un portal de rastreo en vivo para clientes.</w:t>
       </w:r>
     </w:p>
     <w:p>
       <w:pPr>
-        <w:keepNext/>
-        <w:spacing w:before="200" w:after="40"/>
+        <w:spacing w:before="160" w:after="40"/>
       </w:pPr>
       <w:r>
         <w:rPr>
@@ -232,80 +161,42 @@
     <w:p>
       <w:pPr>
         <w:pStyle w:val="ListBullet"/>
-        <w:spacing w:before="20" w:after="40" w:line="276" w:lineRule="auto"/>
+        <w:spacing w:after="40"/>
       </w:pPr>
       <w:r>
-        <w:rPr>
-          <w:rFonts w:ascii="Calibri" w:hAnsi="Calibri"/>
-          <w:color w:val="1E293B"/>
-          <w:sz w:val="21"/>
-        </w:rPr>
-        <w:t xml:space="preserve">Reducir el tiempo promedio de atención y toma de pedidos de 25 minutos a </w:t>
-      </w:r>
-      <w:r>
-        <w:rPr>
-          <w:rFonts w:ascii="Calibri" w:hAnsi="Calibri"/>
-          <w:i/>
-          <w:color w:val="1E293B"/>
-          <w:sz w:val="21"/>
-        </w:rPr>
-        <w:t>≤ 3</w:t>
-      </w:r>
-      <w:r>
-        <w:rPr>
-          <w:rFonts w:ascii="Calibri" w:hAnsi="Calibri"/>
-          <w:color w:val="1E293B"/>
-          <w:sz w:val="21"/>
-        </w:rPr>
-        <w:t xml:space="preserve"> minutos.</w:t>
+        <w:t>Reducir el tiempo promedio de atención y toma de pedidos de 25 minutos a $\le 3$ minutos.</w:t>
       </w:r>
     </w:p>
     <w:p>
       <w:pPr>
         <w:pStyle w:val="ListBullet"/>
-        <w:spacing w:before="20" w:after="40" w:line="276" w:lineRule="auto"/>
+        <w:spacing w:after="40"/>
       </w:pPr>
       <w:r>
-        <w:rPr>
-          <w:rFonts w:ascii="Calibri" w:hAnsi="Calibri"/>
-          <w:color w:val="1E293B"/>
-          <w:sz w:val="21"/>
-        </w:rPr>
         <w:t>Eliminar en un 100% las pérdidas de pedidos y sobreventas originadas por anotaciones manuscritas.</w:t>
       </w:r>
     </w:p>
     <w:p>
       <w:pPr>
         <w:pStyle w:val="ListBullet"/>
-        <w:spacing w:before="20" w:after="40" w:line="276" w:lineRule="auto"/>
+        <w:spacing w:after="40"/>
       </w:pPr>
       <w:r>
-        <w:rPr>
-          <w:rFonts w:ascii="Calibri" w:hAnsi="Calibri"/>
-          <w:color w:val="1E293B"/>
-          <w:sz w:val="21"/>
-        </w:rPr>
         <w:t>Proporcionar trazabilidad total del ciclo de vida de la orden a través de 5 estados operativos normalizados.</w:t>
       </w:r>
     </w:p>
     <w:p>
       <w:pPr>
         <w:pStyle w:val="ListBullet"/>
-        <w:spacing w:before="20" w:after="40" w:line="276" w:lineRule="auto"/>
+        <w:spacing w:after="40"/>
       </w:pPr>
       <w:r>
-        <w:rPr>
-          <w:rFonts w:ascii="Calibri" w:hAnsi="Calibri"/>
-          <w:color w:val="1E293B"/>
-          <w:sz w:val="21"/>
-        </w:rPr>
         <w:t>Diferenciar la logística local directa (Lima Capital) del despacho nacional por encomienda (Shalom, Olva Courier, Marvisur).</w:t>
       </w:r>
     </w:p>
     <w:p>
       <w:pPr>
-        <w:keepNext/>
-        <w:spacing w:before="280" w:after="80"/>
+        <w:spacing w:before="240" w:after="80"/>
       </w:pPr>
       <w:r>
         <w:rPr>
@@ -319,8 +210,7 @@
     </w:p>
     <w:p>
       <w:pPr>
-        <w:keepNext/>
-        <w:spacing w:before="200" w:after="40"/>
+        <w:spacing w:before="160" w:after="40"/>
       </w:pPr>
       <w:r>
         <w:rPr>
@@ -334,21 +224,15 @@
     </w:p>
     <w:p>
       <w:pPr>
-        <w:spacing w:before="40" w:after="80" w:line="276" w:lineRule="auto"/>
+        <w:spacing w:after="80"/>
       </w:pPr>
       <w:r>
-        <w:rPr>
-          <w:rFonts w:ascii="Calibri" w:hAnsi="Calibri"/>
-          <w:color w:val="1E293B"/>
-          <w:sz w:val="22"/>
-        </w:rPr>
         <w:t>El sistema opera de forma autónoma e independiente, interactuando con clientes y administradores mediante una arquitectura web modular basada en componentes y desacoplada en capas (Presentación, Estado, Lógica de Negocio y Persistencia).</w:t>
       </w:r>
     </w:p>
     <w:p>
       <w:pPr>
-        <w:keepNext/>
-        <w:spacing w:before="200" w:after="40"/>
+        <w:spacing w:before="160" w:after="40"/>
       </w:pPr>
       <w:r>
         <w:rPr>
@@ -363,53 +247,24 @@
     <w:p>
       <w:pPr>
         <w:pStyle w:val="ListBullet"/>
-        <w:spacing w:before="20" w:after="40" w:line="276" w:lineRule="auto"/>
+        <w:spacing w:after="40"/>
       </w:pPr>
       <w:r>
-        <w:rPr>
-          <w:rFonts w:ascii="Calibri" w:hAnsi="Calibri"/>
-          <w:b/>
-          <w:color w:val="1E293B"/>
-          <w:sz w:val="21"/>
-        </w:rPr>
-        <w:t>Cliente Deportivo:</w:t>
-      </w:r>
-      <w:r>
-        <w:rPr>
-          <w:rFonts w:ascii="Calibri" w:hAnsi="Calibri"/>
-          <w:color w:val="1E293B"/>
-          <w:sz w:val="21"/>
-        </w:rPr>
-        <w:t xml:space="preserve"> Usuario final sin formación técnica especializada que navega por el catálogo, selecciona artículos, formaliza órdenes y rastrea su pedido en el portal en vivo.</w:t>
+        <w:t>Cliente Deportivo: Usuario final sin formación técnica especializada que navega por el catálogo, selecciona artículos, formaliza órdenes y rastrea su pedido en el portal en vivo.</w:t>
       </w:r>
     </w:p>
     <w:p>
       <w:pPr>
         <w:pStyle w:val="ListBullet"/>
-        <w:spacing w:before="20" w:after="40" w:line="276" w:lineRule="auto"/>
+        <w:spacing w:after="40"/>
       </w:pPr>
       <w:r>
-        <w:rPr>
-          <w:rFonts w:ascii="Calibri" w:hAnsi="Calibri"/>
-          <w:b/>
-          <w:color w:val="1E293B"/>
-          <w:sz w:val="21"/>
-        </w:rPr>
-        <w:t>Administrador del Sistema (Víctor Raúl Cárdenas):</w:t>
-      </w:r>
-      <w:r>
-        <w:rPr>
-          <w:rFonts w:ascii="Calibri" w:hAnsi="Calibri"/>
-          <w:color w:val="1E293B"/>
-          <w:sz w:val="21"/>
-        </w:rPr>
-        <w:t xml:space="preserve"> Responsable de la gestión de existencias, actualización de precios, cambio de estados de pedidos, despacho local en Lima y consignación a agencias de encomienda en provincias.</w:t>
+        <w:t>Administrador del Sistema (Víctor Raúl Cárdenas): Responsable de la gestión de existencias, actualización de precios, cambio de estados de pedidos, despacho local en Lima y consignación a agencias de encomienda en provincias.</w:t>
       </w:r>
     </w:p>
     <w:p>
       <w:pPr>
-        <w:keepNext/>
-        <w:spacing w:before="200" w:after="40"/>
+        <w:spacing w:before="160" w:after="40"/>
       </w:pPr>
       <w:r>
         <w:rPr>
@@ -424,131 +279,42 @@
     <w:p>
       <w:pPr>
         <w:pStyle w:val="ListBullet"/>
-        <w:spacing w:before="20" w:after="40" w:line="276" w:lineRule="auto"/>
+        <w:spacing w:after="40"/>
       </w:pPr>
       <w:r>
-        <w:rPr>
-          <w:rFonts w:ascii="Calibri" w:hAnsi="Calibri"/>
-          <w:color w:val="1E293B"/>
-          <w:sz w:val="21"/>
-        </w:rPr>
         <w:t>Uso obligatorio de estándares web modernos (HTML5, CSS3, ECMAScript 2022+).</w:t>
       </w:r>
     </w:p>
     <w:p>
       <w:pPr>
         <w:pStyle w:val="ListBullet"/>
-        <w:spacing w:before="20" w:after="40" w:line="276" w:lineRule="auto"/>
+        <w:spacing w:after="40"/>
       </w:pPr>
       <w:r>
-        <w:rPr>
-          <w:rFonts w:ascii="Calibri" w:hAnsi="Calibri"/>
-          <w:color w:val="1E293B"/>
-          <w:sz w:val="21"/>
-        </w:rPr>
         <w:t>Tipado estricto mediante TypeScript 5+.</w:t>
       </w:r>
     </w:p>
     <w:p>
       <w:pPr>
         <w:pStyle w:val="ListBullet"/>
-        <w:spacing w:before="20" w:after="40" w:line="276" w:lineRule="auto"/>
+        <w:spacing w:after="40"/>
       </w:pPr>
       <w:r>
-        <w:rPr>
-          <w:rFonts w:ascii="Calibri" w:hAnsi="Calibri"/>
-          <w:color w:val="1E293B"/>
-          <w:sz w:val="21"/>
-        </w:rPr>
-        <w:t xml:space="preserve">Rendimiento optimizado bajo métricas Core Web Vitals (FCP </w:t>
-      </w:r>
-      <w:r>
-        <w:rPr>
-          <w:rFonts w:ascii="Calibri" w:hAnsi="Calibri"/>
-          <w:i/>
-          <w:color w:val="1E293B"/>
-          <w:sz w:val="21"/>
-        </w:rPr>
-        <w:t>&lt; 0.5</w:t>
-      </w:r>
-      <w:r>
-        <w:rPr>
-          <w:rFonts w:ascii="Calibri" w:hAnsi="Calibri"/>
-          <w:color w:val="1E293B"/>
-          <w:sz w:val="21"/>
-        </w:rPr>
-        <w:t xml:space="preserve"> s, LCP </w:t>
-      </w:r>
-      <w:r>
-        <w:rPr>
-          <w:rFonts w:ascii="Calibri" w:hAnsi="Calibri"/>
-          <w:i/>
-          <w:color w:val="1E293B"/>
-          <w:sz w:val="21"/>
-        </w:rPr>
-        <w:t>&lt; 1.2</w:t>
-      </w:r>
-      <w:r>
-        <w:rPr>
-          <w:rFonts w:ascii="Calibri" w:hAnsi="Calibri"/>
-          <w:color w:val="1E293B"/>
-          <w:sz w:val="21"/>
-        </w:rPr>
-        <w:t xml:space="preserve"> s, bundle JS </w:t>
-      </w:r>
-      <w:r>
-        <w:rPr>
-          <w:rFonts w:ascii="Calibri" w:hAnsi="Calibri"/>
-          <w:i/>
-          <w:color w:val="1E293B"/>
-          <w:sz w:val="21"/>
-        </w:rPr>
-        <w:t>&lt; 80</w:t>
-      </w:r>
-      <w:r>
-        <w:rPr>
-          <w:rFonts w:ascii="Calibri" w:hAnsi="Calibri"/>
-          <w:color w:val="1E293B"/>
-          <w:sz w:val="21"/>
-        </w:rPr>
-        <w:t xml:space="preserve"> kB gzipped).</w:t>
+        <w:t>Rendimiento optimizado bajo métricas Core Web Vitals (FCP $&lt; 0.5$ s, LCP $&lt; 1.2$ s, bundle JS $&lt; 80$ kB gzipped).</w:t>
       </w:r>
     </w:p>
     <w:p>
       <w:pPr>
         <w:pStyle w:val="ListBullet"/>
-        <w:spacing w:before="20" w:after="40" w:line="276" w:lineRule="auto"/>
+        <w:spacing w:after="40"/>
       </w:pPr>
       <w:r>
-        <w:rPr>
-          <w:rFonts w:ascii="Calibri" w:hAnsi="Calibri"/>
-          <w:color w:val="1E293B"/>
-          <w:sz w:val="21"/>
-        </w:rPr>
-        <w:t xml:space="preserve">Cumplimiento de accesibilidad WCAG 2.1 AA/AAA con tipografía legible </w:t>
-      </w:r>
-      <w:r>
-        <w:rPr>
-          <w:rFonts w:ascii="Calibri" w:hAnsi="Calibri"/>
-          <w:i/>
-          <w:color w:val="1E293B"/>
-          <w:sz w:val="21"/>
-        </w:rPr>
-        <w:t>Plus Jakarta Sans</w:t>
-      </w:r>
-      <w:r>
-        <w:rPr>
-          <w:rFonts w:ascii="Calibri" w:hAnsi="Calibri"/>
-          <w:color w:val="1E293B"/>
-          <w:sz w:val="21"/>
-        </w:rPr>
-        <w:t xml:space="preserve"> y modo accesible conmutador.</w:t>
+        <w:t>Cumplimiento de accesibilidad WCAG 2.1 AA/AAA con tipografía legible *Plus Jakarta Sans* y modo accesible conmutador.</w:t>
       </w:r>
     </w:p>
     <w:p>
       <w:pPr>
-        <w:keepNext/>
-        <w:spacing w:before="280" w:after="80"/>
+        <w:spacing w:before="240" w:after="80"/>
       </w:pPr>
       <w:r>
         <w:rPr>
@@ -557,7 +323,7 @@
           <w:color w:val="F97316"/>
           <w:sz w:val="28"/>
         </w:rPr>
-        <w:t>3. MATRIZ DE REQUISITOS FUNCIONALES (RF-001 A RF-017)</w:t>
+        <w:t>3. MATRIZ DE REQUISITOS FUNCIONALES (RF-001 A RF-018)</w:t>
       </w:r>
     </w:p>
     <w:tbl>
@@ -577,31 +343,16 @@
         <w:gridCol w:w="1170"/>
       </w:tblGrid>
       <w:tr>
-        <w:trPr>
-          <w:trHeight w:val="280"/>
-        </w:trPr>
         <w:tc>
           <w:tcPr>
             <w:tcW w:type="dxa" w:w="1170"/>
-            <w:vAlign w:val="center"/>
-            <w:tcMar>
-              <w:top w:w="120" w:type="dxa"/>
-              <w:bottom w:w="120" w:type="dxa"/>
-              <w:left w:w="150" w:type="dxa"/>
-              <w:right w:w="150" w:type="dxa"/>
-            </w:tcMar>
             <w:shd w:fill="0F172A"/>
           </w:tcPr>
           <w:p>
-            <w:pPr>
-              <w:spacing w:before="0" w:after="0" w:line="276" w:lineRule="auto"/>
-            </w:pPr>
             <w:r>
               <w:rPr>
-                <w:rFonts w:ascii="Calibri" w:hAnsi="Calibri"/>
                 <w:b/>
                 <w:color w:val="FFFFFF"/>
-                <w:sz w:val="20"/>
               </w:rPr>
               <w:t>ID</w:t>
             </w:r>
@@ -610,25 +361,13 @@
         <w:tc>
           <w:tcPr>
             <w:tcW w:type="dxa" w:w="1170"/>
-            <w:vAlign w:val="center"/>
-            <w:tcMar>
-              <w:top w:w="120" w:type="dxa"/>
-              <w:bottom w:w="120" w:type="dxa"/>
-              <w:left w:w="150" w:type="dxa"/>
-              <w:right w:w="150" w:type="dxa"/>
-            </w:tcMar>
             <w:shd w:fill="0F172A"/>
           </w:tcPr>
           <w:p>
-            <w:pPr>
-              <w:spacing w:before="0" w:after="0" w:line="276" w:lineRule="auto"/>
-            </w:pPr>
             <w:r>
               <w:rPr>
-                <w:rFonts w:ascii="Calibri" w:hAnsi="Calibri"/>
                 <w:b/>
                 <w:color w:val="FFFFFF"/>
-                <w:sz w:val="20"/>
               </w:rPr>
               <w:t>Nombre del Requisito</w:t>
             </w:r>
@@ -637,25 +376,13 @@
         <w:tc>
           <w:tcPr>
             <w:tcW w:type="dxa" w:w="1170"/>
-            <w:vAlign w:val="center"/>
-            <w:tcMar>
-              <w:top w:w="120" w:type="dxa"/>
-              <w:bottom w:w="120" w:type="dxa"/>
-              <w:left w:w="150" w:type="dxa"/>
-              <w:right w:w="150" w:type="dxa"/>
-            </w:tcMar>
             <w:shd w:fill="0F172A"/>
           </w:tcPr>
           <w:p>
-            <w:pPr>
-              <w:spacing w:before="0" w:after="0" w:line="276" w:lineRule="auto"/>
-            </w:pPr>
             <w:r>
               <w:rPr>
-                <w:rFonts w:ascii="Calibri" w:hAnsi="Calibri"/>
                 <w:b/>
                 <w:color w:val="FFFFFF"/>
-                <w:sz w:val="20"/>
               </w:rPr>
               <w:t>Actor Principal</w:t>
             </w:r>
@@ -664,25 +391,13 @@
         <w:tc>
           <w:tcPr>
             <w:tcW w:type="dxa" w:w="1170"/>
-            <w:vAlign w:val="center"/>
-            <w:tcMar>
-              <w:top w:w="120" w:type="dxa"/>
-              <w:bottom w:w="120" w:type="dxa"/>
-              <w:left w:w="150" w:type="dxa"/>
-              <w:right w:w="150" w:type="dxa"/>
-            </w:tcMar>
             <w:shd w:fill="0F172A"/>
           </w:tcPr>
           <w:p>
-            <w:pPr>
-              <w:spacing w:before="0" w:after="0" w:line="276" w:lineRule="auto"/>
-            </w:pPr>
             <w:r>
               <w:rPr>
-                <w:rFonts w:ascii="Calibri" w:hAnsi="Calibri"/>
                 <w:b/>
                 <w:color w:val="FFFFFF"/>
-                <w:sz w:val="20"/>
               </w:rPr>
               <w:t>Descripción Funcional</w:t>
             </w:r>
@@ -691,25 +406,13 @@
         <w:tc>
           <w:tcPr>
             <w:tcW w:type="dxa" w:w="1170"/>
-            <w:vAlign w:val="center"/>
-            <w:tcMar>
-              <w:top w:w="120" w:type="dxa"/>
-              <w:bottom w:w="120" w:type="dxa"/>
-              <w:left w:w="150" w:type="dxa"/>
-              <w:right w:w="150" w:type="dxa"/>
-            </w:tcMar>
             <w:shd w:fill="0F172A"/>
           </w:tcPr>
           <w:p>
-            <w:pPr>
-              <w:spacing w:before="0" w:after="0" w:line="276" w:lineRule="auto"/>
-            </w:pPr>
             <w:r>
               <w:rPr>
-                <w:rFonts w:ascii="Calibri" w:hAnsi="Calibri"/>
                 <w:b/>
                 <w:color w:val="FFFFFF"/>
-                <w:sz w:val="20"/>
               </w:rPr>
               <w:t>Prioridad</w:t>
             </w:r>
@@ -718,25 +421,13 @@
         <w:tc>
           <w:tcPr>
             <w:tcW w:type="dxa" w:w="1170"/>
-            <w:vAlign w:val="center"/>
-            <w:tcMar>
-              <w:top w:w="120" w:type="dxa"/>
-              <w:bottom w:w="120" w:type="dxa"/>
-              <w:left w:w="150" w:type="dxa"/>
-              <w:right w:w="150" w:type="dxa"/>
-            </w:tcMar>
             <w:shd w:fill="0F172A"/>
           </w:tcPr>
           <w:p>
-            <w:pPr>
-              <w:spacing w:before="0" w:after="0" w:line="276" w:lineRule="auto"/>
-            </w:pPr>
             <w:r>
               <w:rPr>
-                <w:rFonts w:ascii="Calibri" w:hAnsi="Calibri"/>
                 <w:b/>
                 <w:color w:val="FFFFFF"/>
-                <w:sz w:val="20"/>
               </w:rPr>
               <w:t>Criterios de Aceptación</w:t>
             </w:r>
@@ -745,25 +436,13 @@
         <w:tc>
           <w:tcPr>
             <w:tcW w:type="dxa" w:w="1170"/>
-            <w:vAlign w:val="center"/>
-            <w:tcMar>
-              <w:top w:w="120" w:type="dxa"/>
-              <w:bottom w:w="120" w:type="dxa"/>
-              <w:left w:w="150" w:type="dxa"/>
-              <w:right w:w="150" w:type="dxa"/>
-            </w:tcMar>
             <w:shd w:fill="0F172A"/>
           </w:tcPr>
           <w:p>
-            <w:pPr>
-              <w:spacing w:before="0" w:after="0" w:line="276" w:lineRule="auto"/>
-            </w:pPr>
             <w:r>
               <w:rPr>
-                <w:rFonts w:ascii="Calibri" w:hAnsi="Calibri"/>
                 <w:b/>
                 <w:color w:val="FFFFFF"/>
-                <w:sz w:val="20"/>
               </w:rPr>
               <w:t>Módulo</w:t>
             </w:r>
@@ -772,25 +451,13 @@
         <w:tc>
           <w:tcPr>
             <w:tcW w:type="dxa" w:w="1170"/>
-            <w:vAlign w:val="center"/>
-            <w:tcMar>
-              <w:top w:w="120" w:type="dxa"/>
-              <w:bottom w:w="120" w:type="dxa"/>
-              <w:left w:w="150" w:type="dxa"/>
-              <w:right w:w="150" w:type="dxa"/>
-            </w:tcMar>
             <w:shd w:fill="0F172A"/>
           </w:tcPr>
           <w:p>
-            <w:pPr>
-              <w:spacing w:before="0" w:after="0" w:line="276" w:lineRule="auto"/>
-            </w:pPr>
             <w:r>
               <w:rPr>
-                <w:rFonts w:ascii="Calibri" w:hAnsi="Calibri"/>
                 <w:b/>
                 <w:color w:val="FFFFFF"/>
-                <w:sz w:val="20"/>
               </w:rPr>
               <w:t>Estado</w:t>
             </w:r>
@@ -798,58 +465,24 @@
         </w:tc>
       </w:tr>
       <w:tr>
-        <w:trPr>
-          <w:trHeight w:val="280"/>
-        </w:trPr>
         <w:tc>
           <w:tcPr>
             <w:tcW w:type="dxa" w:w="1170"/>
-            <w:vAlign w:val="center"/>
-            <w:tcMar>
-              <w:top w:w="120" w:type="dxa"/>
-              <w:bottom w:w="120" w:type="dxa"/>
-              <w:left w:w="150" w:type="dxa"/>
-              <w:right w:w="150" w:type="dxa"/>
-            </w:tcMar>
             <w:shd w:fill="F8FAFC"/>
           </w:tcPr>
           <w:p>
-            <w:pPr>
-              <w:spacing w:before="0" w:after="0" w:line="276" w:lineRule="auto"/>
-            </w:pPr>
-            <w:r>
-              <w:rPr>
-                <w:rFonts w:ascii="Calibri" w:hAnsi="Calibri"/>
-                <w:b/>
-                <w:color w:val="1E293B"/>
-                <w:sz w:val="19"/>
-              </w:rPr>
-              <w:t>RF-001</w:t>
+            <w:r>
+              <w:t>**RF-001**</w:t>
             </w:r>
           </w:p>
         </w:tc>
         <w:tc>
           <w:tcPr>
             <w:tcW w:type="dxa" w:w="1170"/>
-            <w:vAlign w:val="center"/>
-            <w:tcMar>
-              <w:top w:w="120" w:type="dxa"/>
-              <w:bottom w:w="120" w:type="dxa"/>
-              <w:left w:w="150" w:type="dxa"/>
-              <w:right w:w="150" w:type="dxa"/>
-            </w:tcMar>
             <w:shd w:fill="F8FAFC"/>
           </w:tcPr>
           <w:p>
-            <w:pPr>
-              <w:spacing w:before="0" w:after="0" w:line="276" w:lineRule="auto"/>
-            </w:pPr>
-            <w:r>
-              <w:rPr>
-                <w:rFonts w:ascii="Calibri" w:hAnsi="Calibri"/>
-                <w:color w:val="1E293B"/>
-                <w:sz w:val="19"/>
-              </w:rPr>
+            <w:r>
               <w:t>Catálogo Interactivo</w:t>
             </w:r>
           </w:p>
@@ -857,25 +490,10 @@
         <w:tc>
           <w:tcPr>
             <w:tcW w:type="dxa" w:w="1170"/>
-            <w:vAlign w:val="center"/>
-            <w:tcMar>
-              <w:top w:w="120" w:type="dxa"/>
-              <w:bottom w:w="120" w:type="dxa"/>
-              <w:left w:w="150" w:type="dxa"/>
-              <w:right w:w="150" w:type="dxa"/>
-            </w:tcMar>
             <w:shd w:fill="F8FAFC"/>
           </w:tcPr>
           <w:p>
-            <w:pPr>
-              <w:spacing w:before="0" w:after="0" w:line="276" w:lineRule="auto"/>
-            </w:pPr>
-            <w:r>
-              <w:rPr>
-                <w:rFonts w:ascii="Calibri" w:hAnsi="Calibri"/>
-                <w:color w:val="1E293B"/>
-                <w:sz w:val="19"/>
-              </w:rPr>
+            <w:r>
               <w:t>Cliente / Admin</w:t>
             </w:r>
           </w:p>
@@ -883,25 +501,10 @@
         <w:tc>
           <w:tcPr>
             <w:tcW w:type="dxa" w:w="1170"/>
-            <w:vAlign w:val="center"/>
-            <w:tcMar>
-              <w:top w:w="120" w:type="dxa"/>
-              <w:bottom w:w="120" w:type="dxa"/>
-              <w:left w:w="150" w:type="dxa"/>
-              <w:right w:w="150" w:type="dxa"/>
-            </w:tcMar>
             <w:shd w:fill="F8FAFC"/>
           </w:tcPr>
           <w:p>
-            <w:pPr>
-              <w:spacing w:before="0" w:after="0" w:line="276" w:lineRule="auto"/>
-            </w:pPr>
-            <w:r>
-              <w:rPr>
-                <w:rFonts w:ascii="Calibri" w:hAnsi="Calibri"/>
-                <w:color w:val="1E293B"/>
-                <w:sz w:val="19"/>
-              </w:rPr>
+            <w:r>
               <w:t>El sistema debe mostrar el catálogo de prendas deportivas con fotografía HD, nombre, precio, tallas disponibles y stock en existencias.</w:t>
             </w:r>
           </w:p>
@@ -909,25 +512,10 @@
         <w:tc>
           <w:tcPr>
             <w:tcW w:type="dxa" w:w="1170"/>
-            <w:vAlign w:val="center"/>
-            <w:tcMar>
-              <w:top w:w="120" w:type="dxa"/>
-              <w:bottom w:w="120" w:type="dxa"/>
-              <w:left w:w="150" w:type="dxa"/>
-              <w:right w:w="150" w:type="dxa"/>
-            </w:tcMar>
             <w:shd w:fill="F8FAFC"/>
           </w:tcPr>
           <w:p>
-            <w:pPr>
-              <w:spacing w:before="0" w:after="0" w:line="276" w:lineRule="auto"/>
-            </w:pPr>
-            <w:r>
-              <w:rPr>
-                <w:rFonts w:ascii="Calibri" w:hAnsi="Calibri"/>
-                <w:color w:val="1E293B"/>
-                <w:sz w:val="19"/>
-              </w:rPr>
+            <w:r>
               <w:t>Alta</w:t>
             </w:r>
           </w:p>
@@ -935,25 +523,10 @@
         <w:tc>
           <w:tcPr>
             <w:tcW w:type="dxa" w:w="1170"/>
-            <w:vAlign w:val="center"/>
-            <w:tcMar>
-              <w:top w:w="120" w:type="dxa"/>
-              <w:bottom w:w="120" w:type="dxa"/>
-              <w:left w:w="150" w:type="dxa"/>
-              <w:right w:w="150" w:type="dxa"/>
-            </w:tcMar>
             <w:shd w:fill="F8FAFC"/>
           </w:tcPr>
           <w:p>
-            <w:pPr>
-              <w:spacing w:before="0" w:after="0" w:line="276" w:lineRule="auto"/>
-            </w:pPr>
-            <w:r>
-              <w:rPr>
-                <w:rFonts w:ascii="Calibri" w:hAnsi="Calibri"/>
-                <w:color w:val="1E293B"/>
-                <w:sz w:val="19"/>
-              </w:rPr>
+            <w:r>
               <w:t>Carga reactiva de productos con formato de moneda nacional (S/) y badges de disponibilidad.</w:t>
             </w:r>
           </w:p>
@@ -961,25 +534,10 @@
         <w:tc>
           <w:tcPr>
             <w:tcW w:type="dxa" w:w="1170"/>
-            <w:vAlign w:val="center"/>
-            <w:tcMar>
-              <w:top w:w="120" w:type="dxa"/>
-              <w:bottom w:w="120" w:type="dxa"/>
-              <w:left w:w="150" w:type="dxa"/>
-              <w:right w:w="150" w:type="dxa"/>
-            </w:tcMar>
             <w:shd w:fill="F8FAFC"/>
           </w:tcPr>
           <w:p>
-            <w:pPr>
-              <w:spacing w:before="0" w:after="0" w:line="276" w:lineRule="auto"/>
-            </w:pPr>
-            <w:r>
-              <w:rPr>
-                <w:rFonts w:ascii="Calibri" w:hAnsi="Calibri"/>
-                <w:color w:val="1E293B"/>
-                <w:sz w:val="19"/>
-              </w:rPr>
+            <w:r>
               <w:t>Catálogo</w:t>
             </w:r>
           </w:p>
@@ -987,81 +545,32 @@
         <w:tc>
           <w:tcPr>
             <w:tcW w:type="dxa" w:w="1170"/>
-            <w:vAlign w:val="center"/>
-            <w:tcMar>
-              <w:top w:w="120" w:type="dxa"/>
-              <w:bottom w:w="120" w:type="dxa"/>
-              <w:left w:w="150" w:type="dxa"/>
-              <w:right w:w="150" w:type="dxa"/>
-            </w:tcMar>
             <w:shd w:fill="F8FAFC"/>
           </w:tcPr>
           <w:p>
-            <w:pPr>
-              <w:spacing w:before="0" w:after="0" w:line="276" w:lineRule="auto"/>
-            </w:pPr>
-            <w:r>
-              <w:rPr>
-                <w:rFonts w:ascii="Calibri" w:hAnsi="Calibri"/>
-                <w:color w:val="1E293B"/>
-                <w:sz w:val="19"/>
-              </w:rPr>
+            <w:r>
               <w:t>Implementado</w:t>
             </w:r>
           </w:p>
         </w:tc>
       </w:tr>
       <w:tr>
-        <w:trPr>
-          <w:trHeight w:val="280"/>
-        </w:trPr>
         <w:tc>
           <w:tcPr>
             <w:tcW w:type="dxa" w:w="1170"/>
-            <w:vAlign w:val="center"/>
-            <w:tcMar>
-              <w:top w:w="120" w:type="dxa"/>
-              <w:bottom w:w="120" w:type="dxa"/>
-              <w:left w:w="150" w:type="dxa"/>
-              <w:right w:w="150" w:type="dxa"/>
-            </w:tcMar>
-          </w:tcPr>
-          <w:p>
-            <w:pPr>
-              <w:spacing w:before="0" w:after="0" w:line="276" w:lineRule="auto"/>
-            </w:pPr>
-            <w:r>
-              <w:rPr>
-                <w:rFonts w:ascii="Calibri" w:hAnsi="Calibri"/>
-                <w:b/>
-                <w:color w:val="1E293B"/>
-                <w:sz w:val="19"/>
-              </w:rPr>
-              <w:t>RF-002</w:t>
+          </w:tcPr>
+          <w:p>
+            <w:r>
+              <w:t>**RF-002**</w:t>
             </w:r>
           </w:p>
         </w:tc>
         <w:tc>
           <w:tcPr>
             <w:tcW w:type="dxa" w:w="1170"/>
-            <w:vAlign w:val="center"/>
-            <w:tcMar>
-              <w:top w:w="120" w:type="dxa"/>
-              <w:bottom w:w="120" w:type="dxa"/>
-              <w:left w:w="150" w:type="dxa"/>
-              <w:right w:w="150" w:type="dxa"/>
-            </w:tcMar>
-          </w:tcPr>
-          <w:p>
-            <w:pPr>
-              <w:spacing w:before="0" w:after="0" w:line="276" w:lineRule="auto"/>
-            </w:pPr>
-            <w:r>
-              <w:rPr>
-                <w:rFonts w:ascii="Calibri" w:hAnsi="Calibri"/>
-                <w:color w:val="1E293B"/>
-                <w:sz w:val="19"/>
-              </w:rPr>
+          </w:tcPr>
+          <w:p>
+            <w:r>
               <w:t>Búsqueda y Filtrado Dinámico</w:t>
             </w:r>
           </w:p>
@@ -1069,24 +578,9 @@
         <w:tc>
           <w:tcPr>
             <w:tcW w:type="dxa" w:w="1170"/>
-            <w:vAlign w:val="center"/>
-            <w:tcMar>
-              <w:top w:w="120" w:type="dxa"/>
-              <w:bottom w:w="120" w:type="dxa"/>
-              <w:left w:w="150" w:type="dxa"/>
-              <w:right w:w="150" w:type="dxa"/>
-            </w:tcMar>
-          </w:tcPr>
-          <w:p>
-            <w:pPr>
-              <w:spacing w:before="0" w:after="0" w:line="276" w:lineRule="auto"/>
-            </w:pPr>
-            <w:r>
-              <w:rPr>
-                <w:rFonts w:ascii="Calibri" w:hAnsi="Calibri"/>
-                <w:color w:val="1E293B"/>
-                <w:sz w:val="19"/>
-              </w:rPr>
+          </w:tcPr>
+          <w:p>
+            <w:r>
               <w:t>Cliente / Admin</w:t>
             </w:r>
           </w:p>
@@ -1094,24 +588,9 @@
         <w:tc>
           <w:tcPr>
             <w:tcW w:type="dxa" w:w="1170"/>
-            <w:vAlign w:val="center"/>
-            <w:tcMar>
-              <w:top w:w="120" w:type="dxa"/>
-              <w:bottom w:w="120" w:type="dxa"/>
-              <w:left w:w="150" w:type="dxa"/>
-              <w:right w:w="150" w:type="dxa"/>
-            </w:tcMar>
-          </w:tcPr>
-          <w:p>
-            <w:pPr>
-              <w:spacing w:before="0" w:after="0" w:line="276" w:lineRule="auto"/>
-            </w:pPr>
-            <w:r>
-              <w:rPr>
-                <w:rFonts w:ascii="Calibri" w:hAnsi="Calibri"/>
-                <w:color w:val="1E293B"/>
-                <w:sz w:val="19"/>
-              </w:rPr>
+          </w:tcPr>
+          <w:p>
+            <w:r>
               <w:t>El sistema debe permitir filtrar productos por categoría, talla y texto predictivo en tiempo real sin recargar la página.</w:t>
             </w:r>
           </w:p>
@@ -1119,24 +598,9 @@
         <w:tc>
           <w:tcPr>
             <w:tcW w:type="dxa" w:w="1170"/>
-            <w:vAlign w:val="center"/>
-            <w:tcMar>
-              <w:top w:w="120" w:type="dxa"/>
-              <w:bottom w:w="120" w:type="dxa"/>
-              <w:left w:w="150" w:type="dxa"/>
-              <w:right w:w="150" w:type="dxa"/>
-            </w:tcMar>
-          </w:tcPr>
-          <w:p>
-            <w:pPr>
-              <w:spacing w:before="0" w:after="0" w:line="276" w:lineRule="auto"/>
-            </w:pPr>
-            <w:r>
-              <w:rPr>
-                <w:rFonts w:ascii="Calibri" w:hAnsi="Calibri"/>
-                <w:color w:val="1E293B"/>
-                <w:sz w:val="19"/>
-              </w:rPr>
+          </w:tcPr>
+          <w:p>
+            <w:r>
               <w:t>Alta</w:t>
             </w:r>
           </w:p>
@@ -1144,24 +608,9 @@
         <w:tc>
           <w:tcPr>
             <w:tcW w:type="dxa" w:w="1170"/>
-            <w:vAlign w:val="center"/>
-            <w:tcMar>
-              <w:top w:w="120" w:type="dxa"/>
-              <w:bottom w:w="120" w:type="dxa"/>
-              <w:left w:w="150" w:type="dxa"/>
-              <w:right w:w="150" w:type="dxa"/>
-            </w:tcMar>
-          </w:tcPr>
-          <w:p>
-            <w:pPr>
-              <w:spacing w:before="0" w:after="0" w:line="276" w:lineRule="auto"/>
-            </w:pPr>
-            <w:r>
-              <w:rPr>
-                <w:rFonts w:ascii="Calibri" w:hAnsi="Calibri"/>
-                <w:color w:val="1E293B"/>
-                <w:sz w:val="19"/>
-              </w:rPr>
+          </w:tcPr>
+          <w:p>
+            <w:r>
               <w:t>Respuesta del filtro en menos de 100 ms ante cualquier interacción del usuario.</w:t>
             </w:r>
           </w:p>
@@ -1169,24 +618,9 @@
         <w:tc>
           <w:tcPr>
             <w:tcW w:type="dxa" w:w="1170"/>
-            <w:vAlign w:val="center"/>
-            <w:tcMar>
-              <w:top w:w="120" w:type="dxa"/>
-              <w:bottom w:w="120" w:type="dxa"/>
-              <w:left w:w="150" w:type="dxa"/>
-              <w:right w:w="150" w:type="dxa"/>
-            </w:tcMar>
-          </w:tcPr>
-          <w:p>
-            <w:pPr>
-              <w:spacing w:before="0" w:after="0" w:line="276" w:lineRule="auto"/>
-            </w:pPr>
-            <w:r>
-              <w:rPr>
-                <w:rFonts w:ascii="Calibri" w:hAnsi="Calibri"/>
-                <w:color w:val="1E293B"/>
-                <w:sz w:val="19"/>
-              </w:rPr>
+          </w:tcPr>
+          <w:p>
+            <w:r>
               <w:t>Catálogo</w:t>
             </w:r>
           </w:p>
@@ -1194,82 +628,33 @@
         <w:tc>
           <w:tcPr>
             <w:tcW w:type="dxa" w:w="1170"/>
-            <w:vAlign w:val="center"/>
-            <w:tcMar>
-              <w:top w:w="120" w:type="dxa"/>
-              <w:bottom w:w="120" w:type="dxa"/>
-              <w:left w:w="150" w:type="dxa"/>
-              <w:right w:w="150" w:type="dxa"/>
-            </w:tcMar>
-          </w:tcPr>
-          <w:p>
-            <w:pPr>
-              <w:spacing w:before="0" w:after="0" w:line="276" w:lineRule="auto"/>
-            </w:pPr>
-            <w:r>
-              <w:rPr>
-                <w:rFonts w:ascii="Calibri" w:hAnsi="Calibri"/>
-                <w:color w:val="1E293B"/>
-                <w:sz w:val="19"/>
-              </w:rPr>
+          </w:tcPr>
+          <w:p>
+            <w:r>
               <w:t>Implementado</w:t>
             </w:r>
           </w:p>
         </w:tc>
       </w:tr>
       <w:tr>
-        <w:trPr>
-          <w:trHeight w:val="280"/>
-        </w:trPr>
         <w:tc>
           <w:tcPr>
             <w:tcW w:type="dxa" w:w="1170"/>
-            <w:vAlign w:val="center"/>
-            <w:tcMar>
-              <w:top w:w="120" w:type="dxa"/>
-              <w:bottom w:w="120" w:type="dxa"/>
-              <w:left w:w="150" w:type="dxa"/>
-              <w:right w:w="150" w:type="dxa"/>
-            </w:tcMar>
             <w:shd w:fill="F8FAFC"/>
           </w:tcPr>
           <w:p>
-            <w:pPr>
-              <w:spacing w:before="0" w:after="0" w:line="276" w:lineRule="auto"/>
-            </w:pPr>
-            <w:r>
-              <w:rPr>
-                <w:rFonts w:ascii="Calibri" w:hAnsi="Calibri"/>
-                <w:b/>
-                <w:color w:val="1E293B"/>
-                <w:sz w:val="19"/>
-              </w:rPr>
-              <w:t>RF-003</w:t>
+            <w:r>
+              <w:t>**RF-003**</w:t>
             </w:r>
           </w:p>
         </w:tc>
         <w:tc>
           <w:tcPr>
             <w:tcW w:type="dxa" w:w="1170"/>
-            <w:vAlign w:val="center"/>
-            <w:tcMar>
-              <w:top w:w="120" w:type="dxa"/>
-              <w:bottom w:w="120" w:type="dxa"/>
-              <w:left w:w="150" w:type="dxa"/>
-              <w:right w:w="150" w:type="dxa"/>
-            </w:tcMar>
             <w:shd w:fill="F8FAFC"/>
           </w:tcPr>
           <w:p>
-            <w:pPr>
-              <w:spacing w:before="0" w:after="0" w:line="276" w:lineRule="auto"/>
-            </w:pPr>
-            <w:r>
-              <w:rPr>
-                <w:rFonts w:ascii="Calibri" w:hAnsi="Calibri"/>
-                <w:color w:val="1E293B"/>
-                <w:sz w:val="19"/>
-              </w:rPr>
+            <w:r>
               <w:t>Carrito de Compras Reactivo</w:t>
             </w:r>
           </w:p>
@@ -1277,25 +662,10 @@
         <w:tc>
           <w:tcPr>
             <w:tcW w:type="dxa" w:w="1170"/>
-            <w:vAlign w:val="center"/>
-            <w:tcMar>
-              <w:top w:w="120" w:type="dxa"/>
-              <w:bottom w:w="120" w:type="dxa"/>
-              <w:left w:w="150" w:type="dxa"/>
-              <w:right w:w="150" w:type="dxa"/>
-            </w:tcMar>
             <w:shd w:fill="F8FAFC"/>
           </w:tcPr>
           <w:p>
-            <w:pPr>
-              <w:spacing w:before="0" w:after="0" w:line="276" w:lineRule="auto"/>
-            </w:pPr>
-            <w:r>
-              <w:rPr>
-                <w:rFonts w:ascii="Calibri" w:hAnsi="Calibri"/>
-                <w:color w:val="1E293B"/>
-                <w:sz w:val="19"/>
-              </w:rPr>
+            <w:r>
               <w:t>Cliente / Admin</w:t>
             </w:r>
           </w:p>
@@ -1303,25 +673,10 @@
         <w:tc>
           <w:tcPr>
             <w:tcW w:type="dxa" w:w="1170"/>
-            <w:vAlign w:val="center"/>
-            <w:tcMar>
-              <w:top w:w="120" w:type="dxa"/>
-              <w:bottom w:w="120" w:type="dxa"/>
-              <w:left w:w="150" w:type="dxa"/>
-              <w:right w:w="150" w:type="dxa"/>
-            </w:tcMar>
             <w:shd w:fill="F8FAFC"/>
           </w:tcPr>
           <w:p>
-            <w:pPr>
-              <w:spacing w:before="0" w:after="0" w:line="276" w:lineRule="auto"/>
-            </w:pPr>
-            <w:r>
-              <w:rPr>
-                <w:rFonts w:ascii="Calibri" w:hAnsi="Calibri"/>
-                <w:color w:val="1E293B"/>
-                <w:sz w:val="19"/>
-              </w:rPr>
+            <w:r>
               <w:t>El sistema debe permitir añadir artículos, modificar cantidades y eliminar prendas, recalculando el subtotal al instante.</w:t>
             </w:r>
           </w:p>
@@ -1329,25 +684,10 @@
         <w:tc>
           <w:tcPr>
             <w:tcW w:type="dxa" w:w="1170"/>
-            <w:vAlign w:val="center"/>
-            <w:tcMar>
-              <w:top w:w="120" w:type="dxa"/>
-              <w:bottom w:w="120" w:type="dxa"/>
-              <w:left w:w="150" w:type="dxa"/>
-              <w:right w:w="150" w:type="dxa"/>
-            </w:tcMar>
             <w:shd w:fill="F8FAFC"/>
           </w:tcPr>
           <w:p>
-            <w:pPr>
-              <w:spacing w:before="0" w:after="0" w:line="276" w:lineRule="auto"/>
-            </w:pPr>
-            <w:r>
-              <w:rPr>
-                <w:rFonts w:ascii="Calibri" w:hAnsi="Calibri"/>
-                <w:color w:val="1E293B"/>
-                <w:sz w:val="19"/>
-              </w:rPr>
+            <w:r>
               <w:t>Alta</w:t>
             </w:r>
           </w:p>
@@ -1355,25 +695,10 @@
         <w:tc>
           <w:tcPr>
             <w:tcW w:type="dxa" w:w="1170"/>
-            <w:vAlign w:val="center"/>
-            <w:tcMar>
-              <w:top w:w="120" w:type="dxa"/>
-              <w:bottom w:w="120" w:type="dxa"/>
-              <w:left w:w="150" w:type="dxa"/>
-              <w:right w:w="150" w:type="dxa"/>
-            </w:tcMar>
             <w:shd w:fill="F8FAFC"/>
           </w:tcPr>
           <w:p>
-            <w:pPr>
-              <w:spacing w:before="0" w:after="0" w:line="276" w:lineRule="auto"/>
-            </w:pPr>
-            <w:r>
-              <w:rPr>
-                <w:rFonts w:ascii="Calibri" w:hAnsi="Calibri"/>
-                <w:color w:val="1E293B"/>
-                <w:sz w:val="19"/>
-              </w:rPr>
+            <w:r>
               <w:t>Persistencia del estado del carrito durante la sesión y actualización reactiva de montos.</w:t>
             </w:r>
           </w:p>
@@ -1381,25 +706,10 @@
         <w:tc>
           <w:tcPr>
             <w:tcW w:type="dxa" w:w="1170"/>
-            <w:vAlign w:val="center"/>
-            <w:tcMar>
-              <w:top w:w="120" w:type="dxa"/>
-              <w:bottom w:w="120" w:type="dxa"/>
-              <w:left w:w="150" w:type="dxa"/>
-              <w:right w:w="150" w:type="dxa"/>
-            </w:tcMar>
             <w:shd w:fill="F8FAFC"/>
           </w:tcPr>
           <w:p>
-            <w:pPr>
-              <w:spacing w:before="0" w:after="0" w:line="276" w:lineRule="auto"/>
-            </w:pPr>
-            <w:r>
-              <w:rPr>
-                <w:rFonts w:ascii="Calibri" w:hAnsi="Calibri"/>
-                <w:color w:val="1E293B"/>
-                <w:sz w:val="19"/>
-              </w:rPr>
+            <w:r>
               <w:t>Carrito</w:t>
             </w:r>
           </w:p>
@@ -1407,81 +717,32 @@
         <w:tc>
           <w:tcPr>
             <w:tcW w:type="dxa" w:w="1170"/>
-            <w:vAlign w:val="center"/>
-            <w:tcMar>
-              <w:top w:w="120" w:type="dxa"/>
-              <w:bottom w:w="120" w:type="dxa"/>
-              <w:left w:w="150" w:type="dxa"/>
-              <w:right w:w="150" w:type="dxa"/>
-            </w:tcMar>
             <w:shd w:fill="F8FAFC"/>
           </w:tcPr>
           <w:p>
-            <w:pPr>
-              <w:spacing w:before="0" w:after="0" w:line="276" w:lineRule="auto"/>
-            </w:pPr>
-            <w:r>
-              <w:rPr>
-                <w:rFonts w:ascii="Calibri" w:hAnsi="Calibri"/>
-                <w:color w:val="1E293B"/>
-                <w:sz w:val="19"/>
-              </w:rPr>
+            <w:r>
               <w:t>Implementado</w:t>
             </w:r>
           </w:p>
         </w:tc>
       </w:tr>
       <w:tr>
-        <w:trPr>
-          <w:trHeight w:val="280"/>
-        </w:trPr>
         <w:tc>
           <w:tcPr>
             <w:tcW w:type="dxa" w:w="1170"/>
-            <w:vAlign w:val="center"/>
-            <w:tcMar>
-              <w:top w:w="120" w:type="dxa"/>
-              <w:bottom w:w="120" w:type="dxa"/>
-              <w:left w:w="150" w:type="dxa"/>
-              <w:right w:w="150" w:type="dxa"/>
-            </w:tcMar>
-          </w:tcPr>
-          <w:p>
-            <w:pPr>
-              <w:spacing w:before="0" w:after="0" w:line="276" w:lineRule="auto"/>
-            </w:pPr>
-            <w:r>
-              <w:rPr>
-                <w:rFonts w:ascii="Calibri" w:hAnsi="Calibri"/>
-                <w:b/>
-                <w:color w:val="1E293B"/>
-                <w:sz w:val="19"/>
-              </w:rPr>
-              <w:t>RF-004</w:t>
+          </w:tcPr>
+          <w:p>
+            <w:r>
+              <w:t>**RF-004**</w:t>
             </w:r>
           </w:p>
         </w:tc>
         <w:tc>
           <w:tcPr>
             <w:tcW w:type="dxa" w:w="1170"/>
-            <w:vAlign w:val="center"/>
-            <w:tcMar>
-              <w:top w:w="120" w:type="dxa"/>
-              <w:bottom w:w="120" w:type="dxa"/>
-              <w:left w:w="150" w:type="dxa"/>
-              <w:right w:w="150" w:type="dxa"/>
-            </w:tcMar>
-          </w:tcPr>
-          <w:p>
-            <w:pPr>
-              <w:spacing w:before="0" w:after="0" w:line="276" w:lineRule="auto"/>
-            </w:pPr>
-            <w:r>
-              <w:rPr>
-                <w:rFonts w:ascii="Calibri" w:hAnsi="Calibri"/>
-                <w:color w:val="1E293B"/>
-                <w:sz w:val="19"/>
-              </w:rPr>
+          </w:tcPr>
+          <w:p>
+            <w:r>
               <w:t>Validación Automática de Stock</w:t>
             </w:r>
           </w:p>
@@ -1489,24 +750,9 @@
         <w:tc>
           <w:tcPr>
             <w:tcW w:type="dxa" w:w="1170"/>
-            <w:vAlign w:val="center"/>
-            <w:tcMar>
-              <w:top w:w="120" w:type="dxa"/>
-              <w:bottom w:w="120" w:type="dxa"/>
-              <w:left w:w="150" w:type="dxa"/>
-              <w:right w:w="150" w:type="dxa"/>
-            </w:tcMar>
-          </w:tcPr>
-          <w:p>
-            <w:pPr>
-              <w:spacing w:before="0" w:after="0" w:line="276" w:lineRule="auto"/>
-            </w:pPr>
-            <w:r>
-              <w:rPr>
-                <w:rFonts w:ascii="Calibri" w:hAnsi="Calibri"/>
-                <w:color w:val="1E293B"/>
-                <w:sz w:val="19"/>
-              </w:rPr>
+          </w:tcPr>
+          <w:p>
+            <w:r>
               <w:t>Sistema</w:t>
             </w:r>
           </w:p>
@@ -1514,24 +760,9 @@
         <w:tc>
           <w:tcPr>
             <w:tcW w:type="dxa" w:w="1170"/>
-            <w:vAlign w:val="center"/>
-            <w:tcMar>
-              <w:top w:w="120" w:type="dxa"/>
-              <w:bottom w:w="120" w:type="dxa"/>
-              <w:left w:w="150" w:type="dxa"/>
-              <w:right w:w="150" w:type="dxa"/>
-            </w:tcMar>
-          </w:tcPr>
-          <w:p>
-            <w:pPr>
-              <w:spacing w:before="0" w:after="0" w:line="276" w:lineRule="auto"/>
-            </w:pPr>
-            <w:r>
-              <w:rPr>
-                <w:rFonts w:ascii="Calibri" w:hAnsi="Calibri"/>
-                <w:color w:val="1E293B"/>
-                <w:sz w:val="19"/>
-              </w:rPr>
+          </w:tcPr>
+          <w:p>
+            <w:r>
               <w:t>El sistema debe impedir la selección o compra de cantidades que excedan las existencias físicas registradas.</w:t>
             </w:r>
           </w:p>
@@ -1539,24 +770,9 @@
         <w:tc>
           <w:tcPr>
             <w:tcW w:type="dxa" w:w="1170"/>
-            <w:vAlign w:val="center"/>
-            <w:tcMar>
-              <w:top w:w="120" w:type="dxa"/>
-              <w:bottom w:w="120" w:type="dxa"/>
-              <w:left w:w="150" w:type="dxa"/>
-              <w:right w:w="150" w:type="dxa"/>
-            </w:tcMar>
-          </w:tcPr>
-          <w:p>
-            <w:pPr>
-              <w:spacing w:before="0" w:after="0" w:line="276" w:lineRule="auto"/>
-            </w:pPr>
-            <w:r>
-              <w:rPr>
-                <w:rFonts w:ascii="Calibri" w:hAnsi="Calibri"/>
-                <w:color w:val="1E293B"/>
-                <w:sz w:val="19"/>
-              </w:rPr>
+          </w:tcPr>
+          <w:p>
+            <w:r>
               <w:t>Alta</w:t>
             </w:r>
           </w:p>
@@ -1564,24 +780,9 @@
         <w:tc>
           <w:tcPr>
             <w:tcW w:type="dxa" w:w="1170"/>
-            <w:vAlign w:val="center"/>
-            <w:tcMar>
-              <w:top w:w="120" w:type="dxa"/>
-              <w:bottom w:w="120" w:type="dxa"/>
-              <w:left w:w="150" w:type="dxa"/>
-              <w:right w:w="150" w:type="dxa"/>
-            </w:tcMar>
-          </w:tcPr>
-          <w:p>
-            <w:pPr>
-              <w:spacing w:before="0" w:after="0" w:line="276" w:lineRule="auto"/>
-            </w:pPr>
-            <w:r>
-              <w:rPr>
-                <w:rFonts w:ascii="Calibri" w:hAnsi="Calibri"/>
-                <w:color w:val="1E293B"/>
-                <w:sz w:val="19"/>
-              </w:rPr>
+          </w:tcPr>
+          <w:p>
+            <w:r>
               <w:t>Deshabilitación de botones de incremento y presentación de alerta contextual de stock agotado.</w:t>
             </w:r>
           </w:p>
@@ -1589,24 +790,9 @@
         <w:tc>
           <w:tcPr>
             <w:tcW w:type="dxa" w:w="1170"/>
-            <w:vAlign w:val="center"/>
-            <w:tcMar>
-              <w:top w:w="120" w:type="dxa"/>
-              <w:bottom w:w="120" w:type="dxa"/>
-              <w:left w:w="150" w:type="dxa"/>
-              <w:right w:w="150" w:type="dxa"/>
-            </w:tcMar>
-          </w:tcPr>
-          <w:p>
-            <w:pPr>
-              <w:spacing w:before="0" w:after="0" w:line="276" w:lineRule="auto"/>
-            </w:pPr>
-            <w:r>
-              <w:rPr>
-                <w:rFonts w:ascii="Calibri" w:hAnsi="Calibri"/>
-                <w:color w:val="1E293B"/>
-                <w:sz w:val="19"/>
-              </w:rPr>
+          </w:tcPr>
+          <w:p>
+            <w:r>
               <w:t>Inventario</w:t>
             </w:r>
           </w:p>
@@ -1614,82 +800,33 @@
         <w:tc>
           <w:tcPr>
             <w:tcW w:type="dxa" w:w="1170"/>
-            <w:vAlign w:val="center"/>
-            <w:tcMar>
-              <w:top w:w="120" w:type="dxa"/>
-              <w:bottom w:w="120" w:type="dxa"/>
-              <w:left w:w="150" w:type="dxa"/>
-              <w:right w:w="150" w:type="dxa"/>
-            </w:tcMar>
-          </w:tcPr>
-          <w:p>
-            <w:pPr>
-              <w:spacing w:before="0" w:after="0" w:line="276" w:lineRule="auto"/>
-            </w:pPr>
-            <w:r>
-              <w:rPr>
-                <w:rFonts w:ascii="Calibri" w:hAnsi="Calibri"/>
-                <w:color w:val="1E293B"/>
-                <w:sz w:val="19"/>
-              </w:rPr>
+          </w:tcPr>
+          <w:p>
+            <w:r>
               <w:t>Implementado</w:t>
             </w:r>
           </w:p>
         </w:tc>
       </w:tr>
       <w:tr>
-        <w:trPr>
-          <w:trHeight w:val="280"/>
-        </w:trPr>
         <w:tc>
           <w:tcPr>
             <w:tcW w:type="dxa" w:w="1170"/>
-            <w:vAlign w:val="center"/>
-            <w:tcMar>
-              <w:top w:w="120" w:type="dxa"/>
-              <w:bottom w:w="120" w:type="dxa"/>
-              <w:left w:w="150" w:type="dxa"/>
-              <w:right w:w="150" w:type="dxa"/>
-            </w:tcMar>
             <w:shd w:fill="F8FAFC"/>
           </w:tcPr>
           <w:p>
-            <w:pPr>
-              <w:spacing w:before="0" w:after="0" w:line="276" w:lineRule="auto"/>
-            </w:pPr>
-            <w:r>
-              <w:rPr>
-                <w:rFonts w:ascii="Calibri" w:hAnsi="Calibri"/>
-                <w:b/>
-                <w:color w:val="1E293B"/>
-                <w:sz w:val="19"/>
-              </w:rPr>
-              <w:t>RF-005</w:t>
+            <w:r>
+              <w:t>**RF-005**</w:t>
             </w:r>
           </w:p>
         </w:tc>
         <w:tc>
           <w:tcPr>
             <w:tcW w:type="dxa" w:w="1170"/>
-            <w:vAlign w:val="center"/>
-            <w:tcMar>
-              <w:top w:w="120" w:type="dxa"/>
-              <w:bottom w:w="120" w:type="dxa"/>
-              <w:left w:w="150" w:type="dxa"/>
-              <w:right w:w="150" w:type="dxa"/>
-            </w:tcMar>
             <w:shd w:fill="F8FAFC"/>
           </w:tcPr>
           <w:p>
-            <w:pPr>
-              <w:spacing w:before="0" w:after="0" w:line="276" w:lineRule="auto"/>
-            </w:pPr>
-            <w:r>
-              <w:rPr>
-                <w:rFonts w:ascii="Calibri" w:hAnsi="Calibri"/>
-                <w:color w:val="1E293B"/>
-                <w:sz w:val="19"/>
-              </w:rPr>
+            <w:r>
               <w:t>Formulario de Registro de Orden</w:t>
             </w:r>
           </w:p>
@@ -1697,25 +834,10 @@
         <w:tc>
           <w:tcPr>
             <w:tcW w:type="dxa" w:w="1170"/>
-            <w:vAlign w:val="center"/>
-            <w:tcMar>
-              <w:top w:w="120" w:type="dxa"/>
-              <w:bottom w:w="120" w:type="dxa"/>
-              <w:left w:w="150" w:type="dxa"/>
-              <w:right w:w="150" w:type="dxa"/>
-            </w:tcMar>
             <w:shd w:fill="F8FAFC"/>
           </w:tcPr>
           <w:p>
-            <w:pPr>
-              <w:spacing w:before="0" w:after="0" w:line="276" w:lineRule="auto"/>
-            </w:pPr>
-            <w:r>
-              <w:rPr>
-                <w:rFonts w:ascii="Calibri" w:hAnsi="Calibri"/>
-                <w:color w:val="1E293B"/>
-                <w:sz w:val="19"/>
-              </w:rPr>
+            <w:r>
               <w:t>Cliente / Admin</w:t>
             </w:r>
           </w:p>
@@ -1723,25 +845,10 @@
         <w:tc>
           <w:tcPr>
             <w:tcW w:type="dxa" w:w="1170"/>
-            <w:vAlign w:val="center"/>
-            <w:tcMar>
-              <w:top w:w="120" w:type="dxa"/>
-              <w:bottom w:w="120" w:type="dxa"/>
-              <w:left w:w="150" w:type="dxa"/>
-              <w:right w:w="150" w:type="dxa"/>
-            </w:tcMar>
             <w:shd w:fill="F8FAFC"/>
           </w:tcPr>
           <w:p>
-            <w:pPr>
-              <w:spacing w:before="0" w:after="0" w:line="276" w:lineRule="auto"/>
-            </w:pPr>
-            <w:r>
-              <w:rPr>
-                <w:rFonts w:ascii="Calibri" w:hAnsi="Calibri"/>
-                <w:color w:val="1E293B"/>
-                <w:sz w:val="19"/>
-              </w:rPr>
+            <w:r>
               <w:t>El sistema debe capturar los datos de entrega: nombre completo, teléfono móvil, dirección de envío y canal de atención.</w:t>
             </w:r>
           </w:p>
@@ -1749,25 +856,10 @@
         <w:tc>
           <w:tcPr>
             <w:tcW w:type="dxa" w:w="1170"/>
-            <w:vAlign w:val="center"/>
-            <w:tcMar>
-              <w:top w:w="120" w:type="dxa"/>
-              <w:bottom w:w="120" w:type="dxa"/>
-              <w:left w:w="150" w:type="dxa"/>
-              <w:right w:w="150" w:type="dxa"/>
-            </w:tcMar>
             <w:shd w:fill="F8FAFC"/>
           </w:tcPr>
           <w:p>
-            <w:pPr>
-              <w:spacing w:before="0" w:after="0" w:line="276" w:lineRule="auto"/>
-            </w:pPr>
-            <w:r>
-              <w:rPr>
-                <w:rFonts w:ascii="Calibri" w:hAnsi="Calibri"/>
-                <w:color w:val="1E293B"/>
-                <w:sz w:val="19"/>
-              </w:rPr>
+            <w:r>
               <w:t>Alta</w:t>
             </w:r>
           </w:p>
@@ -1775,67 +867,21 @@
         <w:tc>
           <w:tcPr>
             <w:tcW w:type="dxa" w:w="1170"/>
-            <w:vAlign w:val="center"/>
-            <w:tcMar>
-              <w:top w:w="120" w:type="dxa"/>
-              <w:bottom w:w="120" w:type="dxa"/>
-              <w:left w:w="150" w:type="dxa"/>
-              <w:right w:w="150" w:type="dxa"/>
-            </w:tcMar>
             <w:shd w:fill="F8FAFC"/>
           </w:tcPr>
           <w:p>
-            <w:pPr>
-              <w:spacing w:before="0" w:after="0" w:line="276" w:lineRule="auto"/>
-            </w:pPr>
-            <w:r>
-              <w:rPr>
-                <w:rFonts w:ascii="Calibri" w:hAnsi="Calibri"/>
-                <w:color w:val="1E293B"/>
-                <w:sz w:val="19"/>
-              </w:rPr>
-              <w:t>Validación estricta de campos obligatorios y generación de identificador único correlativo (</w:t>
-            </w:r>
-            <w:r>
-              <w:rPr>
-                <w:rFonts w:ascii="Consolas" w:hAnsi="Consolas"/>
-                <w:color w:val="C2410C"/>
-                <w:sz w:val="19"/>
-              </w:rPr>
-              <w:t>LFT-XXX</w:t>
-            </w:r>
-            <w:r>
-              <w:rPr>
-                <w:rFonts w:ascii="Calibri" w:hAnsi="Calibri"/>
-                <w:color w:val="1E293B"/>
-                <w:sz w:val="19"/>
-              </w:rPr>
-              <w:t>).</w:t>
+            <w:r>
+              <w:t>Validación estricta de campos obligatorios y generación de identificador único correlativo (`LFT-XXX`).</w:t>
             </w:r>
           </w:p>
         </w:tc>
         <w:tc>
           <w:tcPr>
             <w:tcW w:type="dxa" w:w="1170"/>
-            <w:vAlign w:val="center"/>
-            <w:tcMar>
-              <w:top w:w="120" w:type="dxa"/>
-              <w:bottom w:w="120" w:type="dxa"/>
-              <w:left w:w="150" w:type="dxa"/>
-              <w:right w:w="150" w:type="dxa"/>
-            </w:tcMar>
             <w:shd w:fill="F8FAFC"/>
           </w:tcPr>
           <w:p>
-            <w:pPr>
-              <w:spacing w:before="0" w:after="0" w:line="276" w:lineRule="auto"/>
-            </w:pPr>
-            <w:r>
-              <w:rPr>
-                <w:rFonts w:ascii="Calibri" w:hAnsi="Calibri"/>
-                <w:color w:val="1E293B"/>
-                <w:sz w:val="19"/>
-              </w:rPr>
+            <w:r>
               <w:t>Pedidos</w:t>
             </w:r>
           </w:p>
@@ -1843,81 +889,32 @@
         <w:tc>
           <w:tcPr>
             <w:tcW w:type="dxa" w:w="1170"/>
-            <w:vAlign w:val="center"/>
-            <w:tcMar>
-              <w:top w:w="120" w:type="dxa"/>
-              <w:bottom w:w="120" w:type="dxa"/>
-              <w:left w:w="150" w:type="dxa"/>
-              <w:right w:w="150" w:type="dxa"/>
-            </w:tcMar>
             <w:shd w:fill="F8FAFC"/>
           </w:tcPr>
           <w:p>
-            <w:pPr>
-              <w:spacing w:before="0" w:after="0" w:line="276" w:lineRule="auto"/>
-            </w:pPr>
-            <w:r>
-              <w:rPr>
-                <w:rFonts w:ascii="Calibri" w:hAnsi="Calibri"/>
-                <w:color w:val="1E293B"/>
-                <w:sz w:val="19"/>
-              </w:rPr>
+            <w:r>
               <w:t>Implementado</w:t>
             </w:r>
           </w:p>
         </w:tc>
       </w:tr>
       <w:tr>
-        <w:trPr>
-          <w:trHeight w:val="280"/>
-        </w:trPr>
         <w:tc>
           <w:tcPr>
             <w:tcW w:type="dxa" w:w="1170"/>
-            <w:vAlign w:val="center"/>
-            <w:tcMar>
-              <w:top w:w="120" w:type="dxa"/>
-              <w:bottom w:w="120" w:type="dxa"/>
-              <w:left w:w="150" w:type="dxa"/>
-              <w:right w:w="150" w:type="dxa"/>
-            </w:tcMar>
-          </w:tcPr>
-          <w:p>
-            <w:pPr>
-              <w:spacing w:before="0" w:after="0" w:line="276" w:lineRule="auto"/>
-            </w:pPr>
-            <w:r>
-              <w:rPr>
-                <w:rFonts w:ascii="Calibri" w:hAnsi="Calibri"/>
-                <w:b/>
-                <w:color w:val="1E293B"/>
-                <w:sz w:val="19"/>
-              </w:rPr>
-              <w:t>RF-006</w:t>
+          </w:tcPr>
+          <w:p>
+            <w:r>
+              <w:t>**RF-006**</w:t>
             </w:r>
           </w:p>
         </w:tc>
         <w:tc>
           <w:tcPr>
             <w:tcW w:type="dxa" w:w="1170"/>
-            <w:vAlign w:val="center"/>
-            <w:tcMar>
-              <w:top w:w="120" w:type="dxa"/>
-              <w:bottom w:w="120" w:type="dxa"/>
-              <w:left w:w="150" w:type="dxa"/>
-              <w:right w:w="150" w:type="dxa"/>
-            </w:tcMar>
-          </w:tcPr>
-          <w:p>
-            <w:pPr>
-              <w:spacing w:before="0" w:after="0" w:line="276" w:lineRule="auto"/>
-            </w:pPr>
-            <w:r>
-              <w:rPr>
-                <w:rFonts w:ascii="Calibri" w:hAnsi="Calibri"/>
-                <w:color w:val="1E293B"/>
-                <w:sz w:val="19"/>
-              </w:rPr>
+          </w:tcPr>
+          <w:p>
+            <w:r>
               <w:t>Liquidación de Flete y Totales</w:t>
             </w:r>
           </w:p>
@@ -1925,24 +922,9 @@
         <w:tc>
           <w:tcPr>
             <w:tcW w:type="dxa" w:w="1170"/>
-            <w:vAlign w:val="center"/>
-            <w:tcMar>
-              <w:top w:w="120" w:type="dxa"/>
-              <w:bottom w:w="120" w:type="dxa"/>
-              <w:left w:w="150" w:type="dxa"/>
-              <w:right w:w="150" w:type="dxa"/>
-            </w:tcMar>
-          </w:tcPr>
-          <w:p>
-            <w:pPr>
-              <w:spacing w:before="0" w:after="0" w:line="276" w:lineRule="auto"/>
-            </w:pPr>
-            <w:r>
-              <w:rPr>
-                <w:rFonts w:ascii="Calibri" w:hAnsi="Calibri"/>
-                <w:color w:val="1E293B"/>
-                <w:sz w:val="19"/>
-              </w:rPr>
+          </w:tcPr>
+          <w:p>
+            <w:r>
               <w:t>Sistema</w:t>
             </w:r>
           </w:p>
@@ -1950,24 +932,9 @@
         <w:tc>
           <w:tcPr>
             <w:tcW w:type="dxa" w:w="1170"/>
-            <w:vAlign w:val="center"/>
-            <w:tcMar>
-              <w:top w:w="120" w:type="dxa"/>
-              <w:bottom w:w="120" w:type="dxa"/>
-              <w:left w:w="150" w:type="dxa"/>
-              <w:right w:w="150" w:type="dxa"/>
-            </w:tcMar>
-          </w:tcPr>
-          <w:p>
-            <w:pPr>
-              <w:spacing w:before="0" w:after="0" w:line="276" w:lineRule="auto"/>
-            </w:pPr>
-            <w:r>
-              <w:rPr>
-                <w:rFonts w:ascii="Calibri" w:hAnsi="Calibri"/>
-                <w:color w:val="1E293B"/>
-                <w:sz w:val="19"/>
-              </w:rPr>
+          </w:tcPr>
+          <w:p>
+            <w:r>
               <w:t>El sistema debe calcular el costo de despacho según la zona geográfica (Lima local vs Provincia) y consolidar el total.</w:t>
             </w:r>
           </w:p>
@@ -1975,24 +942,9 @@
         <w:tc>
           <w:tcPr>
             <w:tcW w:type="dxa" w:w="1170"/>
-            <w:vAlign w:val="center"/>
-            <w:tcMar>
-              <w:top w:w="120" w:type="dxa"/>
-              <w:bottom w:w="120" w:type="dxa"/>
-              <w:left w:w="150" w:type="dxa"/>
-              <w:right w:w="150" w:type="dxa"/>
-            </w:tcMar>
-          </w:tcPr>
-          <w:p>
-            <w:pPr>
-              <w:spacing w:before="0" w:after="0" w:line="276" w:lineRule="auto"/>
-            </w:pPr>
-            <w:r>
-              <w:rPr>
-                <w:rFonts w:ascii="Calibri" w:hAnsi="Calibri"/>
-                <w:color w:val="1E293B"/>
-                <w:sz w:val="19"/>
-              </w:rPr>
+          </w:tcPr>
+          <w:p>
+            <w:r>
               <w:t>Media</w:t>
             </w:r>
           </w:p>
@@ -2000,24 +952,9 @@
         <w:tc>
           <w:tcPr>
             <w:tcW w:type="dxa" w:w="1170"/>
-            <w:vAlign w:val="center"/>
-            <w:tcMar>
-              <w:top w:w="120" w:type="dxa"/>
-              <w:bottom w:w="120" w:type="dxa"/>
-              <w:left w:w="150" w:type="dxa"/>
-              <w:right w:w="150" w:type="dxa"/>
-            </w:tcMar>
-          </w:tcPr>
-          <w:p>
-            <w:pPr>
-              <w:spacing w:before="0" w:after="0" w:line="276" w:lineRule="auto"/>
-            </w:pPr>
-            <w:r>
-              <w:rPr>
-                <w:rFonts w:ascii="Calibri" w:hAnsi="Calibri"/>
-                <w:color w:val="1E293B"/>
-                <w:sz w:val="19"/>
-              </w:rPr>
+          </w:tcPr>
+          <w:p>
+            <w:r>
               <w:t>Desglose aritmético exacto de subtotal de prendas, tarifa de delivery/encomienda y total.</w:t>
             </w:r>
           </w:p>
@@ -2025,24 +962,9 @@
         <w:tc>
           <w:tcPr>
             <w:tcW w:type="dxa" w:w="1170"/>
-            <w:vAlign w:val="center"/>
-            <w:tcMar>
-              <w:top w:w="120" w:type="dxa"/>
-              <w:bottom w:w="120" w:type="dxa"/>
-              <w:left w:w="150" w:type="dxa"/>
-              <w:right w:w="150" w:type="dxa"/>
-            </w:tcMar>
-          </w:tcPr>
-          <w:p>
-            <w:pPr>
-              <w:spacing w:before="0" w:after="0" w:line="276" w:lineRule="auto"/>
-            </w:pPr>
-            <w:r>
-              <w:rPr>
-                <w:rFonts w:ascii="Calibri" w:hAnsi="Calibri"/>
-                <w:color w:val="1E293B"/>
-                <w:sz w:val="19"/>
-              </w:rPr>
+          </w:tcPr>
+          <w:p>
+            <w:r>
               <w:t>Pedidos</w:t>
             </w:r>
           </w:p>
@@ -2050,82 +972,33 @@
         <w:tc>
           <w:tcPr>
             <w:tcW w:type="dxa" w:w="1170"/>
-            <w:vAlign w:val="center"/>
-            <w:tcMar>
-              <w:top w:w="120" w:type="dxa"/>
-              <w:bottom w:w="120" w:type="dxa"/>
-              <w:left w:w="150" w:type="dxa"/>
-              <w:right w:w="150" w:type="dxa"/>
-            </w:tcMar>
-          </w:tcPr>
-          <w:p>
-            <w:pPr>
-              <w:spacing w:before="0" w:after="0" w:line="276" w:lineRule="auto"/>
-            </w:pPr>
-            <w:r>
-              <w:rPr>
-                <w:rFonts w:ascii="Calibri" w:hAnsi="Calibri"/>
-                <w:color w:val="1E293B"/>
-                <w:sz w:val="19"/>
-              </w:rPr>
+          </w:tcPr>
+          <w:p>
+            <w:r>
               <w:t>Implementado</w:t>
             </w:r>
           </w:p>
         </w:tc>
       </w:tr>
       <w:tr>
-        <w:trPr>
-          <w:trHeight w:val="280"/>
-        </w:trPr>
         <w:tc>
           <w:tcPr>
             <w:tcW w:type="dxa" w:w="1170"/>
-            <w:vAlign w:val="center"/>
-            <w:tcMar>
-              <w:top w:w="120" w:type="dxa"/>
-              <w:bottom w:w="120" w:type="dxa"/>
-              <w:left w:w="150" w:type="dxa"/>
-              <w:right w:w="150" w:type="dxa"/>
-            </w:tcMar>
             <w:shd w:fill="F8FAFC"/>
           </w:tcPr>
           <w:p>
-            <w:pPr>
-              <w:spacing w:before="0" w:after="0" w:line="276" w:lineRule="auto"/>
-            </w:pPr>
-            <w:r>
-              <w:rPr>
-                <w:rFonts w:ascii="Calibri" w:hAnsi="Calibri"/>
-                <w:b/>
-                <w:color w:val="1E293B"/>
-                <w:sz w:val="19"/>
-              </w:rPr>
-              <w:t>RF-007</w:t>
+            <w:r>
+              <w:t>**RF-007**</w:t>
             </w:r>
           </w:p>
         </w:tc>
         <w:tc>
           <w:tcPr>
             <w:tcW w:type="dxa" w:w="1170"/>
-            <w:vAlign w:val="center"/>
-            <w:tcMar>
-              <w:top w:w="120" w:type="dxa"/>
-              <w:bottom w:w="120" w:type="dxa"/>
-              <w:left w:w="150" w:type="dxa"/>
-              <w:right w:w="150" w:type="dxa"/>
-            </w:tcMar>
             <w:shd w:fill="F8FAFC"/>
           </w:tcPr>
           <w:p>
-            <w:pPr>
-              <w:spacing w:before="0" w:after="0" w:line="276" w:lineRule="auto"/>
-            </w:pPr>
-            <w:r>
-              <w:rPr>
-                <w:rFonts w:ascii="Calibri" w:hAnsi="Calibri"/>
-                <w:color w:val="1E293B"/>
-                <w:sz w:val="19"/>
-              </w:rPr>
+            <w:r>
               <w:t>Trazabilidad y Control de Estados</w:t>
             </w:r>
           </w:p>
@@ -2133,25 +1006,10 @@
         <w:tc>
           <w:tcPr>
             <w:tcW w:type="dxa" w:w="1170"/>
-            <w:vAlign w:val="center"/>
-            <w:tcMar>
-              <w:top w:w="120" w:type="dxa"/>
-              <w:bottom w:w="120" w:type="dxa"/>
-              <w:left w:w="150" w:type="dxa"/>
-              <w:right w:w="150" w:type="dxa"/>
-            </w:tcMar>
             <w:shd w:fill="F8FAFC"/>
           </w:tcPr>
           <w:p>
-            <w:pPr>
-              <w:spacing w:before="0" w:after="0" w:line="276" w:lineRule="auto"/>
-            </w:pPr>
-            <w:r>
-              <w:rPr>
-                <w:rFonts w:ascii="Calibri" w:hAnsi="Calibri"/>
-                <w:color w:val="1E293B"/>
-                <w:sz w:val="19"/>
-              </w:rPr>
+            <w:r>
               <w:t>Administrador</w:t>
             </w:r>
           </w:p>
@@ -2159,131 +1017,21 @@
         <w:tc>
           <w:tcPr>
             <w:tcW w:type="dxa" w:w="1170"/>
-            <w:vAlign w:val="center"/>
-            <w:tcMar>
-              <w:top w:w="120" w:type="dxa"/>
-              <w:bottom w:w="120" w:type="dxa"/>
-              <w:left w:w="150" w:type="dxa"/>
-              <w:right w:w="150" w:type="dxa"/>
-            </w:tcMar>
             <w:shd w:fill="F8FAFC"/>
           </w:tcPr>
           <w:p>
-            <w:pPr>
-              <w:spacing w:before="0" w:after="0" w:line="276" w:lineRule="auto"/>
-            </w:pPr>
-            <w:r>
-              <w:rPr>
-                <w:rFonts w:ascii="Calibri" w:hAnsi="Calibri"/>
-                <w:color w:val="1E293B"/>
-                <w:sz w:val="19"/>
-              </w:rPr>
-              <w:t>El sistema debe permitir la actualización de estados de la orden (</w:t>
-            </w:r>
-            <w:r>
-              <w:rPr>
-                <w:rFonts w:ascii="Consolas" w:hAnsi="Consolas"/>
-                <w:color w:val="C2410C"/>
-                <w:sz w:val="19"/>
-              </w:rPr>
-              <w:t>Recibido</w:t>
-            </w:r>
-            <w:r>
-              <w:rPr>
-                <w:rFonts w:ascii="Calibri" w:hAnsi="Calibri"/>
-                <w:color w:val="1E293B"/>
-                <w:sz w:val="19"/>
-              </w:rPr>
-              <w:t xml:space="preserve">, </w:t>
-            </w:r>
-            <w:r>
-              <w:rPr>
-                <w:rFonts w:ascii="Consolas" w:hAnsi="Consolas"/>
-                <w:color w:val="C2410C"/>
-                <w:sz w:val="19"/>
-              </w:rPr>
-              <w:t>Preparación</w:t>
-            </w:r>
-            <w:r>
-              <w:rPr>
-                <w:rFonts w:ascii="Calibri" w:hAnsi="Calibri"/>
-                <w:color w:val="1E293B"/>
-                <w:sz w:val="19"/>
-              </w:rPr>
-              <w:t xml:space="preserve">, </w:t>
-            </w:r>
-            <w:r>
-              <w:rPr>
-                <w:rFonts w:ascii="Consolas" w:hAnsi="Consolas"/>
-                <w:color w:val="C2410C"/>
-                <w:sz w:val="19"/>
-              </w:rPr>
-              <w:t>Camino</w:t>
-            </w:r>
-            <w:r>
-              <w:rPr>
-                <w:rFonts w:ascii="Calibri" w:hAnsi="Calibri"/>
-                <w:color w:val="1E293B"/>
-                <w:sz w:val="19"/>
-              </w:rPr>
-              <w:t xml:space="preserve">, </w:t>
-            </w:r>
-            <w:r>
-              <w:rPr>
-                <w:rFonts w:ascii="Consolas" w:hAnsi="Consolas"/>
-                <w:color w:val="C2410C"/>
-                <w:sz w:val="19"/>
-              </w:rPr>
-              <w:t>Entregado</w:t>
-            </w:r>
-            <w:r>
-              <w:rPr>
-                <w:rFonts w:ascii="Calibri" w:hAnsi="Calibri"/>
-                <w:color w:val="1E293B"/>
-                <w:sz w:val="19"/>
-              </w:rPr>
-              <w:t xml:space="preserve">, </w:t>
-            </w:r>
-            <w:r>
-              <w:rPr>
-                <w:rFonts w:ascii="Consolas" w:hAnsi="Consolas"/>
-                <w:color w:val="C2410C"/>
-                <w:sz w:val="19"/>
-              </w:rPr>
-              <w:t>Cancelado</w:t>
-            </w:r>
-            <w:r>
-              <w:rPr>
-                <w:rFonts w:ascii="Calibri" w:hAnsi="Calibri"/>
-                <w:color w:val="1E293B"/>
-                <w:sz w:val="19"/>
-              </w:rPr>
-              <w:t>).</w:t>
+            <w:r>
+              <w:t>El sistema debe permitir la actualización de estados de la orden (`Recibido`, `Preparación`, `Camino`, `Entregado`, `Cancelado`).</w:t>
             </w:r>
           </w:p>
         </w:tc>
         <w:tc>
           <w:tcPr>
             <w:tcW w:type="dxa" w:w="1170"/>
-            <w:vAlign w:val="center"/>
-            <w:tcMar>
-              <w:top w:w="120" w:type="dxa"/>
-              <w:bottom w:w="120" w:type="dxa"/>
-              <w:left w:w="150" w:type="dxa"/>
-              <w:right w:w="150" w:type="dxa"/>
-            </w:tcMar>
             <w:shd w:fill="F8FAFC"/>
           </w:tcPr>
           <w:p>
-            <w:pPr>
-              <w:spacing w:before="0" w:after="0" w:line="276" w:lineRule="auto"/>
-            </w:pPr>
-            <w:r>
-              <w:rPr>
-                <w:rFonts w:ascii="Calibri" w:hAnsi="Calibri"/>
-                <w:color w:val="1E293B"/>
-                <w:sz w:val="19"/>
-              </w:rPr>
+            <w:r>
               <w:t>Alta</w:t>
             </w:r>
           </w:p>
@@ -2291,25 +1039,10 @@
         <w:tc>
           <w:tcPr>
             <w:tcW w:type="dxa" w:w="1170"/>
-            <w:vAlign w:val="center"/>
-            <w:tcMar>
-              <w:top w:w="120" w:type="dxa"/>
-              <w:bottom w:w="120" w:type="dxa"/>
-              <w:left w:w="150" w:type="dxa"/>
-              <w:right w:w="150" w:type="dxa"/>
-            </w:tcMar>
             <w:shd w:fill="F8FAFC"/>
           </w:tcPr>
           <w:p>
-            <w:pPr>
-              <w:spacing w:before="0" w:after="0" w:line="276" w:lineRule="auto"/>
-            </w:pPr>
-            <w:r>
-              <w:rPr>
-                <w:rFonts w:ascii="Calibri" w:hAnsi="Calibri"/>
-                <w:color w:val="1E293B"/>
-                <w:sz w:val="19"/>
-              </w:rPr>
+            <w:r>
               <w:t>Cambio de estado con un solo clic en la interfaz y registro de la marca de tiempo correspondiente.</w:t>
             </w:r>
           </w:p>
@@ -2317,25 +1050,10 @@
         <w:tc>
           <w:tcPr>
             <w:tcW w:type="dxa" w:w="1170"/>
-            <w:vAlign w:val="center"/>
-            <w:tcMar>
-              <w:top w:w="120" w:type="dxa"/>
-              <w:bottom w:w="120" w:type="dxa"/>
-              <w:left w:w="150" w:type="dxa"/>
-              <w:right w:w="150" w:type="dxa"/>
-            </w:tcMar>
             <w:shd w:fill="F8FAFC"/>
           </w:tcPr>
           <w:p>
-            <w:pPr>
-              <w:spacing w:before="0" w:after="0" w:line="276" w:lineRule="auto"/>
-            </w:pPr>
-            <w:r>
-              <w:rPr>
-                <w:rFonts w:ascii="Calibri" w:hAnsi="Calibri"/>
-                <w:color w:val="1E293B"/>
-                <w:sz w:val="19"/>
-              </w:rPr>
+            <w:r>
               <w:t>Gestión</w:t>
             </w:r>
           </w:p>
@@ -2343,81 +1061,32 @@
         <w:tc>
           <w:tcPr>
             <w:tcW w:type="dxa" w:w="1170"/>
-            <w:vAlign w:val="center"/>
-            <w:tcMar>
-              <w:top w:w="120" w:type="dxa"/>
-              <w:bottom w:w="120" w:type="dxa"/>
-              <w:left w:w="150" w:type="dxa"/>
-              <w:right w:w="150" w:type="dxa"/>
-            </w:tcMar>
             <w:shd w:fill="F8FAFC"/>
           </w:tcPr>
           <w:p>
-            <w:pPr>
-              <w:spacing w:before="0" w:after="0" w:line="276" w:lineRule="auto"/>
-            </w:pPr>
-            <w:r>
-              <w:rPr>
-                <w:rFonts w:ascii="Calibri" w:hAnsi="Calibri"/>
-                <w:color w:val="1E293B"/>
-                <w:sz w:val="19"/>
-              </w:rPr>
+            <w:r>
               <w:t>Implementado</w:t>
             </w:r>
           </w:p>
         </w:tc>
       </w:tr>
       <w:tr>
-        <w:trPr>
-          <w:trHeight w:val="280"/>
-        </w:trPr>
         <w:tc>
           <w:tcPr>
             <w:tcW w:type="dxa" w:w="1170"/>
-            <w:vAlign w:val="center"/>
-            <w:tcMar>
-              <w:top w:w="120" w:type="dxa"/>
-              <w:bottom w:w="120" w:type="dxa"/>
-              <w:left w:w="150" w:type="dxa"/>
-              <w:right w:w="150" w:type="dxa"/>
-            </w:tcMar>
-          </w:tcPr>
-          <w:p>
-            <w:pPr>
-              <w:spacing w:before="0" w:after="0" w:line="276" w:lineRule="auto"/>
-            </w:pPr>
-            <w:r>
-              <w:rPr>
-                <w:rFonts w:ascii="Calibri" w:hAnsi="Calibri"/>
-                <w:b/>
-                <w:color w:val="1E293B"/>
-                <w:sz w:val="19"/>
-              </w:rPr>
-              <w:t>RF-008</w:t>
+          </w:tcPr>
+          <w:p>
+            <w:r>
+              <w:t>**RF-008**</w:t>
             </w:r>
           </w:p>
         </w:tc>
         <w:tc>
           <w:tcPr>
             <w:tcW w:type="dxa" w:w="1170"/>
-            <w:vAlign w:val="center"/>
-            <w:tcMar>
-              <w:top w:w="120" w:type="dxa"/>
-              <w:bottom w:w="120" w:type="dxa"/>
-              <w:left w:w="150" w:type="dxa"/>
-              <w:right w:w="150" w:type="dxa"/>
-            </w:tcMar>
-          </w:tcPr>
-          <w:p>
-            <w:pPr>
-              <w:spacing w:before="0" w:after="0" w:line="276" w:lineRule="auto"/>
-            </w:pPr>
-            <w:r>
-              <w:rPr>
-                <w:rFonts w:ascii="Calibri" w:hAnsi="Calibri"/>
-                <w:color w:val="1E293B"/>
-                <w:sz w:val="19"/>
-              </w:rPr>
+          </w:tcPr>
+          <w:p>
+            <w:r>
               <w:t>Bandeja de Gestión de Pedidos</w:t>
             </w:r>
           </w:p>
@@ -2425,24 +1094,9 @@
         <w:tc>
           <w:tcPr>
             <w:tcW w:type="dxa" w:w="1170"/>
-            <w:vAlign w:val="center"/>
-            <w:tcMar>
-              <w:top w:w="120" w:type="dxa"/>
-              <w:bottom w:w="120" w:type="dxa"/>
-              <w:left w:w="150" w:type="dxa"/>
-              <w:right w:w="150" w:type="dxa"/>
-            </w:tcMar>
-          </w:tcPr>
-          <w:p>
-            <w:pPr>
-              <w:spacing w:before="0" w:after="0" w:line="276" w:lineRule="auto"/>
-            </w:pPr>
-            <w:r>
-              <w:rPr>
-                <w:rFonts w:ascii="Calibri" w:hAnsi="Calibri"/>
-                <w:color w:val="1E293B"/>
-                <w:sz w:val="19"/>
-              </w:rPr>
+          </w:tcPr>
+          <w:p>
+            <w:r>
               <w:t>Administrador</w:t>
             </w:r>
           </w:p>
@@ -2450,24 +1104,9 @@
         <w:tc>
           <w:tcPr>
             <w:tcW w:type="dxa" w:w="1170"/>
-            <w:vAlign w:val="center"/>
-            <w:tcMar>
-              <w:top w:w="120" w:type="dxa"/>
-              <w:bottom w:w="120" w:type="dxa"/>
-              <w:left w:w="150" w:type="dxa"/>
-              <w:right w:w="150" w:type="dxa"/>
-            </w:tcMar>
-          </w:tcPr>
-          <w:p>
-            <w:pPr>
-              <w:spacing w:before="0" w:after="0" w:line="276" w:lineRule="auto"/>
-            </w:pPr>
-            <w:r>
-              <w:rPr>
-                <w:rFonts w:ascii="Calibri" w:hAnsi="Calibri"/>
-                <w:color w:val="1E293B"/>
-                <w:sz w:val="19"/>
-              </w:rPr>
+          </w:tcPr>
+          <w:p>
+            <w:r>
               <w:t>El sistema debe presentar la lista consolidada de pedidos con filtros por estado, cliente, fecha y canal de venta.</w:t>
             </w:r>
           </w:p>
@@ -2475,24 +1114,9 @@
         <w:tc>
           <w:tcPr>
             <w:tcW w:type="dxa" w:w="1170"/>
-            <w:vAlign w:val="center"/>
-            <w:tcMar>
-              <w:top w:w="120" w:type="dxa"/>
-              <w:bottom w:w="120" w:type="dxa"/>
-              <w:left w:w="150" w:type="dxa"/>
-              <w:right w:w="150" w:type="dxa"/>
-            </w:tcMar>
-          </w:tcPr>
-          <w:p>
-            <w:pPr>
-              <w:spacing w:before="0" w:after="0" w:line="276" w:lineRule="auto"/>
-            </w:pPr>
-            <w:r>
-              <w:rPr>
-                <w:rFonts w:ascii="Calibri" w:hAnsi="Calibri"/>
-                <w:color w:val="1E293B"/>
-                <w:sz w:val="19"/>
-              </w:rPr>
+          </w:tcPr>
+          <w:p>
+            <w:r>
               <w:t>Alta</w:t>
             </w:r>
           </w:p>
@@ -2500,24 +1124,9 @@
         <w:tc>
           <w:tcPr>
             <w:tcW w:type="dxa" w:w="1170"/>
-            <w:vAlign w:val="center"/>
-            <w:tcMar>
-              <w:top w:w="120" w:type="dxa"/>
-              <w:bottom w:w="120" w:type="dxa"/>
-              <w:left w:w="150" w:type="dxa"/>
-              <w:right w:w="150" w:type="dxa"/>
-            </w:tcMar>
-          </w:tcPr>
-          <w:p>
-            <w:pPr>
-              <w:spacing w:before="0" w:after="0" w:line="276" w:lineRule="auto"/>
-            </w:pPr>
-            <w:r>
-              <w:rPr>
-                <w:rFonts w:ascii="Calibri" w:hAnsi="Calibri"/>
-                <w:color w:val="1E293B"/>
-                <w:sz w:val="19"/>
-              </w:rPr>
+          </w:tcPr>
+          <w:p>
+            <w:r>
               <w:t>Visualización en tarjetas interactivas y tabla responsiva con badges de colores normalizados.</w:t>
             </w:r>
           </w:p>
@@ -2525,24 +1134,9 @@
         <w:tc>
           <w:tcPr>
             <w:tcW w:type="dxa" w:w="1170"/>
-            <w:vAlign w:val="center"/>
-            <w:tcMar>
-              <w:top w:w="120" w:type="dxa"/>
-              <w:bottom w:w="120" w:type="dxa"/>
-              <w:left w:w="150" w:type="dxa"/>
-              <w:right w:w="150" w:type="dxa"/>
-            </w:tcMar>
-          </w:tcPr>
-          <w:p>
-            <w:pPr>
-              <w:spacing w:before="0" w:after="0" w:line="276" w:lineRule="auto"/>
-            </w:pPr>
-            <w:r>
-              <w:rPr>
-                <w:rFonts w:ascii="Calibri" w:hAnsi="Calibri"/>
-                <w:color w:val="1E293B"/>
-                <w:sz w:val="19"/>
-              </w:rPr>
+          </w:tcPr>
+          <w:p>
+            <w:r>
               <w:t>Gestión</w:t>
             </w:r>
           </w:p>
@@ -2550,82 +1144,33 @@
         <w:tc>
           <w:tcPr>
             <w:tcW w:type="dxa" w:w="1170"/>
-            <w:vAlign w:val="center"/>
-            <w:tcMar>
-              <w:top w:w="120" w:type="dxa"/>
-              <w:bottom w:w="120" w:type="dxa"/>
-              <w:left w:w="150" w:type="dxa"/>
-              <w:right w:w="150" w:type="dxa"/>
-            </w:tcMar>
-          </w:tcPr>
-          <w:p>
-            <w:pPr>
-              <w:spacing w:before="0" w:after="0" w:line="276" w:lineRule="auto"/>
-            </w:pPr>
-            <w:r>
-              <w:rPr>
-                <w:rFonts w:ascii="Calibri" w:hAnsi="Calibri"/>
-                <w:color w:val="1E293B"/>
-                <w:sz w:val="19"/>
-              </w:rPr>
+          </w:tcPr>
+          <w:p>
+            <w:r>
               <w:t>Implementado</w:t>
             </w:r>
           </w:p>
         </w:tc>
       </w:tr>
       <w:tr>
-        <w:trPr>
-          <w:trHeight w:val="280"/>
-        </w:trPr>
         <w:tc>
           <w:tcPr>
             <w:tcW w:type="dxa" w:w="1170"/>
-            <w:vAlign w:val="center"/>
-            <w:tcMar>
-              <w:top w:w="120" w:type="dxa"/>
-              <w:bottom w:w="120" w:type="dxa"/>
-              <w:left w:w="150" w:type="dxa"/>
-              <w:right w:w="150" w:type="dxa"/>
-            </w:tcMar>
             <w:shd w:fill="F8FAFC"/>
           </w:tcPr>
           <w:p>
-            <w:pPr>
-              <w:spacing w:before="0" w:after="0" w:line="276" w:lineRule="auto"/>
-            </w:pPr>
-            <w:r>
-              <w:rPr>
-                <w:rFonts w:ascii="Calibri" w:hAnsi="Calibri"/>
-                <w:b/>
-                <w:color w:val="1E293B"/>
-                <w:sz w:val="19"/>
-              </w:rPr>
-              <w:t>RF-009</w:t>
+            <w:r>
+              <w:t>**RF-009**</w:t>
             </w:r>
           </w:p>
         </w:tc>
         <w:tc>
           <w:tcPr>
             <w:tcW w:type="dxa" w:w="1170"/>
-            <w:vAlign w:val="center"/>
-            <w:tcMar>
-              <w:top w:w="120" w:type="dxa"/>
-              <w:bottom w:w="120" w:type="dxa"/>
-              <w:left w:w="150" w:type="dxa"/>
-              <w:right w:w="150" w:type="dxa"/>
-            </w:tcMar>
             <w:shd w:fill="F8FAFC"/>
           </w:tcPr>
           <w:p>
-            <w:pPr>
-              <w:spacing w:before="0" w:after="0" w:line="276" w:lineRule="auto"/>
-            </w:pPr>
-            <w:r>
-              <w:rPr>
-                <w:rFonts w:ascii="Calibri" w:hAnsi="Calibri"/>
-                <w:color w:val="1E293B"/>
-                <w:sz w:val="19"/>
-              </w:rPr>
+            <w:r>
               <w:t>Gestión de Existencias y Catálogo</w:t>
             </w:r>
           </w:p>
@@ -2633,25 +1178,10 @@
         <w:tc>
           <w:tcPr>
             <w:tcW w:type="dxa" w:w="1170"/>
-            <w:vAlign w:val="center"/>
-            <w:tcMar>
-              <w:top w:w="120" w:type="dxa"/>
-              <w:bottom w:w="120" w:type="dxa"/>
-              <w:left w:w="150" w:type="dxa"/>
-              <w:right w:w="150" w:type="dxa"/>
-            </w:tcMar>
             <w:shd w:fill="F8FAFC"/>
           </w:tcPr>
           <w:p>
-            <w:pPr>
-              <w:spacing w:before="0" w:after="0" w:line="276" w:lineRule="auto"/>
-            </w:pPr>
-            <w:r>
-              <w:rPr>
-                <w:rFonts w:ascii="Calibri" w:hAnsi="Calibri"/>
-                <w:color w:val="1E293B"/>
-                <w:sz w:val="19"/>
-              </w:rPr>
+            <w:r>
               <w:t>Administrador</w:t>
             </w:r>
           </w:p>
@@ -2659,25 +1189,10 @@
         <w:tc>
           <w:tcPr>
             <w:tcW w:type="dxa" w:w="1170"/>
-            <w:vAlign w:val="center"/>
-            <w:tcMar>
-              <w:top w:w="120" w:type="dxa"/>
-              <w:bottom w:w="120" w:type="dxa"/>
-              <w:left w:w="150" w:type="dxa"/>
-              <w:right w:w="150" w:type="dxa"/>
-            </w:tcMar>
             <w:shd w:fill="F8FAFC"/>
           </w:tcPr>
           <w:p>
-            <w:pPr>
-              <w:spacing w:before="0" w:after="0" w:line="276" w:lineRule="auto"/>
-            </w:pPr>
-            <w:r>
-              <w:rPr>
-                <w:rFonts w:ascii="Calibri" w:hAnsi="Calibri"/>
-                <w:color w:val="1E293B"/>
-                <w:sz w:val="19"/>
-              </w:rPr>
+            <w:r>
               <w:t>El sistema debe permitir la creación, modificación de precios, edición de tallas y ajuste de stock de productos.</w:t>
             </w:r>
           </w:p>
@@ -2685,25 +1200,10 @@
         <w:tc>
           <w:tcPr>
             <w:tcW w:type="dxa" w:w="1170"/>
-            <w:vAlign w:val="center"/>
-            <w:tcMar>
-              <w:top w:w="120" w:type="dxa"/>
-              <w:bottom w:w="120" w:type="dxa"/>
-              <w:left w:w="150" w:type="dxa"/>
-              <w:right w:w="150" w:type="dxa"/>
-            </w:tcMar>
             <w:shd w:fill="F8FAFC"/>
           </w:tcPr>
           <w:p>
-            <w:pPr>
-              <w:spacing w:before="0" w:after="0" w:line="276" w:lineRule="auto"/>
-            </w:pPr>
-            <w:r>
-              <w:rPr>
-                <w:rFonts w:ascii="Calibri" w:hAnsi="Calibri"/>
-                <w:color w:val="1E293B"/>
-                <w:sz w:val="19"/>
-              </w:rPr>
+            <w:r>
               <w:t>Alta</w:t>
             </w:r>
           </w:p>
@@ -2711,25 +1211,10 @@
         <w:tc>
           <w:tcPr>
             <w:tcW w:type="dxa" w:w="1170"/>
-            <w:vAlign w:val="center"/>
-            <w:tcMar>
-              <w:top w:w="120" w:type="dxa"/>
-              <w:bottom w:w="120" w:type="dxa"/>
-              <w:left w:w="150" w:type="dxa"/>
-              <w:right w:w="150" w:type="dxa"/>
-            </w:tcMar>
             <w:shd w:fill="F8FAFC"/>
           </w:tcPr>
           <w:p>
-            <w:pPr>
-              <w:spacing w:before="0" w:after="0" w:line="276" w:lineRule="auto"/>
-            </w:pPr>
-            <w:r>
-              <w:rPr>
-                <w:rFonts w:ascii="Calibri" w:hAnsi="Calibri"/>
-                <w:color w:val="1E293B"/>
-                <w:sz w:val="19"/>
-              </w:rPr>
+            <w:r>
               <w:t>Modal interactivo para actualización inmediata de existencias en el catálogo.</w:t>
             </w:r>
           </w:p>
@@ -2737,25 +1222,10 @@
         <w:tc>
           <w:tcPr>
             <w:tcW w:type="dxa" w:w="1170"/>
-            <w:vAlign w:val="center"/>
-            <w:tcMar>
-              <w:top w:w="120" w:type="dxa"/>
-              <w:bottom w:w="120" w:type="dxa"/>
-              <w:left w:w="150" w:type="dxa"/>
-              <w:right w:w="150" w:type="dxa"/>
-            </w:tcMar>
             <w:shd w:fill="F8FAFC"/>
           </w:tcPr>
           <w:p>
-            <w:pPr>
-              <w:spacing w:before="0" w:after="0" w:line="276" w:lineRule="auto"/>
-            </w:pPr>
-            <w:r>
-              <w:rPr>
-                <w:rFonts w:ascii="Calibri" w:hAnsi="Calibri"/>
-                <w:color w:val="1E293B"/>
-                <w:sz w:val="19"/>
-              </w:rPr>
+            <w:r>
               <w:t>Inventario</w:t>
             </w:r>
           </w:p>
@@ -2763,81 +1233,32 @@
         <w:tc>
           <w:tcPr>
             <w:tcW w:type="dxa" w:w="1170"/>
-            <w:vAlign w:val="center"/>
-            <w:tcMar>
-              <w:top w:w="120" w:type="dxa"/>
-              <w:bottom w:w="120" w:type="dxa"/>
-              <w:left w:w="150" w:type="dxa"/>
-              <w:right w:w="150" w:type="dxa"/>
-            </w:tcMar>
             <w:shd w:fill="F8FAFC"/>
           </w:tcPr>
           <w:p>
-            <w:pPr>
-              <w:spacing w:before="0" w:after="0" w:line="276" w:lineRule="auto"/>
-            </w:pPr>
-            <w:r>
-              <w:rPr>
-                <w:rFonts w:ascii="Calibri" w:hAnsi="Calibri"/>
-                <w:color w:val="1E293B"/>
-                <w:sz w:val="19"/>
-              </w:rPr>
+            <w:r>
               <w:t>Implementado</w:t>
             </w:r>
           </w:p>
         </w:tc>
       </w:tr>
       <w:tr>
-        <w:trPr>
-          <w:trHeight w:val="280"/>
-        </w:trPr>
         <w:tc>
           <w:tcPr>
             <w:tcW w:type="dxa" w:w="1170"/>
-            <w:vAlign w:val="center"/>
-            <w:tcMar>
-              <w:top w:w="120" w:type="dxa"/>
-              <w:bottom w:w="120" w:type="dxa"/>
-              <w:left w:w="150" w:type="dxa"/>
-              <w:right w:w="150" w:type="dxa"/>
-            </w:tcMar>
-          </w:tcPr>
-          <w:p>
-            <w:pPr>
-              <w:spacing w:before="0" w:after="0" w:line="276" w:lineRule="auto"/>
-            </w:pPr>
-            <w:r>
-              <w:rPr>
-                <w:rFonts w:ascii="Calibri" w:hAnsi="Calibri"/>
-                <w:b/>
-                <w:color w:val="1E293B"/>
-                <w:sz w:val="19"/>
-              </w:rPr>
-              <w:t>RF-010</w:t>
+          </w:tcPr>
+          <w:p>
+            <w:r>
+              <w:t>**RF-010**</w:t>
             </w:r>
           </w:p>
         </w:tc>
         <w:tc>
           <w:tcPr>
             <w:tcW w:type="dxa" w:w="1170"/>
-            <w:vAlign w:val="center"/>
-            <w:tcMar>
-              <w:top w:w="120" w:type="dxa"/>
-              <w:bottom w:w="120" w:type="dxa"/>
-              <w:left w:w="150" w:type="dxa"/>
-              <w:right w:w="150" w:type="dxa"/>
-            </w:tcMar>
-          </w:tcPr>
-          <w:p>
-            <w:pPr>
-              <w:spacing w:before="0" w:after="0" w:line="276" w:lineRule="auto"/>
-            </w:pPr>
-            <w:r>
-              <w:rPr>
-                <w:rFonts w:ascii="Calibri" w:hAnsi="Calibri"/>
-                <w:color w:val="1E293B"/>
-                <w:sz w:val="19"/>
-              </w:rPr>
+          </w:tcPr>
+          <w:p>
+            <w:r>
               <w:t>Dashboard de Control Operativo</w:t>
             </w:r>
           </w:p>
@@ -2845,24 +1266,9 @@
         <w:tc>
           <w:tcPr>
             <w:tcW w:type="dxa" w:w="1170"/>
-            <w:vAlign w:val="center"/>
-            <w:tcMar>
-              <w:top w:w="120" w:type="dxa"/>
-              <w:bottom w:w="120" w:type="dxa"/>
-              <w:left w:w="150" w:type="dxa"/>
-              <w:right w:w="150" w:type="dxa"/>
-            </w:tcMar>
-          </w:tcPr>
-          <w:p>
-            <w:pPr>
-              <w:spacing w:before="0" w:after="0" w:line="276" w:lineRule="auto"/>
-            </w:pPr>
-            <w:r>
-              <w:rPr>
-                <w:rFonts w:ascii="Calibri" w:hAnsi="Calibri"/>
-                <w:color w:val="1E293B"/>
-                <w:sz w:val="19"/>
-              </w:rPr>
+          </w:tcPr>
+          <w:p>
+            <w:r>
               <w:t>Administrador</w:t>
             </w:r>
           </w:p>
@@ -2870,66 +1276,19 @@
         <w:tc>
           <w:tcPr>
             <w:tcW w:type="dxa" w:w="1170"/>
-            <w:vAlign w:val="center"/>
-            <w:tcMar>
-              <w:top w:w="120" w:type="dxa"/>
-              <w:bottom w:w="120" w:type="dxa"/>
-              <w:left w:w="150" w:type="dxa"/>
-              <w:right w:w="150" w:type="dxa"/>
-            </w:tcMar>
-          </w:tcPr>
-          <w:p>
-            <w:pPr>
-              <w:spacing w:before="0" w:after="0" w:line="276" w:lineRule="auto"/>
-            </w:pPr>
-            <w:r>
-              <w:rPr>
-                <w:rFonts w:ascii="Calibri" w:hAnsi="Calibri"/>
-                <w:color w:val="1E293B"/>
-                <w:sz w:val="19"/>
-              </w:rPr>
-              <w:t>El sistema debe mostrar tarjetas métricas con ingresos totales, pedidos en riesgo (</w:t>
-            </w:r>
-            <w:r>
-              <w:rPr>
-                <w:rFonts w:ascii="Calibri" w:hAnsi="Calibri"/>
-                <w:i/>
-                <w:color w:val="1E293B"/>
-                <w:sz w:val="19"/>
-              </w:rPr>
-              <w:t>&gt;24 h</w:t>
-            </w:r>
-            <w:r>
-              <w:rPr>
-                <w:rFonts w:ascii="Calibri" w:hAnsi="Calibri"/>
-                <w:color w:val="1E293B"/>
-                <w:sz w:val="19"/>
-              </w:rPr>
-              <w:t>), pedidos del día y pipeline.</w:t>
+          </w:tcPr>
+          <w:p>
+            <w:r>
+              <w:t>El sistema debe mostrar tarjetas métricas con ingresos totales, pedidos en riesgo ($&gt;24\text{ h}$), pedidos del día y pipeline.</w:t>
             </w:r>
           </w:p>
         </w:tc>
         <w:tc>
           <w:tcPr>
             <w:tcW w:type="dxa" w:w="1170"/>
-            <w:vAlign w:val="center"/>
-            <w:tcMar>
-              <w:top w:w="120" w:type="dxa"/>
-              <w:bottom w:w="120" w:type="dxa"/>
-              <w:left w:w="150" w:type="dxa"/>
-              <w:right w:w="150" w:type="dxa"/>
-            </w:tcMar>
-          </w:tcPr>
-          <w:p>
-            <w:pPr>
-              <w:spacing w:before="0" w:after="0" w:line="276" w:lineRule="auto"/>
-            </w:pPr>
-            <w:r>
-              <w:rPr>
-                <w:rFonts w:ascii="Calibri" w:hAnsi="Calibri"/>
-                <w:color w:val="1E293B"/>
-                <w:sz w:val="19"/>
-              </w:rPr>
+          </w:tcPr>
+          <w:p>
+            <w:r>
               <w:t>Media</w:t>
             </w:r>
           </w:p>
@@ -2937,24 +1296,9 @@
         <w:tc>
           <w:tcPr>
             <w:tcW w:type="dxa" w:w="1170"/>
-            <w:vAlign w:val="center"/>
-            <w:tcMar>
-              <w:top w:w="120" w:type="dxa"/>
-              <w:bottom w:w="120" w:type="dxa"/>
-              <w:left w:w="150" w:type="dxa"/>
-              <w:right w:w="150" w:type="dxa"/>
-            </w:tcMar>
-          </w:tcPr>
-          <w:p>
-            <w:pPr>
-              <w:spacing w:before="0" w:after="0" w:line="276" w:lineRule="auto"/>
-            </w:pPr>
-            <w:r>
-              <w:rPr>
-                <w:rFonts w:ascii="Calibri" w:hAnsi="Calibri"/>
-                <w:color w:val="1E293B"/>
-                <w:sz w:val="19"/>
-              </w:rPr>
+          </w:tcPr>
+          <w:p>
+            <w:r>
               <w:t>Cálculo reactivo de totales de la jornada y conmutador granular de privacidad de cifras en Soles.</w:t>
             </w:r>
           </w:p>
@@ -2962,24 +1306,9 @@
         <w:tc>
           <w:tcPr>
             <w:tcW w:type="dxa" w:w="1170"/>
-            <w:vAlign w:val="center"/>
-            <w:tcMar>
-              <w:top w:w="120" w:type="dxa"/>
-              <w:bottom w:w="120" w:type="dxa"/>
-              <w:left w:w="150" w:type="dxa"/>
-              <w:right w:w="150" w:type="dxa"/>
-            </w:tcMar>
-          </w:tcPr>
-          <w:p>
-            <w:pPr>
-              <w:spacing w:before="0" w:after="0" w:line="276" w:lineRule="auto"/>
-            </w:pPr>
-            <w:r>
-              <w:rPr>
-                <w:rFonts w:ascii="Calibri" w:hAnsi="Calibri"/>
-                <w:color w:val="1E293B"/>
-                <w:sz w:val="19"/>
-              </w:rPr>
+          </w:tcPr>
+          <w:p>
+            <w:r>
               <w:t>Dashboard</w:t>
             </w:r>
           </w:p>
@@ -2987,82 +1316,33 @@
         <w:tc>
           <w:tcPr>
             <w:tcW w:type="dxa" w:w="1170"/>
-            <w:vAlign w:val="center"/>
-            <w:tcMar>
-              <w:top w:w="120" w:type="dxa"/>
-              <w:bottom w:w="120" w:type="dxa"/>
-              <w:left w:w="150" w:type="dxa"/>
-              <w:right w:w="150" w:type="dxa"/>
-            </w:tcMar>
-          </w:tcPr>
-          <w:p>
-            <w:pPr>
-              <w:spacing w:before="0" w:after="0" w:line="276" w:lineRule="auto"/>
-            </w:pPr>
-            <w:r>
-              <w:rPr>
-                <w:rFonts w:ascii="Calibri" w:hAnsi="Calibri"/>
-                <w:color w:val="1E293B"/>
-                <w:sz w:val="19"/>
-              </w:rPr>
+          </w:tcPr>
+          <w:p>
+            <w:r>
               <w:t>Implementado</w:t>
             </w:r>
           </w:p>
         </w:tc>
       </w:tr>
       <w:tr>
-        <w:trPr>
-          <w:trHeight w:val="280"/>
-        </w:trPr>
         <w:tc>
           <w:tcPr>
             <w:tcW w:type="dxa" w:w="1170"/>
-            <w:vAlign w:val="center"/>
-            <w:tcMar>
-              <w:top w:w="120" w:type="dxa"/>
-              <w:bottom w:w="120" w:type="dxa"/>
-              <w:left w:w="150" w:type="dxa"/>
-              <w:right w:w="150" w:type="dxa"/>
-            </w:tcMar>
             <w:shd w:fill="F8FAFC"/>
           </w:tcPr>
           <w:p>
-            <w:pPr>
-              <w:spacing w:before="0" w:after="0" w:line="276" w:lineRule="auto"/>
-            </w:pPr>
-            <w:r>
-              <w:rPr>
-                <w:rFonts w:ascii="Calibri" w:hAnsi="Calibri"/>
-                <w:b/>
-                <w:color w:val="1E293B"/>
-                <w:sz w:val="19"/>
-              </w:rPr>
-              <w:t>RF-011</w:t>
+            <w:r>
+              <w:t>**RF-011**</w:t>
             </w:r>
           </w:p>
         </w:tc>
         <w:tc>
           <w:tcPr>
             <w:tcW w:type="dxa" w:w="1170"/>
-            <w:vAlign w:val="center"/>
-            <w:tcMar>
-              <w:top w:w="120" w:type="dxa"/>
-              <w:bottom w:w="120" w:type="dxa"/>
-              <w:left w:w="150" w:type="dxa"/>
-              <w:right w:w="150" w:type="dxa"/>
-            </w:tcMar>
             <w:shd w:fill="F8FAFC"/>
           </w:tcPr>
           <w:p>
-            <w:pPr>
-              <w:spacing w:before="0" w:after="0" w:line="276" w:lineRule="auto"/>
-            </w:pPr>
-            <w:r>
-              <w:rPr>
-                <w:rFonts w:ascii="Calibri" w:hAnsi="Calibri"/>
-                <w:color w:val="1E293B"/>
-                <w:sz w:val="19"/>
-              </w:rPr>
+            <w:r>
               <w:t>Generación de Resumen para WhatsApp</w:t>
             </w:r>
           </w:p>
@@ -3070,25 +1350,10 @@
         <w:tc>
           <w:tcPr>
             <w:tcW w:type="dxa" w:w="1170"/>
-            <w:vAlign w:val="center"/>
-            <w:tcMar>
-              <w:top w:w="120" w:type="dxa"/>
-              <w:bottom w:w="120" w:type="dxa"/>
-              <w:left w:w="150" w:type="dxa"/>
-              <w:right w:w="150" w:type="dxa"/>
-            </w:tcMar>
             <w:shd w:fill="F8FAFC"/>
           </w:tcPr>
           <w:p>
-            <w:pPr>
-              <w:spacing w:before="0" w:after="0" w:line="276" w:lineRule="auto"/>
-            </w:pPr>
-            <w:r>
-              <w:rPr>
-                <w:rFonts w:ascii="Calibri" w:hAnsi="Calibri"/>
-                <w:color w:val="1E293B"/>
-                <w:sz w:val="19"/>
-              </w:rPr>
+            <w:r>
               <w:t>Cliente / Admin</w:t>
             </w:r>
           </w:p>
@@ -3096,25 +1361,10 @@
         <w:tc>
           <w:tcPr>
             <w:tcW w:type="dxa" w:w="1170"/>
-            <w:vAlign w:val="center"/>
-            <w:tcMar>
-              <w:top w:w="120" w:type="dxa"/>
-              <w:bottom w:w="120" w:type="dxa"/>
-              <w:left w:w="150" w:type="dxa"/>
-              <w:right w:w="150" w:type="dxa"/>
-            </w:tcMar>
             <w:shd w:fill="F8FAFC"/>
           </w:tcPr>
           <w:p>
-            <w:pPr>
-              <w:spacing w:before="0" w:after="0" w:line="276" w:lineRule="auto"/>
-            </w:pPr>
-            <w:r>
-              <w:rPr>
-                <w:rFonts w:ascii="Calibri" w:hAnsi="Calibri"/>
-                <w:color w:val="1E293B"/>
-                <w:sz w:val="19"/>
-              </w:rPr>
+            <w:r>
               <w:t>El sistema debe generar un mensaje de texto formateado con el resumen de la orden listo para compartir por mensajería.</w:t>
             </w:r>
           </w:p>
@@ -3122,25 +1372,10 @@
         <w:tc>
           <w:tcPr>
             <w:tcW w:type="dxa" w:w="1170"/>
-            <w:vAlign w:val="center"/>
-            <w:tcMar>
-              <w:top w:w="120" w:type="dxa"/>
-              <w:bottom w:w="120" w:type="dxa"/>
-              <w:left w:w="150" w:type="dxa"/>
-              <w:right w:w="150" w:type="dxa"/>
-            </w:tcMar>
             <w:shd w:fill="F8FAFC"/>
           </w:tcPr>
           <w:p>
-            <w:pPr>
-              <w:spacing w:before="0" w:after="0" w:line="276" w:lineRule="auto"/>
-            </w:pPr>
-            <w:r>
-              <w:rPr>
-                <w:rFonts w:ascii="Calibri" w:hAnsi="Calibri"/>
-                <w:color w:val="1E293B"/>
-                <w:sz w:val="19"/>
-              </w:rPr>
+            <w:r>
               <w:t>Media</w:t>
             </w:r>
           </w:p>
@@ -3148,25 +1383,10 @@
         <w:tc>
           <w:tcPr>
             <w:tcW w:type="dxa" w:w="1170"/>
-            <w:vAlign w:val="center"/>
-            <w:tcMar>
-              <w:top w:w="120" w:type="dxa"/>
-              <w:bottom w:w="120" w:type="dxa"/>
-              <w:left w:w="150" w:type="dxa"/>
-              <w:right w:w="150" w:type="dxa"/>
-            </w:tcMar>
             <w:shd w:fill="F8FAFC"/>
           </w:tcPr>
           <w:p>
-            <w:pPr>
-              <w:spacing w:before="0" w:after="0" w:line="276" w:lineRule="auto"/>
-            </w:pPr>
-            <w:r>
-              <w:rPr>
-                <w:rFonts w:ascii="Calibri" w:hAnsi="Calibri"/>
-                <w:color w:val="1E293B"/>
-                <w:sz w:val="19"/>
-              </w:rPr>
+            <w:r>
               <w:t>Formato limpio con ID de pedido, detalle de prendas, flete, total y datos de contacto.</w:t>
             </w:r>
           </w:p>
@@ -3174,25 +1394,10 @@
         <w:tc>
           <w:tcPr>
             <w:tcW w:type="dxa" w:w="1170"/>
-            <w:vAlign w:val="center"/>
-            <w:tcMar>
-              <w:top w:w="120" w:type="dxa"/>
-              <w:bottom w:w="120" w:type="dxa"/>
-              <w:left w:w="150" w:type="dxa"/>
-              <w:right w:w="150" w:type="dxa"/>
-            </w:tcMar>
             <w:shd w:fill="F8FAFC"/>
           </w:tcPr>
           <w:p>
-            <w:pPr>
-              <w:spacing w:before="0" w:after="0" w:line="276" w:lineRule="auto"/>
-            </w:pPr>
-            <w:r>
-              <w:rPr>
-                <w:rFonts w:ascii="Calibri" w:hAnsi="Calibri"/>
-                <w:color w:val="1E293B"/>
-                <w:sz w:val="19"/>
-              </w:rPr>
+            <w:r>
               <w:t>Pedidos</w:t>
             </w:r>
           </w:p>
@@ -3200,81 +1405,32 @@
         <w:tc>
           <w:tcPr>
             <w:tcW w:type="dxa" w:w="1170"/>
-            <w:vAlign w:val="center"/>
-            <w:tcMar>
-              <w:top w:w="120" w:type="dxa"/>
-              <w:bottom w:w="120" w:type="dxa"/>
-              <w:left w:w="150" w:type="dxa"/>
-              <w:right w:w="150" w:type="dxa"/>
-            </w:tcMar>
             <w:shd w:fill="F8FAFC"/>
           </w:tcPr>
           <w:p>
-            <w:pPr>
-              <w:spacing w:before="0" w:after="0" w:line="276" w:lineRule="auto"/>
-            </w:pPr>
-            <w:r>
-              <w:rPr>
-                <w:rFonts w:ascii="Calibri" w:hAnsi="Calibri"/>
-                <w:color w:val="1E293B"/>
-                <w:sz w:val="19"/>
-              </w:rPr>
+            <w:r>
               <w:t>Implementado</w:t>
             </w:r>
           </w:p>
         </w:tc>
       </w:tr>
       <w:tr>
-        <w:trPr>
-          <w:trHeight w:val="280"/>
-        </w:trPr>
         <w:tc>
           <w:tcPr>
             <w:tcW w:type="dxa" w:w="1170"/>
-            <w:vAlign w:val="center"/>
-            <w:tcMar>
-              <w:top w:w="120" w:type="dxa"/>
-              <w:bottom w:w="120" w:type="dxa"/>
-              <w:left w:w="150" w:type="dxa"/>
-              <w:right w:w="150" w:type="dxa"/>
-            </w:tcMar>
-          </w:tcPr>
-          <w:p>
-            <w:pPr>
-              <w:spacing w:before="0" w:after="0" w:line="276" w:lineRule="auto"/>
-            </w:pPr>
-            <w:r>
-              <w:rPr>
-                <w:rFonts w:ascii="Calibri" w:hAnsi="Calibri"/>
-                <w:b/>
-                <w:color w:val="1E293B"/>
-                <w:sz w:val="19"/>
-              </w:rPr>
-              <w:t>RF-012</w:t>
+          </w:tcPr>
+          <w:p>
+            <w:r>
+              <w:t>**RF-012**</w:t>
             </w:r>
           </w:p>
         </w:tc>
         <w:tc>
           <w:tcPr>
             <w:tcW w:type="dxa" w:w="1170"/>
-            <w:vAlign w:val="center"/>
-            <w:tcMar>
-              <w:top w:w="120" w:type="dxa"/>
-              <w:bottom w:w="120" w:type="dxa"/>
-              <w:left w:w="150" w:type="dxa"/>
-              <w:right w:w="150" w:type="dxa"/>
-            </w:tcMar>
-          </w:tcPr>
-          <w:p>
-            <w:pPr>
-              <w:spacing w:before="0" w:after="0" w:line="276" w:lineRule="auto"/>
-            </w:pPr>
-            <w:r>
-              <w:rPr>
-                <w:rFonts w:ascii="Calibri" w:hAnsi="Calibri"/>
-                <w:color w:val="1E293B"/>
-                <w:sz w:val="19"/>
-              </w:rPr>
+          </w:tcPr>
+          <w:p>
+            <w:r>
               <w:t>Control de Acceso Administrativo</w:t>
             </w:r>
           </w:p>
@@ -3282,24 +1438,9 @@
         <w:tc>
           <w:tcPr>
             <w:tcW w:type="dxa" w:w="1170"/>
-            <w:vAlign w:val="center"/>
-            <w:tcMar>
-              <w:top w:w="120" w:type="dxa"/>
-              <w:bottom w:w="120" w:type="dxa"/>
-              <w:left w:w="150" w:type="dxa"/>
-              <w:right w:w="150" w:type="dxa"/>
-            </w:tcMar>
-          </w:tcPr>
-          <w:p>
-            <w:pPr>
-              <w:spacing w:before="0" w:after="0" w:line="276" w:lineRule="auto"/>
-            </w:pPr>
-            <w:r>
-              <w:rPr>
-                <w:rFonts w:ascii="Calibri" w:hAnsi="Calibri"/>
-                <w:color w:val="1E293B"/>
-                <w:sz w:val="19"/>
-              </w:rPr>
+          </w:tcPr>
+          <w:p>
+            <w:r>
               <w:t>Administrador</w:t>
             </w:r>
           </w:p>
@@ -3307,24 +1448,9 @@
         <w:tc>
           <w:tcPr>
             <w:tcW w:type="dxa" w:w="1170"/>
-            <w:vAlign w:val="center"/>
-            <w:tcMar>
-              <w:top w:w="120" w:type="dxa"/>
-              <w:bottom w:w="120" w:type="dxa"/>
-              <w:left w:w="150" w:type="dxa"/>
-              <w:right w:w="150" w:type="dxa"/>
-            </w:tcMar>
-          </w:tcPr>
-          <w:p>
-            <w:pPr>
-              <w:spacing w:before="0" w:after="0" w:line="276" w:lineRule="auto"/>
-            </w:pPr>
-            <w:r>
-              <w:rPr>
-                <w:rFonts w:ascii="Calibri" w:hAnsi="Calibri"/>
-                <w:color w:val="1E293B"/>
-                <w:sz w:val="19"/>
-              </w:rPr>
+          </w:tcPr>
+          <w:p>
+            <w:r>
               <w:t>El sistema debe proteger las rutas de gestión de inventario y configuración mediante credenciales de autenticación.</w:t>
             </w:r>
           </w:p>
@@ -3332,24 +1458,9 @@
         <w:tc>
           <w:tcPr>
             <w:tcW w:type="dxa" w:w="1170"/>
-            <w:vAlign w:val="center"/>
-            <w:tcMar>
-              <w:top w:w="120" w:type="dxa"/>
-              <w:bottom w:w="120" w:type="dxa"/>
-              <w:left w:w="150" w:type="dxa"/>
-              <w:right w:w="150" w:type="dxa"/>
-            </w:tcMar>
-          </w:tcPr>
-          <w:p>
-            <w:pPr>
-              <w:spacing w:before="0" w:after="0" w:line="276" w:lineRule="auto"/>
-            </w:pPr>
-            <w:r>
-              <w:rPr>
-                <w:rFonts w:ascii="Calibri" w:hAnsi="Calibri"/>
-                <w:color w:val="1E293B"/>
-                <w:sz w:val="19"/>
-              </w:rPr>
+          </w:tcPr>
+          <w:p>
+            <w:r>
               <w:t>Alta</w:t>
             </w:r>
           </w:p>
@@ -3357,65 +1468,19 @@
         <w:tc>
           <w:tcPr>
             <w:tcW w:type="dxa" w:w="1170"/>
-            <w:vAlign w:val="center"/>
-            <w:tcMar>
-              <w:top w:w="120" w:type="dxa"/>
-              <w:bottom w:w="120" w:type="dxa"/>
-              <w:left w:w="150" w:type="dxa"/>
-              <w:right w:w="150" w:type="dxa"/>
-            </w:tcMar>
-          </w:tcPr>
-          <w:p>
-            <w:pPr>
-              <w:spacing w:before="0" w:after="0" w:line="276" w:lineRule="auto"/>
-            </w:pPr>
-            <w:r>
-              <w:rPr>
-                <w:rFonts w:ascii="Calibri" w:hAnsi="Calibri"/>
-                <w:color w:val="1E293B"/>
-                <w:sz w:val="19"/>
-              </w:rPr>
-              <w:t>Validación segura de credenciales de administrador (</w:t>
-            </w:r>
-            <w:r>
-              <w:rPr>
-                <w:rFonts w:ascii="Consolas" w:hAnsi="Consolas"/>
-                <w:color w:val="C2410C"/>
-                <w:sz w:val="19"/>
-              </w:rPr>
-              <w:t>victor@leofit.com</w:t>
-            </w:r>
-            <w:r>
-              <w:rPr>
-                <w:rFonts w:ascii="Calibri" w:hAnsi="Calibri"/>
-                <w:color w:val="1E293B"/>
-                <w:sz w:val="19"/>
-              </w:rPr>
-              <w:t>) y auto-logout.</w:t>
+          </w:tcPr>
+          <w:p>
+            <w:r>
+              <w:t>Validación segura de credenciales de administrador (`admin@&lt;dominio&gt;`) y auto-logout.</w:t>
             </w:r>
           </w:p>
         </w:tc>
         <w:tc>
           <w:tcPr>
             <w:tcW w:type="dxa" w:w="1170"/>
-            <w:vAlign w:val="center"/>
-            <w:tcMar>
-              <w:top w:w="120" w:type="dxa"/>
-              <w:bottom w:w="120" w:type="dxa"/>
-              <w:left w:w="150" w:type="dxa"/>
-              <w:right w:w="150" w:type="dxa"/>
-            </w:tcMar>
-          </w:tcPr>
-          <w:p>
-            <w:pPr>
-              <w:spacing w:before="0" w:after="0" w:line="276" w:lineRule="auto"/>
-            </w:pPr>
-            <w:r>
-              <w:rPr>
-                <w:rFonts w:ascii="Calibri" w:hAnsi="Calibri"/>
-                <w:color w:val="1E293B"/>
-                <w:sz w:val="19"/>
-              </w:rPr>
+          </w:tcPr>
+          <w:p>
+            <w:r>
               <w:t>Seguridad</w:t>
             </w:r>
           </w:p>
@@ -3423,82 +1488,33 @@
         <w:tc>
           <w:tcPr>
             <w:tcW w:type="dxa" w:w="1170"/>
-            <w:vAlign w:val="center"/>
-            <w:tcMar>
-              <w:top w:w="120" w:type="dxa"/>
-              <w:bottom w:w="120" w:type="dxa"/>
-              <w:left w:w="150" w:type="dxa"/>
-              <w:right w:w="150" w:type="dxa"/>
-            </w:tcMar>
-          </w:tcPr>
-          <w:p>
-            <w:pPr>
-              <w:spacing w:before="0" w:after="0" w:line="276" w:lineRule="auto"/>
-            </w:pPr>
-            <w:r>
-              <w:rPr>
-                <w:rFonts w:ascii="Calibri" w:hAnsi="Calibri"/>
-                <w:color w:val="1E293B"/>
-                <w:sz w:val="19"/>
-              </w:rPr>
+          </w:tcPr>
+          <w:p>
+            <w:r>
               <w:t>Implementado</w:t>
             </w:r>
           </w:p>
         </w:tc>
       </w:tr>
       <w:tr>
-        <w:trPr>
-          <w:trHeight w:val="280"/>
-        </w:trPr>
         <w:tc>
           <w:tcPr>
             <w:tcW w:type="dxa" w:w="1170"/>
-            <w:vAlign w:val="center"/>
-            <w:tcMar>
-              <w:top w:w="120" w:type="dxa"/>
-              <w:bottom w:w="120" w:type="dxa"/>
-              <w:left w:w="150" w:type="dxa"/>
-              <w:right w:w="150" w:type="dxa"/>
-            </w:tcMar>
             <w:shd w:fill="F8FAFC"/>
           </w:tcPr>
           <w:p>
-            <w:pPr>
-              <w:spacing w:before="0" w:after="0" w:line="276" w:lineRule="auto"/>
-            </w:pPr>
-            <w:r>
-              <w:rPr>
-                <w:rFonts w:ascii="Calibri" w:hAnsi="Calibri"/>
-                <w:b/>
-                <w:color w:val="1E293B"/>
-                <w:sz w:val="19"/>
-              </w:rPr>
-              <w:t>RF-013</w:t>
+            <w:r>
+              <w:t>**RF-013**</w:t>
             </w:r>
           </w:p>
         </w:tc>
         <w:tc>
           <w:tcPr>
             <w:tcW w:type="dxa" w:w="1170"/>
-            <w:vAlign w:val="center"/>
-            <w:tcMar>
-              <w:top w:w="120" w:type="dxa"/>
-              <w:bottom w:w="120" w:type="dxa"/>
-              <w:left w:w="150" w:type="dxa"/>
-              <w:right w:w="150" w:type="dxa"/>
-            </w:tcMar>
             <w:shd w:fill="F8FAFC"/>
           </w:tcPr>
           <w:p>
-            <w:pPr>
-              <w:spacing w:before="0" w:after="0" w:line="276" w:lineRule="auto"/>
-            </w:pPr>
-            <w:r>
-              <w:rPr>
-                <w:rFonts w:ascii="Calibri" w:hAnsi="Calibri"/>
-                <w:color w:val="1E293B"/>
-                <w:sz w:val="19"/>
-              </w:rPr>
+            <w:r>
               <w:t>Gestión de Despacho Dual y Encomiendas</w:t>
             </w:r>
           </w:p>
@@ -3506,25 +1522,10 @@
         <w:tc>
           <w:tcPr>
             <w:tcW w:type="dxa" w:w="1170"/>
-            <w:vAlign w:val="center"/>
-            <w:tcMar>
-              <w:top w:w="120" w:type="dxa"/>
-              <w:bottom w:w="120" w:type="dxa"/>
-              <w:left w:w="150" w:type="dxa"/>
-              <w:right w:w="150" w:type="dxa"/>
-            </w:tcMar>
             <w:shd w:fill="F8FAFC"/>
           </w:tcPr>
           <w:p>
-            <w:pPr>
-              <w:spacing w:before="0" w:after="0" w:line="276" w:lineRule="auto"/>
-            </w:pPr>
-            <w:r>
-              <w:rPr>
-                <w:rFonts w:ascii="Calibri" w:hAnsi="Calibri"/>
-                <w:color w:val="1E293B"/>
-                <w:sz w:val="19"/>
-              </w:rPr>
+            <w:r>
               <w:t>Administrador</w:t>
             </w:r>
           </w:p>
@@ -3532,25 +1533,10 @@
         <w:tc>
           <w:tcPr>
             <w:tcW w:type="dxa" w:w="1170"/>
-            <w:vAlign w:val="center"/>
-            <w:tcMar>
-              <w:top w:w="120" w:type="dxa"/>
-              <w:bottom w:w="120" w:type="dxa"/>
-              <w:left w:w="150" w:type="dxa"/>
-              <w:right w:w="150" w:type="dxa"/>
-            </w:tcMar>
             <w:shd w:fill="F8FAFC"/>
           </w:tcPr>
           <w:p>
-            <w:pPr>
-              <w:spacing w:before="0" w:after="0" w:line="276" w:lineRule="auto"/>
-            </w:pPr>
-            <w:r>
-              <w:rPr>
-                <w:rFonts w:ascii="Calibri" w:hAnsi="Calibri"/>
-                <w:color w:val="1E293B"/>
-                <w:sz w:val="19"/>
-              </w:rPr>
+            <w:r>
               <w:t>El sistema debe discriminar entre entrega local en Lima y envío nacional por agencias de encomienda (Shalom, Olva, Marvisur).</w:t>
             </w:r>
           </w:p>
@@ -3558,25 +1544,10 @@
         <w:tc>
           <w:tcPr>
             <w:tcW w:type="dxa" w:w="1170"/>
-            <w:vAlign w:val="center"/>
-            <w:tcMar>
-              <w:top w:w="120" w:type="dxa"/>
-              <w:bottom w:w="120" w:type="dxa"/>
-              <w:left w:w="150" w:type="dxa"/>
-              <w:right w:w="150" w:type="dxa"/>
-            </w:tcMar>
             <w:shd w:fill="F8FAFC"/>
           </w:tcPr>
           <w:p>
-            <w:pPr>
-              <w:spacing w:before="0" w:after="0" w:line="276" w:lineRule="auto"/>
-            </w:pPr>
-            <w:r>
-              <w:rPr>
-                <w:rFonts w:ascii="Calibri" w:hAnsi="Calibri"/>
-                <w:color w:val="1E293B"/>
-                <w:sz w:val="19"/>
-              </w:rPr>
+            <w:r>
               <w:t>Alta</w:t>
             </w:r>
           </w:p>
@@ -3584,25 +1555,10 @@
         <w:tc>
           <w:tcPr>
             <w:tcW w:type="dxa" w:w="1170"/>
-            <w:vAlign w:val="center"/>
-            <w:tcMar>
-              <w:top w:w="120" w:type="dxa"/>
-              <w:bottom w:w="120" w:type="dxa"/>
-              <w:left w:w="150" w:type="dxa"/>
-              <w:right w:w="150" w:type="dxa"/>
-            </w:tcMar>
             <w:shd w:fill="F8FAFC"/>
           </w:tcPr>
           <w:p>
-            <w:pPr>
-              <w:spacing w:before="0" w:after="0" w:line="276" w:lineRule="auto"/>
-            </w:pPr>
-            <w:r>
-              <w:rPr>
-                <w:rFonts w:ascii="Calibri" w:hAnsi="Calibri"/>
-                <w:color w:val="1E293B"/>
-                <w:sz w:val="19"/>
-              </w:rPr>
+            <w:r>
               <w:t>Registro de ciudad de destino, agencia de encomienda y N° de Guía de Remisión/Clave.</w:t>
             </w:r>
           </w:p>
@@ -3610,25 +1566,10 @@
         <w:tc>
           <w:tcPr>
             <w:tcW w:type="dxa" w:w="1170"/>
-            <w:vAlign w:val="center"/>
-            <w:tcMar>
-              <w:top w:w="120" w:type="dxa"/>
-              <w:bottom w:w="120" w:type="dxa"/>
-              <w:left w:w="150" w:type="dxa"/>
-              <w:right w:w="150" w:type="dxa"/>
-            </w:tcMar>
             <w:shd w:fill="F8FAFC"/>
           </w:tcPr>
           <w:p>
-            <w:pPr>
-              <w:spacing w:before="0" w:after="0" w:line="276" w:lineRule="auto"/>
-            </w:pPr>
-            <w:r>
-              <w:rPr>
-                <w:rFonts w:ascii="Calibri" w:hAnsi="Calibri"/>
-                <w:color w:val="1E293B"/>
-                <w:sz w:val="19"/>
-              </w:rPr>
+            <w:r>
               <w:t>Logística</w:t>
             </w:r>
           </w:p>
@@ -3636,81 +1577,32 @@
         <w:tc>
           <w:tcPr>
             <w:tcW w:type="dxa" w:w="1170"/>
-            <w:vAlign w:val="center"/>
-            <w:tcMar>
-              <w:top w:w="120" w:type="dxa"/>
-              <w:bottom w:w="120" w:type="dxa"/>
-              <w:left w:w="150" w:type="dxa"/>
-              <w:right w:w="150" w:type="dxa"/>
-            </w:tcMar>
             <w:shd w:fill="F8FAFC"/>
           </w:tcPr>
           <w:p>
-            <w:pPr>
-              <w:spacing w:before="0" w:after="0" w:line="276" w:lineRule="auto"/>
-            </w:pPr>
-            <w:r>
-              <w:rPr>
-                <w:rFonts w:ascii="Calibri" w:hAnsi="Calibri"/>
-                <w:color w:val="1E293B"/>
-                <w:sz w:val="19"/>
-              </w:rPr>
+            <w:r>
               <w:t>Implementado</w:t>
             </w:r>
           </w:p>
         </w:tc>
       </w:tr>
       <w:tr>
-        <w:trPr>
-          <w:trHeight w:val="280"/>
-        </w:trPr>
         <w:tc>
           <w:tcPr>
             <w:tcW w:type="dxa" w:w="1170"/>
-            <w:vAlign w:val="center"/>
-            <w:tcMar>
-              <w:top w:w="120" w:type="dxa"/>
-              <w:bottom w:w="120" w:type="dxa"/>
-              <w:left w:w="150" w:type="dxa"/>
-              <w:right w:w="150" w:type="dxa"/>
-            </w:tcMar>
-          </w:tcPr>
-          <w:p>
-            <w:pPr>
-              <w:spacing w:before="0" w:after="0" w:line="276" w:lineRule="auto"/>
-            </w:pPr>
-            <w:r>
-              <w:rPr>
-                <w:rFonts w:ascii="Calibri" w:hAnsi="Calibri"/>
-                <w:b/>
-                <w:color w:val="1E293B"/>
-                <w:sz w:val="19"/>
-              </w:rPr>
-              <w:t>RF-014</w:t>
+          </w:tcPr>
+          <w:p>
+            <w:r>
+              <w:t>**RF-014**</w:t>
             </w:r>
           </w:p>
         </w:tc>
         <w:tc>
           <w:tcPr>
             <w:tcW w:type="dxa" w:w="1170"/>
-            <w:vAlign w:val="center"/>
-            <w:tcMar>
-              <w:top w:w="120" w:type="dxa"/>
-              <w:bottom w:w="120" w:type="dxa"/>
-              <w:left w:w="150" w:type="dxa"/>
-              <w:right w:w="150" w:type="dxa"/>
-            </w:tcMar>
-          </w:tcPr>
-          <w:p>
-            <w:pPr>
-              <w:spacing w:before="0" w:after="0" w:line="276" w:lineRule="auto"/>
-            </w:pPr>
-            <w:r>
-              <w:rPr>
-                <w:rFonts w:ascii="Calibri" w:hAnsi="Calibri"/>
-                <w:color w:val="1E293B"/>
-                <w:sz w:val="19"/>
-              </w:rPr>
+          </w:tcPr>
+          <w:p>
+            <w:r>
               <w:t>Portal de Rastreo de Envíos en Vivo</w:t>
             </w:r>
           </w:p>
@@ -3718,24 +1610,9 @@
         <w:tc>
           <w:tcPr>
             <w:tcW w:type="dxa" w:w="1170"/>
-            <w:vAlign w:val="center"/>
-            <w:tcMar>
-              <w:top w:w="120" w:type="dxa"/>
-              <w:bottom w:w="120" w:type="dxa"/>
-              <w:left w:w="150" w:type="dxa"/>
-              <w:right w:w="150" w:type="dxa"/>
-            </w:tcMar>
-          </w:tcPr>
-          <w:p>
-            <w:pPr>
-              <w:spacing w:before="0" w:after="0" w:line="276" w:lineRule="auto"/>
-            </w:pPr>
-            <w:r>
-              <w:rPr>
-                <w:rFonts w:ascii="Calibri" w:hAnsi="Calibri"/>
-                <w:color w:val="1E293B"/>
-                <w:sz w:val="19"/>
-              </w:rPr>
+          </w:tcPr>
+          <w:p>
+            <w:r>
               <w:t>Cliente / Admin</w:t>
             </w:r>
           </w:p>
@@ -3743,65 +1620,19 @@
         <w:tc>
           <w:tcPr>
             <w:tcW w:type="dxa" w:w="1170"/>
-            <w:vAlign w:val="center"/>
-            <w:tcMar>
-              <w:top w:w="120" w:type="dxa"/>
-              <w:bottom w:w="120" w:type="dxa"/>
-              <w:left w:w="150" w:type="dxa"/>
-              <w:right w:w="150" w:type="dxa"/>
-            </w:tcMar>
-          </w:tcPr>
-          <w:p>
-            <w:pPr>
-              <w:spacing w:before="0" w:after="0" w:line="276" w:lineRule="auto"/>
-            </w:pPr>
-            <w:r>
-              <w:rPr>
-                <w:rFonts w:ascii="Calibri" w:hAnsi="Calibri"/>
-                <w:color w:val="1E293B"/>
-                <w:sz w:val="19"/>
-              </w:rPr>
-              <w:t xml:space="preserve">El sistema debe ofrecer un portal de autoservicio donde el cliente consulta el timeline en vivo de su paquete con su código </w:t>
-            </w:r>
-            <w:r>
-              <w:rPr>
-                <w:rFonts w:ascii="Consolas" w:hAnsi="Consolas"/>
-                <w:color w:val="C2410C"/>
-                <w:sz w:val="19"/>
-              </w:rPr>
-              <w:t>LFT-XXX</w:t>
-            </w:r>
-            <w:r>
-              <w:rPr>
-                <w:rFonts w:ascii="Calibri" w:hAnsi="Calibri"/>
-                <w:color w:val="1E293B"/>
-                <w:sz w:val="19"/>
-              </w:rPr>
-              <w:t>, DNI o teléfono.</w:t>
+          </w:tcPr>
+          <w:p>
+            <w:r>
+              <w:t>El sistema debe ofrecer un portal de autoservicio donde el cliente consulta el timeline en vivo de su paquete con su código `LFT-XXX`, DNI o teléfono.</w:t>
             </w:r>
           </w:p>
         </w:tc>
         <w:tc>
           <w:tcPr>
             <w:tcW w:type="dxa" w:w="1170"/>
-            <w:vAlign w:val="center"/>
-            <w:tcMar>
-              <w:top w:w="120" w:type="dxa"/>
-              <w:bottom w:w="120" w:type="dxa"/>
-              <w:left w:w="150" w:type="dxa"/>
-              <w:right w:w="150" w:type="dxa"/>
-            </w:tcMar>
-          </w:tcPr>
-          <w:p>
-            <w:pPr>
-              <w:spacing w:before="0" w:after="0" w:line="276" w:lineRule="auto"/>
-            </w:pPr>
-            <w:r>
-              <w:rPr>
-                <w:rFonts w:ascii="Calibri" w:hAnsi="Calibri"/>
-                <w:color w:val="1E293B"/>
-                <w:sz w:val="19"/>
-              </w:rPr>
+          </w:tcPr>
+          <w:p>
+            <w:r>
               <w:t>Alta</w:t>
             </w:r>
           </w:p>
@@ -3809,24 +1640,9 @@
         <w:tc>
           <w:tcPr>
             <w:tcW w:type="dxa" w:w="1170"/>
-            <w:vAlign w:val="center"/>
-            <w:tcMar>
-              <w:top w:w="120" w:type="dxa"/>
-              <w:bottom w:w="120" w:type="dxa"/>
-              <w:left w:w="150" w:type="dxa"/>
-              <w:right w:w="150" w:type="dxa"/>
-            </w:tcMar>
-          </w:tcPr>
-          <w:p>
-            <w:pPr>
-              <w:spacing w:before="0" w:after="0" w:line="276" w:lineRule="auto"/>
-            </w:pPr>
-            <w:r>
-              <w:rPr>
-                <w:rFonts w:ascii="Calibri" w:hAnsi="Calibri"/>
-                <w:color w:val="1E293B"/>
-                <w:sz w:val="19"/>
-              </w:rPr>
+          </w:tcPr>
+          <w:p>
+            <w:r>
               <w:t>Búsqueda reactiva, timeline de 4 hitos, datos de agencia/guía, desglose de flete y garantías.</w:t>
             </w:r>
           </w:p>
@@ -3834,24 +1650,9 @@
         <w:tc>
           <w:tcPr>
             <w:tcW w:type="dxa" w:w="1170"/>
-            <w:vAlign w:val="center"/>
-            <w:tcMar>
-              <w:top w:w="120" w:type="dxa"/>
-              <w:bottom w:w="120" w:type="dxa"/>
-              <w:left w:w="150" w:type="dxa"/>
-              <w:right w:w="150" w:type="dxa"/>
-            </w:tcMar>
-          </w:tcPr>
-          <w:p>
-            <w:pPr>
-              <w:spacing w:before="0" w:after="0" w:line="276" w:lineRule="auto"/>
-            </w:pPr>
-            <w:r>
-              <w:rPr>
-                <w:rFonts w:ascii="Calibri" w:hAnsi="Calibri"/>
-                <w:color w:val="1E293B"/>
-                <w:sz w:val="19"/>
-              </w:rPr>
+          </w:tcPr>
+          <w:p>
+            <w:r>
               <w:t>Tracking</w:t>
             </w:r>
           </w:p>
@@ -3859,82 +1660,33 @@
         <w:tc>
           <w:tcPr>
             <w:tcW w:type="dxa" w:w="1170"/>
-            <w:vAlign w:val="center"/>
-            <w:tcMar>
-              <w:top w:w="120" w:type="dxa"/>
-              <w:bottom w:w="120" w:type="dxa"/>
-              <w:left w:w="150" w:type="dxa"/>
-              <w:right w:w="150" w:type="dxa"/>
-            </w:tcMar>
-          </w:tcPr>
-          <w:p>
-            <w:pPr>
-              <w:spacing w:before="0" w:after="0" w:line="276" w:lineRule="auto"/>
-            </w:pPr>
-            <w:r>
-              <w:rPr>
-                <w:rFonts w:ascii="Calibri" w:hAnsi="Calibri"/>
-                <w:color w:val="1E293B"/>
-                <w:sz w:val="19"/>
-              </w:rPr>
+          </w:tcPr>
+          <w:p>
+            <w:r>
               <w:t>Implementado</w:t>
             </w:r>
           </w:p>
         </w:tc>
       </w:tr>
       <w:tr>
-        <w:trPr>
-          <w:trHeight w:val="280"/>
-        </w:trPr>
         <w:tc>
           <w:tcPr>
             <w:tcW w:type="dxa" w:w="1170"/>
-            <w:vAlign w:val="center"/>
-            <w:tcMar>
-              <w:top w:w="120" w:type="dxa"/>
-              <w:bottom w:w="120" w:type="dxa"/>
-              <w:left w:w="150" w:type="dxa"/>
-              <w:right w:w="150" w:type="dxa"/>
-            </w:tcMar>
             <w:shd w:fill="F8FAFC"/>
           </w:tcPr>
           <w:p>
-            <w:pPr>
-              <w:spacing w:before="0" w:after="0" w:line="276" w:lineRule="auto"/>
-            </w:pPr>
-            <w:r>
-              <w:rPr>
-                <w:rFonts w:ascii="Calibri" w:hAnsi="Calibri"/>
-                <w:b/>
-                <w:color w:val="1E293B"/>
-                <w:sz w:val="19"/>
-              </w:rPr>
-              <w:t>RF-015</w:t>
+            <w:r>
+              <w:t>**RF-015**</w:t>
             </w:r>
           </w:p>
         </w:tc>
         <w:tc>
           <w:tcPr>
             <w:tcW w:type="dxa" w:w="1170"/>
-            <w:vAlign w:val="center"/>
-            <w:tcMar>
-              <w:top w:w="120" w:type="dxa"/>
-              <w:bottom w:w="120" w:type="dxa"/>
-              <w:left w:w="150" w:type="dxa"/>
-              <w:right w:w="150" w:type="dxa"/>
-            </w:tcMar>
             <w:shd w:fill="F8FAFC"/>
           </w:tcPr>
           <w:p>
-            <w:pPr>
-              <w:spacing w:before="0" w:after="0" w:line="276" w:lineRule="auto"/>
-            </w:pPr>
-            <w:r>
-              <w:rPr>
-                <w:rFonts w:ascii="Calibri" w:hAnsi="Calibri"/>
-                <w:color w:val="1E293B"/>
-                <w:sz w:val="19"/>
-              </w:rPr>
+            <w:r>
               <w:t>Identificación DNI/RUC y Referencias</w:t>
             </w:r>
           </w:p>
@@ -3942,25 +1694,10 @@
         <w:tc>
           <w:tcPr>
             <w:tcW w:type="dxa" w:w="1170"/>
-            <w:vAlign w:val="center"/>
-            <w:tcMar>
-              <w:top w:w="120" w:type="dxa"/>
-              <w:bottom w:w="120" w:type="dxa"/>
-              <w:left w:w="150" w:type="dxa"/>
-              <w:right w:w="150" w:type="dxa"/>
-            </w:tcMar>
             <w:shd w:fill="F8FAFC"/>
           </w:tcPr>
           <w:p>
-            <w:pPr>
-              <w:spacing w:before="0" w:after="0" w:line="276" w:lineRule="auto"/>
-            </w:pPr>
-            <w:r>
-              <w:rPr>
-                <w:rFonts w:ascii="Calibri" w:hAnsi="Calibri"/>
-                <w:color w:val="1E293B"/>
-                <w:sz w:val="19"/>
-              </w:rPr>
+            <w:r>
               <w:t>Cliente / Admin</w:t>
             </w:r>
           </w:p>
@@ -3968,25 +1705,10 @@
         <w:tc>
           <w:tcPr>
             <w:tcW w:type="dxa" w:w="1170"/>
-            <w:vAlign w:val="center"/>
-            <w:tcMar>
-              <w:top w:w="120" w:type="dxa"/>
-              <w:bottom w:w="120" w:type="dxa"/>
-              <w:left w:w="150" w:type="dxa"/>
-              <w:right w:w="150" w:type="dxa"/>
-            </w:tcMar>
             <w:shd w:fill="F8FAFC"/>
           </w:tcPr>
           <w:p>
-            <w:pPr>
-              <w:spacing w:before="0" w:after="0" w:line="276" w:lineRule="auto"/>
-            </w:pPr>
-            <w:r>
-              <w:rPr>
-                <w:rFonts w:ascii="Calibri" w:hAnsi="Calibri"/>
-                <w:color w:val="1E293B"/>
-                <w:sz w:val="19"/>
-              </w:rPr>
+            <w:r>
               <w:t>El sistema debe capturar el DNI o RUC del cliente, exigiéndolo obligatoriamente para envíos nacionales por encomienda, además del distrito y referencia física.</w:t>
             </w:r>
           </w:p>
@@ -3994,25 +1716,10 @@
         <w:tc>
           <w:tcPr>
             <w:tcW w:type="dxa" w:w="1170"/>
-            <w:vAlign w:val="center"/>
-            <w:tcMar>
-              <w:top w:w="120" w:type="dxa"/>
-              <w:bottom w:w="120" w:type="dxa"/>
-              <w:left w:w="150" w:type="dxa"/>
-              <w:right w:w="150" w:type="dxa"/>
-            </w:tcMar>
             <w:shd w:fill="F8FAFC"/>
           </w:tcPr>
           <w:p>
-            <w:pPr>
-              <w:spacing w:before="0" w:after="0" w:line="276" w:lineRule="auto"/>
-            </w:pPr>
-            <w:r>
-              <w:rPr>
-                <w:rFonts w:ascii="Calibri" w:hAnsi="Calibri"/>
-                <w:color w:val="1E293B"/>
-                <w:sz w:val="19"/>
-              </w:rPr>
+            <w:r>
               <w:t>Alta</w:t>
             </w:r>
           </w:p>
@@ -4020,25 +1727,10 @@
         <w:tc>
           <w:tcPr>
             <w:tcW w:type="dxa" w:w="1170"/>
-            <w:vAlign w:val="center"/>
-            <w:tcMar>
-              <w:top w:w="120" w:type="dxa"/>
-              <w:bottom w:w="120" w:type="dxa"/>
-              <w:left w:w="150" w:type="dxa"/>
-              <w:right w:w="150" w:type="dxa"/>
-            </w:tcMar>
             <w:shd w:fill="F8FAFC"/>
           </w:tcPr>
           <w:p>
-            <w:pPr>
-              <w:spacing w:before="0" w:after="0" w:line="276" w:lineRule="auto"/>
-            </w:pPr>
-            <w:r>
-              <w:rPr>
-                <w:rFonts w:ascii="Calibri" w:hAnsi="Calibri"/>
-                <w:color w:val="1E293B"/>
-                <w:sz w:val="19"/>
-              </w:rPr>
+            <w:r>
               <w:t>Validación de formato numérico de documento (8 o 11 dígitos) y bloqueo de despacho interprovincial si no se provee.</w:t>
             </w:r>
           </w:p>
@@ -4046,25 +1738,10 @@
         <w:tc>
           <w:tcPr>
             <w:tcW w:type="dxa" w:w="1170"/>
-            <w:vAlign w:val="center"/>
-            <w:tcMar>
-              <w:top w:w="120" w:type="dxa"/>
-              <w:bottom w:w="120" w:type="dxa"/>
-              <w:left w:w="150" w:type="dxa"/>
-              <w:right w:w="150" w:type="dxa"/>
-            </w:tcMar>
             <w:shd w:fill="F8FAFC"/>
           </w:tcPr>
           <w:p>
-            <w:pPr>
-              <w:spacing w:before="0" w:after="0" w:line="276" w:lineRule="auto"/>
-            </w:pPr>
-            <w:r>
-              <w:rPr>
-                <w:rFonts w:ascii="Calibri" w:hAnsi="Calibri"/>
-                <w:color w:val="1E293B"/>
-                <w:sz w:val="19"/>
-              </w:rPr>
+            <w:r>
               <w:t>Pedidos</w:t>
             </w:r>
           </w:p>
@@ -4072,81 +1749,32 @@
         <w:tc>
           <w:tcPr>
             <w:tcW w:type="dxa" w:w="1170"/>
-            <w:vAlign w:val="center"/>
-            <w:tcMar>
-              <w:top w:w="120" w:type="dxa"/>
-              <w:bottom w:w="120" w:type="dxa"/>
-              <w:left w:w="150" w:type="dxa"/>
-              <w:right w:w="150" w:type="dxa"/>
-            </w:tcMar>
             <w:shd w:fill="F8FAFC"/>
           </w:tcPr>
           <w:p>
-            <w:pPr>
-              <w:spacing w:before="0" w:after="0" w:line="276" w:lineRule="auto"/>
-            </w:pPr>
-            <w:r>
-              <w:rPr>
-                <w:rFonts w:ascii="Calibri" w:hAnsi="Calibri"/>
-                <w:color w:val="1E293B"/>
-                <w:sz w:val="19"/>
-              </w:rPr>
+            <w:r>
               <w:t>Implementado</w:t>
             </w:r>
           </w:p>
         </w:tc>
       </w:tr>
       <w:tr>
-        <w:trPr>
-          <w:trHeight w:val="280"/>
-        </w:trPr>
         <w:tc>
           <w:tcPr>
             <w:tcW w:type="dxa" w:w="1170"/>
-            <w:vAlign w:val="center"/>
-            <w:tcMar>
-              <w:top w:w="120" w:type="dxa"/>
-              <w:bottom w:w="120" w:type="dxa"/>
-              <w:left w:w="150" w:type="dxa"/>
-              <w:right w:w="150" w:type="dxa"/>
-            </w:tcMar>
-          </w:tcPr>
-          <w:p>
-            <w:pPr>
-              <w:spacing w:before="0" w:after="0" w:line="276" w:lineRule="auto"/>
-            </w:pPr>
-            <w:r>
-              <w:rPr>
-                <w:rFonts w:ascii="Calibri" w:hAnsi="Calibri"/>
-                <w:b/>
-                <w:color w:val="1E293B"/>
-                <w:sz w:val="19"/>
-              </w:rPr>
-              <w:t>RF-016</w:t>
+          </w:tcPr>
+          <w:p>
+            <w:r>
+              <w:t>**RF-016**</w:t>
             </w:r>
           </w:p>
         </w:tc>
         <w:tc>
           <w:tcPr>
             <w:tcW w:type="dxa" w:w="1170"/>
-            <w:vAlign w:val="center"/>
-            <w:tcMar>
-              <w:top w:w="120" w:type="dxa"/>
-              <w:bottom w:w="120" w:type="dxa"/>
-              <w:left w:w="150" w:type="dxa"/>
-              <w:right w:w="150" w:type="dxa"/>
-            </w:tcMar>
-          </w:tcPr>
-          <w:p>
-            <w:pPr>
-              <w:spacing w:before="0" w:after="0" w:line="276" w:lineRule="auto"/>
-            </w:pPr>
-            <w:r>
-              <w:rPr>
-                <w:rFonts w:ascii="Calibri" w:hAnsi="Calibri"/>
-                <w:color w:val="1E293B"/>
-                <w:sz w:val="19"/>
-              </w:rPr>
+          </w:tcPr>
+          <w:p>
+            <w:r>
               <w:t>Métodos de Pago y Cupones Promocionales</w:t>
             </w:r>
           </w:p>
@@ -4154,24 +1782,9 @@
         <w:tc>
           <w:tcPr>
             <w:tcW w:type="dxa" w:w="1170"/>
-            <w:vAlign w:val="center"/>
-            <w:tcMar>
-              <w:top w:w="120" w:type="dxa"/>
-              <w:bottom w:w="120" w:type="dxa"/>
-              <w:left w:w="150" w:type="dxa"/>
-              <w:right w:w="150" w:type="dxa"/>
-            </w:tcMar>
-          </w:tcPr>
-          <w:p>
-            <w:pPr>
-              <w:spacing w:before="0" w:after="0" w:line="276" w:lineRule="auto"/>
-            </w:pPr>
-            <w:r>
-              <w:rPr>
-                <w:rFonts w:ascii="Calibri" w:hAnsi="Calibri"/>
-                <w:color w:val="1E293B"/>
-                <w:sz w:val="19"/>
-              </w:rPr>
+          </w:tcPr>
+          <w:p>
+            <w:r>
               <w:t>Cliente / Admin</w:t>
             </w:r>
           </w:p>
@@ -4179,24 +1792,9 @@
         <w:tc>
           <w:tcPr>
             <w:tcW w:type="dxa" w:w="1170"/>
-            <w:vAlign w:val="center"/>
-            <w:tcMar>
-              <w:top w:w="120" w:type="dxa"/>
-              <w:bottom w:w="120" w:type="dxa"/>
-              <w:left w:w="150" w:type="dxa"/>
-              <w:right w:w="150" w:type="dxa"/>
-            </w:tcMar>
-          </w:tcPr>
-          <w:p>
-            <w:pPr>
-              <w:spacing w:before="0" w:after="0" w:line="276" w:lineRule="auto"/>
-            </w:pPr>
-            <w:r>
-              <w:rPr>
-                <w:rFonts w:ascii="Calibri" w:hAnsi="Calibri"/>
-                <w:color w:val="1E293B"/>
-                <w:sz w:val="19"/>
-              </w:rPr>
+          </w:tcPr>
+          <w:p>
+            <w:r>
               <w:t>El sistema debe soportar registro de medios de pago locales (Yape, Plin, BCP, BBVA, Contra Entrega, Tarjeta), captura de N° de Operación y aplicación de cupones de descuento.</w:t>
             </w:r>
           </w:p>
@@ -4204,24 +1802,9 @@
         <w:tc>
           <w:tcPr>
             <w:tcW w:type="dxa" w:w="1170"/>
-            <w:vAlign w:val="center"/>
-            <w:tcMar>
-              <w:top w:w="120" w:type="dxa"/>
-              <w:bottom w:w="120" w:type="dxa"/>
-              <w:left w:w="150" w:type="dxa"/>
-              <w:right w:w="150" w:type="dxa"/>
-            </w:tcMar>
-          </w:tcPr>
-          <w:p>
-            <w:pPr>
-              <w:spacing w:before="0" w:after="0" w:line="276" w:lineRule="auto"/>
-            </w:pPr>
-            <w:r>
-              <w:rPr>
-                <w:rFonts w:ascii="Calibri" w:hAnsi="Calibri"/>
-                <w:color w:val="1E293B"/>
-                <w:sz w:val="19"/>
-              </w:rPr>
+          </w:tcPr>
+          <w:p>
+            <w:r>
               <w:t>Alta</w:t>
             </w:r>
           </w:p>
@@ -4229,97 +1812,19 @@
         <w:tc>
           <w:tcPr>
             <w:tcW w:type="dxa" w:w="1170"/>
-            <w:vAlign w:val="center"/>
-            <w:tcMar>
-              <w:top w:w="120" w:type="dxa"/>
-              <w:bottom w:w="120" w:type="dxa"/>
-              <w:left w:w="150" w:type="dxa"/>
-              <w:right w:w="150" w:type="dxa"/>
-            </w:tcMar>
-          </w:tcPr>
-          <w:p>
-            <w:pPr>
-              <w:spacing w:before="0" w:after="0" w:line="276" w:lineRule="auto"/>
-            </w:pPr>
-            <w:r>
-              <w:rPr>
-                <w:rFonts w:ascii="Calibri" w:hAnsi="Calibri"/>
-                <w:color w:val="1E293B"/>
-                <w:sz w:val="19"/>
-              </w:rPr>
-              <w:t>Validación de cupones en tiempo real (</w:t>
-            </w:r>
-            <w:r>
-              <w:rPr>
-                <w:rFonts w:ascii="Consolas" w:hAnsi="Consolas"/>
-                <w:color w:val="C2410C"/>
-                <w:sz w:val="19"/>
-              </w:rPr>
-              <w:t>LEOFIT10</w:t>
-            </w:r>
-            <w:r>
-              <w:rPr>
-                <w:rFonts w:ascii="Calibri" w:hAnsi="Calibri"/>
-                <w:color w:val="1E293B"/>
-                <w:sz w:val="19"/>
-              </w:rPr>
-              <w:t xml:space="preserve">, </w:t>
-            </w:r>
-            <w:r>
-              <w:rPr>
-                <w:rFonts w:ascii="Consolas" w:hAnsi="Consolas"/>
-                <w:color w:val="C2410C"/>
-                <w:sz w:val="19"/>
-              </w:rPr>
-              <w:t>PROMOVERANO</w:t>
-            </w:r>
-            <w:r>
-              <w:rPr>
-                <w:rFonts w:ascii="Calibri" w:hAnsi="Calibri"/>
-                <w:color w:val="1E293B"/>
-                <w:sz w:val="19"/>
-              </w:rPr>
-              <w:t xml:space="preserve">, </w:t>
-            </w:r>
-            <w:r>
-              <w:rPr>
-                <w:rFonts w:ascii="Consolas" w:hAnsi="Consolas"/>
-                <w:color w:val="C2410C"/>
-                <w:sz w:val="19"/>
-              </w:rPr>
-              <w:t>ENVIOGRATIS</w:t>
-            </w:r>
-            <w:r>
-              <w:rPr>
-                <w:rFonts w:ascii="Calibri" w:hAnsi="Calibri"/>
-                <w:color w:val="1E293B"/>
-                <w:sz w:val="19"/>
-              </w:rPr>
-              <w:t>) con recálculo dinámico de la liquidación.</w:t>
+          </w:tcPr>
+          <w:p>
+            <w:r>
+              <w:t>Validación de cupones en tiempo real (`LEOFIT10`, `PROMOVERANO`, `ENVIOGRATIS`) con recálculo dinámico de la liquidación.</w:t>
             </w:r>
           </w:p>
         </w:tc>
         <w:tc>
           <w:tcPr>
             <w:tcW w:type="dxa" w:w="1170"/>
-            <w:vAlign w:val="center"/>
-            <w:tcMar>
-              <w:top w:w="120" w:type="dxa"/>
-              <w:bottom w:w="120" w:type="dxa"/>
-              <w:left w:w="150" w:type="dxa"/>
-              <w:right w:w="150" w:type="dxa"/>
-            </w:tcMar>
-          </w:tcPr>
-          <w:p>
-            <w:pPr>
-              <w:spacing w:before="0" w:after="0" w:line="276" w:lineRule="auto"/>
-            </w:pPr>
-            <w:r>
-              <w:rPr>
-                <w:rFonts w:ascii="Calibri" w:hAnsi="Calibri"/>
-                <w:color w:val="1E293B"/>
-                <w:sz w:val="19"/>
-              </w:rPr>
+          </w:tcPr>
+          <w:p>
+            <w:r>
               <w:t>Facturación</w:t>
             </w:r>
           </w:p>
@@ -4327,82 +1832,33 @@
         <w:tc>
           <w:tcPr>
             <w:tcW w:type="dxa" w:w="1170"/>
-            <w:vAlign w:val="center"/>
-            <w:tcMar>
-              <w:top w:w="120" w:type="dxa"/>
-              <w:bottom w:w="120" w:type="dxa"/>
-              <w:left w:w="150" w:type="dxa"/>
-              <w:right w:w="150" w:type="dxa"/>
-            </w:tcMar>
-          </w:tcPr>
-          <w:p>
-            <w:pPr>
-              <w:spacing w:before="0" w:after="0" w:line="276" w:lineRule="auto"/>
-            </w:pPr>
-            <w:r>
-              <w:rPr>
-                <w:rFonts w:ascii="Calibri" w:hAnsi="Calibri"/>
-                <w:color w:val="1E293B"/>
-                <w:sz w:val="19"/>
-              </w:rPr>
+          </w:tcPr>
+          <w:p>
+            <w:r>
               <w:t>Implementado</w:t>
             </w:r>
           </w:p>
         </w:tc>
       </w:tr>
       <w:tr>
-        <w:trPr>
-          <w:trHeight w:val="280"/>
-        </w:trPr>
         <w:tc>
           <w:tcPr>
             <w:tcW w:type="dxa" w:w="1170"/>
-            <w:vAlign w:val="center"/>
-            <w:tcMar>
-              <w:top w:w="120" w:type="dxa"/>
-              <w:bottom w:w="120" w:type="dxa"/>
-              <w:left w:w="150" w:type="dxa"/>
-              <w:right w:w="150" w:type="dxa"/>
-            </w:tcMar>
             <w:shd w:fill="F8FAFC"/>
           </w:tcPr>
           <w:p>
-            <w:pPr>
-              <w:spacing w:before="0" w:after="0" w:line="276" w:lineRule="auto"/>
-            </w:pPr>
-            <w:r>
-              <w:rPr>
-                <w:rFonts w:ascii="Calibri" w:hAnsi="Calibri"/>
-                <w:b/>
-                <w:color w:val="1E293B"/>
-                <w:sz w:val="19"/>
-              </w:rPr>
-              <w:t>RF-017</w:t>
+            <w:r>
+              <w:t>**RF-017**</w:t>
             </w:r>
           </w:p>
         </w:tc>
         <w:tc>
           <w:tcPr>
             <w:tcW w:type="dxa" w:w="1170"/>
-            <w:vAlign w:val="center"/>
-            <w:tcMar>
-              <w:top w:w="120" w:type="dxa"/>
-              <w:bottom w:w="120" w:type="dxa"/>
-              <w:left w:w="150" w:type="dxa"/>
-              <w:right w:w="150" w:type="dxa"/>
-            </w:tcMar>
             <w:shd w:fill="F8FAFC"/>
           </w:tcPr>
           <w:p>
-            <w:pPr>
-              <w:spacing w:before="0" w:after="0" w:line="276" w:lineRule="auto"/>
-            </w:pPr>
-            <w:r>
-              <w:rPr>
-                <w:rFonts w:ascii="Calibri" w:hAnsi="Calibri"/>
-                <w:color w:val="1E293B"/>
-                <w:sz w:val="19"/>
-              </w:rPr>
+            <w:r>
               <w:t>Urgencia de Inventario y Garantías</w:t>
             </w:r>
           </w:p>
@@ -4410,25 +1866,10 @@
         <w:tc>
           <w:tcPr>
             <w:tcW w:type="dxa" w:w="1170"/>
-            <w:vAlign w:val="center"/>
-            <w:tcMar>
-              <w:top w:w="120" w:type="dxa"/>
-              <w:bottom w:w="120" w:type="dxa"/>
-              <w:left w:w="150" w:type="dxa"/>
-              <w:right w:w="150" w:type="dxa"/>
-            </w:tcMar>
             <w:shd w:fill="F8FAFC"/>
           </w:tcPr>
           <w:p>
-            <w:pPr>
-              <w:spacing w:before="0" w:after="0" w:line="276" w:lineRule="auto"/>
-            </w:pPr>
-            <w:r>
-              <w:rPr>
-                <w:rFonts w:ascii="Calibri" w:hAnsi="Calibri"/>
-                <w:color w:val="1E293B"/>
-                <w:sz w:val="19"/>
-              </w:rPr>
+            <w:r>
               <w:t>Cliente / Admin</w:t>
             </w:r>
           </w:p>
@@ -4436,68 +1877,21 @@
         <w:tc>
           <w:tcPr>
             <w:tcW w:type="dxa" w:w="1170"/>
-            <w:vAlign w:val="center"/>
-            <w:tcMar>
-              <w:top w:w="120" w:type="dxa"/>
-              <w:bottom w:w="120" w:type="dxa"/>
-              <w:left w:w="150" w:type="dxa"/>
-              <w:right w:w="150" w:type="dxa"/>
-            </w:tcMar>
             <w:shd w:fill="F8FAFC"/>
           </w:tcPr>
           <w:p>
-            <w:pPr>
-              <w:spacing w:before="0" w:after="0" w:line="276" w:lineRule="auto"/>
-            </w:pPr>
-            <w:r>
-              <w:rPr>
-                <w:rFonts w:ascii="Calibri" w:hAnsi="Calibri"/>
-                <w:color w:val="1E293B"/>
-                <w:sz w:val="19"/>
-              </w:rPr>
-              <w:t>El sistema debe desplegar insignias de stock crítico (</w:t>
-            </w:r>
-            <w:r>
-              <w:rPr>
-                <w:rFonts w:ascii="Calibri" w:hAnsi="Calibri"/>
-                <w:i/>
-                <w:color w:val="1E293B"/>
-                <w:sz w:val="19"/>
-              </w:rPr>
-              <w:t>≤ 5</w:t>
-            </w:r>
-            <w:r>
-              <w:rPr>
-                <w:rFonts w:ascii="Calibri" w:hAnsi="Calibri"/>
-                <w:color w:val="1E293B"/>
-                <w:sz w:val="19"/>
-              </w:rPr>
-              <w:t xml:space="preserve"> unidades) en prendas seleccionadas e incluir la cláusula de garantía de satisfacción y cambio de talla.</w:t>
+            <w:r>
+              <w:t>El sistema debe desplegar insignias de stock crítico ($\le 5$ unidades) en prendas seleccionadas e incluir la cláusula de garantía de satisfacción y cambio de talla.</w:t>
             </w:r>
           </w:p>
         </w:tc>
         <w:tc>
           <w:tcPr>
             <w:tcW w:type="dxa" w:w="1170"/>
-            <w:vAlign w:val="center"/>
-            <w:tcMar>
-              <w:top w:w="120" w:type="dxa"/>
-              <w:bottom w:w="120" w:type="dxa"/>
-              <w:left w:w="150" w:type="dxa"/>
-              <w:right w:w="150" w:type="dxa"/>
-            </w:tcMar>
             <w:shd w:fill="F8FAFC"/>
           </w:tcPr>
           <w:p>
-            <w:pPr>
-              <w:spacing w:before="0" w:after="0" w:line="276" w:lineRule="auto"/>
-            </w:pPr>
-            <w:r>
-              <w:rPr>
-                <w:rFonts w:ascii="Calibri" w:hAnsi="Calibri"/>
-                <w:color w:val="1E293B"/>
-                <w:sz w:val="19"/>
-              </w:rPr>
+            <w:r>
               <w:t>Media</w:t>
             </w:r>
           </w:p>
@@ -4505,25 +1899,10 @@
         <w:tc>
           <w:tcPr>
             <w:tcW w:type="dxa" w:w="1170"/>
-            <w:vAlign w:val="center"/>
-            <w:tcMar>
-              <w:top w:w="120" w:type="dxa"/>
-              <w:bottom w:w="120" w:type="dxa"/>
-              <w:left w:w="150" w:type="dxa"/>
-              <w:right w:w="150" w:type="dxa"/>
-            </w:tcMar>
             <w:shd w:fill="F8FAFC"/>
           </w:tcPr>
           <w:p>
-            <w:pPr>
-              <w:spacing w:before="0" w:after="0" w:line="276" w:lineRule="auto"/>
-            </w:pPr>
-            <w:r>
-              <w:rPr>
-                <w:rFonts w:ascii="Calibri" w:hAnsi="Calibri"/>
-                <w:color w:val="1E293B"/>
-                <w:sz w:val="19"/>
-              </w:rPr>
+            <w:r>
               <w:t>Alerta visual en el selector de prendas y presentación de la tarjeta de Garantía Oficial LeoFit en orden y rastreo.</w:t>
             </w:r>
           </w:p>
@@ -4531,25 +1910,10 @@
         <w:tc>
           <w:tcPr>
             <w:tcW w:type="dxa" w:w="1170"/>
-            <w:vAlign w:val="center"/>
-            <w:tcMar>
-              <w:top w:w="120" w:type="dxa"/>
-              <w:bottom w:w="120" w:type="dxa"/>
-              <w:left w:w="150" w:type="dxa"/>
-              <w:right w:w="150" w:type="dxa"/>
-            </w:tcMar>
             <w:shd w:fill="F8FAFC"/>
           </w:tcPr>
           <w:p>
-            <w:pPr>
-              <w:spacing w:before="0" w:after="0" w:line="276" w:lineRule="auto"/>
-            </w:pPr>
-            <w:r>
-              <w:rPr>
-                <w:rFonts w:ascii="Calibri" w:hAnsi="Calibri"/>
-                <w:color w:val="1E293B"/>
-                <w:sz w:val="19"/>
-              </w:rPr>
+            <w:r>
               <w:t>Catálogo / UX</w:t>
             </w:r>
           </w:p>
@@ -4557,81 +1921,32 @@
         <w:tc>
           <w:tcPr>
             <w:tcW w:type="dxa" w:w="1170"/>
-            <w:vAlign w:val="center"/>
-            <w:tcMar>
-              <w:top w:w="120" w:type="dxa"/>
-              <w:bottom w:w="120" w:type="dxa"/>
-              <w:left w:w="150" w:type="dxa"/>
-              <w:right w:w="150" w:type="dxa"/>
-            </w:tcMar>
             <w:shd w:fill="F8FAFC"/>
           </w:tcPr>
           <w:p>
-            <w:pPr>
-              <w:spacing w:before="0" w:after="0" w:line="276" w:lineRule="auto"/>
-            </w:pPr>
-            <w:r>
-              <w:rPr>
-                <w:rFonts w:ascii="Calibri" w:hAnsi="Calibri"/>
-                <w:color w:val="1E293B"/>
-                <w:sz w:val="19"/>
-              </w:rPr>
+            <w:r>
               <w:t>Implementado</w:t>
             </w:r>
           </w:p>
         </w:tc>
       </w:tr>
       <w:tr>
-        <w:trPr>
-          <w:trHeight w:val="280"/>
-        </w:trPr>
         <w:tc>
           <w:tcPr>
             <w:tcW w:type="dxa" w:w="1170"/>
-            <w:vAlign w:val="center"/>
-            <w:tcMar>
-              <w:top w:w="120" w:type="dxa"/>
-              <w:bottom w:w="120" w:type="dxa"/>
-              <w:left w:w="150" w:type="dxa"/>
-              <w:right w:w="150" w:type="dxa"/>
-            </w:tcMar>
-          </w:tcPr>
-          <w:p>
-            <w:pPr>
-              <w:spacing w:before="0" w:after="0" w:line="276" w:lineRule="auto"/>
-            </w:pPr>
-            <w:r>
-              <w:rPr>
-                <w:rFonts w:ascii="Calibri" w:hAnsi="Calibri"/>
-                <w:b/>
-                <w:color w:val="1E293B"/>
-                <w:sz w:val="19"/>
-              </w:rPr>
-              <w:t>RF-018</w:t>
+          </w:tcPr>
+          <w:p>
+            <w:r>
+              <w:t>**RF-018**</w:t>
             </w:r>
           </w:p>
         </w:tc>
         <w:tc>
           <w:tcPr>
             <w:tcW w:type="dxa" w:w="1170"/>
-            <w:vAlign w:val="center"/>
-            <w:tcMar>
-              <w:top w:w="120" w:type="dxa"/>
-              <w:bottom w:w="120" w:type="dxa"/>
-              <w:left w:w="150" w:type="dxa"/>
-              <w:right w:w="150" w:type="dxa"/>
-            </w:tcMar>
-          </w:tcPr>
-          <w:p>
-            <w:pPr>
-              <w:spacing w:before="0" w:after="0" w:line="276" w:lineRule="auto"/>
-            </w:pPr>
-            <w:r>
-              <w:rPr>
-                <w:rFonts w:ascii="Calibri" w:hAnsi="Calibri"/>
-                <w:color w:val="1E293B"/>
-                <w:sz w:val="19"/>
-              </w:rPr>
+          </w:tcPr>
+          <w:p>
+            <w:r>
               <w:t>Emisión de Recibos PDF y Rótulos</w:t>
             </w:r>
           </w:p>
@@ -4639,24 +1954,9 @@
         <w:tc>
           <w:tcPr>
             <w:tcW w:type="dxa" w:w="1170"/>
-            <w:vAlign w:val="center"/>
-            <w:tcMar>
-              <w:top w:w="120" w:type="dxa"/>
-              <w:bottom w:w="120" w:type="dxa"/>
-              <w:left w:w="150" w:type="dxa"/>
-              <w:right w:w="150" w:type="dxa"/>
-            </w:tcMar>
-          </w:tcPr>
-          <w:p>
-            <w:pPr>
-              <w:spacing w:before="0" w:after="0" w:line="276" w:lineRule="auto"/>
-            </w:pPr>
-            <w:r>
-              <w:rPr>
-                <w:rFonts w:ascii="Calibri" w:hAnsi="Calibri"/>
-                <w:color w:val="1E293B"/>
-                <w:sz w:val="19"/>
-              </w:rPr>
+          </w:tcPr>
+          <w:p>
+            <w:r>
               <w:t>Cliente / Admin</w:t>
             </w:r>
           </w:p>
@@ -4664,24 +1964,9 @@
         <w:tc>
           <w:tcPr>
             <w:tcW w:type="dxa" w:w="1170"/>
-            <w:vAlign w:val="center"/>
-            <w:tcMar>
-              <w:top w:w="120" w:type="dxa"/>
-              <w:bottom w:w="120" w:type="dxa"/>
-              <w:left w:w="150" w:type="dxa"/>
-              <w:right w:w="150" w:type="dxa"/>
-            </w:tcMar>
-          </w:tcPr>
-          <w:p>
-            <w:pPr>
-              <w:spacing w:before="0" w:after="0" w:line="276" w:lineRule="auto"/>
-            </w:pPr>
-            <w:r>
-              <w:rPr>
-                <w:rFonts w:ascii="Calibri" w:hAnsi="Calibri"/>
-                <w:color w:val="1E293B"/>
-                <w:sz w:val="19"/>
-              </w:rPr>
+          </w:tcPr>
+          <w:p>
+            <w:r>
               <w:t>El sistema debe generar recibos digitales oficiales en PDF y rótulos de despacho adhesivos para agencias de encomienda (Shalom / Olva), con opción de impresión y envío directo por WhatsApp.</w:t>
             </w:r>
           </w:p>
@@ -4689,24 +1974,9 @@
         <w:tc>
           <w:tcPr>
             <w:tcW w:type="dxa" w:w="1170"/>
-            <w:vAlign w:val="center"/>
-            <w:tcMar>
-              <w:top w:w="120" w:type="dxa"/>
-              <w:bottom w:w="120" w:type="dxa"/>
-              <w:left w:w="150" w:type="dxa"/>
-              <w:right w:w="150" w:type="dxa"/>
-            </w:tcMar>
-          </w:tcPr>
-          <w:p>
-            <w:pPr>
-              <w:spacing w:before="0" w:after="0" w:line="276" w:lineRule="auto"/>
-            </w:pPr>
-            <w:r>
-              <w:rPr>
-                <w:rFonts w:ascii="Calibri" w:hAnsi="Calibri"/>
-                <w:color w:val="1E293B"/>
-                <w:sz w:val="19"/>
-              </w:rPr>
+          </w:tcPr>
+          <w:p>
+            <w:r>
               <w:t>Alta</w:t>
             </w:r>
           </w:p>
@@ -4714,65 +1984,19 @@
         <w:tc>
           <w:tcPr>
             <w:tcW w:type="dxa" w:w="1170"/>
-            <w:vAlign w:val="center"/>
-            <w:tcMar>
-              <w:top w:w="120" w:type="dxa"/>
-              <w:bottom w:w="120" w:type="dxa"/>
-              <w:left w:w="150" w:type="dxa"/>
-              <w:right w:w="150" w:type="dxa"/>
-            </w:tcMar>
-          </w:tcPr>
-          <w:p>
-            <w:pPr>
-              <w:spacing w:before="0" w:after="0" w:line="276" w:lineRule="auto"/>
-            </w:pPr>
-            <w:r>
-              <w:rPr>
-                <w:rFonts w:ascii="Calibri" w:hAnsi="Calibri"/>
-                <w:color w:val="1E293B"/>
-                <w:sz w:val="19"/>
-              </w:rPr>
-              <w:t xml:space="preserve">Modal interactivo con selector de vista (Recibo vs Rótulo), estilos de impresión </w:t>
-            </w:r>
-            <w:r>
-              <w:rPr>
-                <w:rFonts w:ascii="Consolas" w:hAnsi="Consolas"/>
-                <w:color w:val="C2410C"/>
-                <w:sz w:val="19"/>
-              </w:rPr>
-              <w:t>@media print</w:t>
-            </w:r>
-            <w:r>
-              <w:rPr>
-                <w:rFonts w:ascii="Calibri" w:hAnsi="Calibri"/>
-                <w:color w:val="1E293B"/>
-                <w:sz w:val="19"/>
-              </w:rPr>
-              <w:t xml:space="preserve"> y enlace WhatsApp con deep-link.</w:t>
+          </w:tcPr>
+          <w:p>
+            <w:r>
+              <w:t>Modal interactivo con selector de vista (Recibo vs Rótulo), estilos de impresión `@media print` y enlace WhatsApp con deep-link.</w:t>
             </w:r>
           </w:p>
         </w:tc>
         <w:tc>
           <w:tcPr>
             <w:tcW w:type="dxa" w:w="1170"/>
-            <w:vAlign w:val="center"/>
-            <w:tcMar>
-              <w:top w:w="120" w:type="dxa"/>
-              <w:bottom w:w="120" w:type="dxa"/>
-              <w:left w:w="150" w:type="dxa"/>
-              <w:right w:w="150" w:type="dxa"/>
-            </w:tcMar>
-          </w:tcPr>
-          <w:p>
-            <w:pPr>
-              <w:spacing w:before="0" w:after="0" w:line="276" w:lineRule="auto"/>
-            </w:pPr>
-            <w:r>
-              <w:rPr>
-                <w:rFonts w:ascii="Calibri" w:hAnsi="Calibri"/>
-                <w:color w:val="1E293B"/>
-                <w:sz w:val="19"/>
-              </w:rPr>
+          </w:tcPr>
+          <w:p>
+            <w:r>
               <w:t>Comprobantes</w:t>
             </w:r>
           </w:p>
@@ -4780,39 +2004,19 @@
         <w:tc>
           <w:tcPr>
             <w:tcW w:type="dxa" w:w="1170"/>
-            <w:vAlign w:val="center"/>
-            <w:tcMar>
-              <w:top w:w="120" w:type="dxa"/>
-              <w:bottom w:w="120" w:type="dxa"/>
-              <w:left w:w="150" w:type="dxa"/>
-              <w:right w:w="150" w:type="dxa"/>
-            </w:tcMar>
-          </w:tcPr>
-          <w:p>
-            <w:pPr>
-              <w:spacing w:before="0" w:after="0" w:line="276" w:lineRule="auto"/>
-            </w:pPr>
-            <w:r>
-              <w:rPr>
-                <w:rFonts w:ascii="Calibri" w:hAnsi="Calibri"/>
-                <w:color w:val="1E293B"/>
-                <w:sz w:val="19"/>
-              </w:rPr>
+          </w:tcPr>
+          <w:p>
+            <w:r>
               <w:t>Implementado</w:t>
             </w:r>
           </w:p>
         </w:tc>
       </w:tr>
     </w:tbl>
+    <w:p/>
     <w:p>
       <w:pPr>
-        <w:spacing w:before="0" w:after="120"/>
-      </w:pPr>
-    </w:p>
-    <w:p>
-      <w:pPr>
-        <w:keepNext/>
-        <w:spacing w:before="280" w:after="80"/>
+        <w:spacing w:before="240" w:after="80"/>
       </w:pPr>
       <w:r>
         <w:rPr>
@@ -4841,31 +2045,16 @@
         <w:gridCol w:w="1170"/>
       </w:tblGrid>
       <w:tr>
-        <w:trPr>
-          <w:trHeight w:val="280"/>
-        </w:trPr>
         <w:tc>
           <w:tcPr>
             <w:tcW w:type="dxa" w:w="1170"/>
-            <w:vAlign w:val="center"/>
-            <w:tcMar>
-              <w:top w:w="120" w:type="dxa"/>
-              <w:bottom w:w="120" w:type="dxa"/>
-              <w:left w:w="150" w:type="dxa"/>
-              <w:right w:w="150" w:type="dxa"/>
-            </w:tcMar>
             <w:shd w:fill="0F172A"/>
           </w:tcPr>
           <w:p>
-            <w:pPr>
-              <w:spacing w:before="0" w:after="0" w:line="276" w:lineRule="auto"/>
-            </w:pPr>
             <w:r>
               <w:rPr>
-                <w:rFonts w:ascii="Calibri" w:hAnsi="Calibri"/>
                 <w:b/>
                 <w:color w:val="FFFFFF"/>
-                <w:sz w:val="20"/>
               </w:rPr>
               <w:t>ID</w:t>
             </w:r>
@@ -4874,25 +2063,13 @@
         <w:tc>
           <w:tcPr>
             <w:tcW w:type="dxa" w:w="1170"/>
-            <w:vAlign w:val="center"/>
-            <w:tcMar>
-              <w:top w:w="120" w:type="dxa"/>
-              <w:bottom w:w="120" w:type="dxa"/>
-              <w:left w:w="150" w:type="dxa"/>
-              <w:right w:w="150" w:type="dxa"/>
-            </w:tcMar>
             <w:shd w:fill="0F172A"/>
           </w:tcPr>
           <w:p>
-            <w:pPr>
-              <w:spacing w:before="0" w:after="0" w:line="276" w:lineRule="auto"/>
-            </w:pPr>
             <w:r>
               <w:rPr>
-                <w:rFonts w:ascii="Calibri" w:hAnsi="Calibri"/>
                 <w:b/>
                 <w:color w:val="FFFFFF"/>
-                <w:sz w:val="20"/>
               </w:rPr>
               <w:t>Categoría</w:t>
             </w:r>
@@ -4901,25 +2078,13 @@
         <w:tc>
           <w:tcPr>
             <w:tcW w:type="dxa" w:w="1170"/>
-            <w:vAlign w:val="center"/>
-            <w:tcMar>
-              <w:top w:w="120" w:type="dxa"/>
-              <w:bottom w:w="120" w:type="dxa"/>
-              <w:left w:w="150" w:type="dxa"/>
-              <w:right w:w="150" w:type="dxa"/>
-            </w:tcMar>
             <w:shd w:fill="0F172A"/>
           </w:tcPr>
           <w:p>
-            <w:pPr>
-              <w:spacing w:before="0" w:after="0" w:line="276" w:lineRule="auto"/>
-            </w:pPr>
             <w:r>
               <w:rPr>
-                <w:rFonts w:ascii="Calibri" w:hAnsi="Calibri"/>
                 <w:b/>
                 <w:color w:val="FFFFFF"/>
-                <w:sz w:val="20"/>
               </w:rPr>
               <w:t>Requisito No Funcional</w:t>
             </w:r>
@@ -4928,25 +2093,13 @@
         <w:tc>
           <w:tcPr>
             <w:tcW w:type="dxa" w:w="1170"/>
-            <w:vAlign w:val="center"/>
-            <w:tcMar>
-              <w:top w:w="120" w:type="dxa"/>
-              <w:bottom w:w="120" w:type="dxa"/>
-              <w:left w:w="150" w:type="dxa"/>
-              <w:right w:w="150" w:type="dxa"/>
-            </w:tcMar>
             <w:shd w:fill="0F172A"/>
           </w:tcPr>
           <w:p>
-            <w:pPr>
-              <w:spacing w:before="0" w:after="0" w:line="276" w:lineRule="auto"/>
-            </w:pPr>
             <w:r>
               <w:rPr>
-                <w:rFonts w:ascii="Calibri" w:hAnsi="Calibri"/>
                 <w:b/>
                 <w:color w:val="FFFFFF"/>
-                <w:sz w:val="20"/>
               </w:rPr>
               <w:t>Descripción Técnica</w:t>
             </w:r>
@@ -4955,25 +2108,13 @@
         <w:tc>
           <w:tcPr>
             <w:tcW w:type="dxa" w:w="1170"/>
-            <w:vAlign w:val="center"/>
-            <w:tcMar>
-              <w:top w:w="120" w:type="dxa"/>
-              <w:bottom w:w="120" w:type="dxa"/>
-              <w:left w:w="150" w:type="dxa"/>
-              <w:right w:w="150" w:type="dxa"/>
-            </w:tcMar>
             <w:shd w:fill="0F172A"/>
           </w:tcPr>
           <w:p>
-            <w:pPr>
-              <w:spacing w:before="0" w:after="0" w:line="276" w:lineRule="auto"/>
-            </w:pPr>
             <w:r>
               <w:rPr>
-                <w:rFonts w:ascii="Calibri" w:hAnsi="Calibri"/>
                 <w:b/>
                 <w:color w:val="FFFFFF"/>
-                <w:sz w:val="20"/>
               </w:rPr>
               <w:t>Métrica Verificable</w:t>
             </w:r>
@@ -4982,25 +2123,13 @@
         <w:tc>
           <w:tcPr>
             <w:tcW w:type="dxa" w:w="1170"/>
-            <w:vAlign w:val="center"/>
-            <w:tcMar>
-              <w:top w:w="120" w:type="dxa"/>
-              <w:bottom w:w="120" w:type="dxa"/>
-              <w:left w:w="150" w:type="dxa"/>
-              <w:right w:w="150" w:type="dxa"/>
-            </w:tcMar>
             <w:shd w:fill="0F172A"/>
           </w:tcPr>
           <w:p>
-            <w:pPr>
-              <w:spacing w:before="0" w:after="0" w:line="276" w:lineRule="auto"/>
-            </w:pPr>
             <w:r>
               <w:rPr>
-                <w:rFonts w:ascii="Calibri" w:hAnsi="Calibri"/>
                 <w:b/>
                 <w:color w:val="FFFFFF"/>
-                <w:sz w:val="20"/>
               </w:rPr>
               <w:t>Prioridad</w:t>
             </w:r>
@@ -5009,25 +2138,13 @@
         <w:tc>
           <w:tcPr>
             <w:tcW w:type="dxa" w:w="1170"/>
-            <w:vAlign w:val="center"/>
-            <w:tcMar>
-              <w:top w:w="120" w:type="dxa"/>
-              <w:bottom w:w="120" w:type="dxa"/>
-              <w:left w:w="150" w:type="dxa"/>
-              <w:right w:w="150" w:type="dxa"/>
-            </w:tcMar>
             <w:shd w:fill="0F172A"/>
           </w:tcPr>
           <w:p>
-            <w:pPr>
-              <w:spacing w:before="0" w:after="0" w:line="276" w:lineRule="auto"/>
-            </w:pPr>
             <w:r>
               <w:rPr>
-                <w:rFonts w:ascii="Calibri" w:hAnsi="Calibri"/>
                 <w:b/>
                 <w:color w:val="FFFFFF"/>
-                <w:sz w:val="20"/>
               </w:rPr>
               <w:t>Método de Validación</w:t>
             </w:r>
@@ -5036,25 +2153,13 @@
         <w:tc>
           <w:tcPr>
             <w:tcW w:type="dxa" w:w="1170"/>
-            <w:vAlign w:val="center"/>
-            <w:tcMar>
-              <w:top w:w="120" w:type="dxa"/>
-              <w:bottom w:w="120" w:type="dxa"/>
-              <w:left w:w="150" w:type="dxa"/>
-              <w:right w:w="150" w:type="dxa"/>
-            </w:tcMar>
             <w:shd w:fill="0F172A"/>
           </w:tcPr>
           <w:p>
-            <w:pPr>
-              <w:spacing w:before="0" w:after="0" w:line="276" w:lineRule="auto"/>
-            </w:pPr>
             <w:r>
               <w:rPr>
-                <w:rFonts w:ascii="Calibri" w:hAnsi="Calibri"/>
                 <w:b/>
                 <w:color w:val="FFFFFF"/>
-                <w:sz w:val="20"/>
               </w:rPr>
               <w:t>Estado</w:t>
             </w:r>
@@ -5062,58 +2167,24 @@
         </w:tc>
       </w:tr>
       <w:tr>
-        <w:trPr>
-          <w:trHeight w:val="280"/>
-        </w:trPr>
         <w:tc>
           <w:tcPr>
             <w:tcW w:type="dxa" w:w="1170"/>
-            <w:vAlign w:val="center"/>
-            <w:tcMar>
-              <w:top w:w="120" w:type="dxa"/>
-              <w:bottom w:w="120" w:type="dxa"/>
-              <w:left w:w="150" w:type="dxa"/>
-              <w:right w:w="150" w:type="dxa"/>
-            </w:tcMar>
             <w:shd w:fill="F8FAFC"/>
           </w:tcPr>
           <w:p>
-            <w:pPr>
-              <w:spacing w:before="0" w:after="0" w:line="276" w:lineRule="auto"/>
-            </w:pPr>
-            <w:r>
-              <w:rPr>
-                <w:rFonts w:ascii="Calibri" w:hAnsi="Calibri"/>
-                <w:b/>
-                <w:color w:val="1E293B"/>
-                <w:sz w:val="19"/>
-              </w:rPr>
-              <w:t>RNF-001</w:t>
+            <w:r>
+              <w:t>**RNF-001**</w:t>
             </w:r>
           </w:p>
         </w:tc>
         <w:tc>
           <w:tcPr>
             <w:tcW w:type="dxa" w:w="1170"/>
-            <w:vAlign w:val="center"/>
-            <w:tcMar>
-              <w:top w:w="120" w:type="dxa"/>
-              <w:bottom w:w="120" w:type="dxa"/>
-              <w:left w:w="150" w:type="dxa"/>
-              <w:right w:w="150" w:type="dxa"/>
-            </w:tcMar>
             <w:shd w:fill="F8FAFC"/>
           </w:tcPr>
           <w:p>
-            <w:pPr>
-              <w:spacing w:before="0" w:after="0" w:line="276" w:lineRule="auto"/>
-            </w:pPr>
-            <w:r>
-              <w:rPr>
-                <w:rFonts w:ascii="Calibri" w:hAnsi="Calibri"/>
-                <w:color w:val="1E293B"/>
-                <w:sz w:val="19"/>
-              </w:rPr>
+            <w:r>
               <w:t>Usabilidad</w:t>
             </w:r>
           </w:p>
@@ -5121,25 +2192,10 @@
         <w:tc>
           <w:tcPr>
             <w:tcW w:type="dxa" w:w="1170"/>
-            <w:vAlign w:val="center"/>
-            <w:tcMar>
-              <w:top w:w="120" w:type="dxa"/>
-              <w:bottom w:w="120" w:type="dxa"/>
-              <w:left w:w="150" w:type="dxa"/>
-              <w:right w:w="150" w:type="dxa"/>
-            </w:tcMar>
             <w:shd w:fill="F8FAFC"/>
           </w:tcPr>
           <w:p>
-            <w:pPr>
-              <w:spacing w:before="0" w:after="0" w:line="276" w:lineRule="auto"/>
-            </w:pPr>
-            <w:r>
-              <w:rPr>
-                <w:rFonts w:ascii="Calibri" w:hAnsi="Calibri"/>
-                <w:color w:val="1E293B"/>
-                <w:sz w:val="19"/>
-              </w:rPr>
+            <w:r>
               <w:t>Diseño Mobile-First &amp; A11y</w:t>
             </w:r>
           </w:p>
@@ -5147,110 +2203,32 @@
         <w:tc>
           <w:tcPr>
             <w:tcW w:type="dxa" w:w="1170"/>
-            <w:vAlign w:val="center"/>
-            <w:tcMar>
-              <w:top w:w="120" w:type="dxa"/>
-              <w:bottom w:w="120" w:type="dxa"/>
-              <w:left w:w="150" w:type="dxa"/>
-              <w:right w:w="150" w:type="dxa"/>
-            </w:tcMar>
             <w:shd w:fill="F8FAFC"/>
           </w:tcPr>
           <w:p>
-            <w:pPr>
-              <w:spacing w:before="0" w:after="0" w:line="276" w:lineRule="auto"/>
-            </w:pPr>
-            <w:r>
-              <w:rPr>
-                <w:rFonts w:ascii="Calibri" w:hAnsi="Calibri"/>
-                <w:color w:val="1E293B"/>
-                <w:sz w:val="19"/>
-              </w:rPr>
-              <w:t xml:space="preserve">La interfaz debe ser altamente intuitiva y ergonómica en pantallas táctiles con modo accesible </w:t>
-            </w:r>
-            <w:r>
-              <w:rPr>
-                <w:rFonts w:ascii="Consolas" w:hAnsi="Consolas"/>
-                <w:color w:val="C2410C"/>
-                <w:sz w:val="19"/>
-              </w:rPr>
-              <w:t>[A+ / A++]</w:t>
-            </w:r>
-            <w:r>
-              <w:rPr>
-                <w:rFonts w:ascii="Calibri" w:hAnsi="Calibri"/>
-                <w:color w:val="1E293B"/>
-                <w:sz w:val="19"/>
-              </w:rPr>
-              <w:t>.</w:t>
+            <w:r>
+              <w:t>La interfaz debe ser altamente intuitiva y ergonómica en pantallas táctiles con modo accesible `[A+ / A++]`.</w:t>
             </w:r>
           </w:p>
         </w:tc>
         <w:tc>
           <w:tcPr>
             <w:tcW w:type="dxa" w:w="1170"/>
-            <w:vAlign w:val="center"/>
-            <w:tcMar>
-              <w:top w:w="120" w:type="dxa"/>
-              <w:bottom w:w="120" w:type="dxa"/>
-              <w:left w:w="150" w:type="dxa"/>
-              <w:right w:w="150" w:type="dxa"/>
-            </w:tcMar>
             <w:shd w:fill="F8FAFC"/>
           </w:tcPr>
           <w:p>
-            <w:pPr>
-              <w:spacing w:before="0" w:after="0" w:line="276" w:lineRule="auto"/>
-            </w:pPr>
-            <w:r>
-              <w:rPr>
-                <w:rFonts w:ascii="Calibri" w:hAnsi="Calibri"/>
-                <w:color w:val="1E293B"/>
-                <w:sz w:val="19"/>
-              </w:rPr>
-              <w:t xml:space="preserve">Registro de orden completado en </w:t>
-            </w:r>
-            <w:r>
-              <w:rPr>
-                <w:rFonts w:ascii="Calibri" w:hAnsi="Calibri"/>
-                <w:i/>
-                <w:color w:val="1E293B"/>
-                <w:sz w:val="19"/>
-              </w:rPr>
-              <w:t>≤ 2</w:t>
-            </w:r>
-            <w:r>
-              <w:rPr>
-                <w:rFonts w:ascii="Calibri" w:hAnsi="Calibri"/>
-                <w:color w:val="1E293B"/>
-                <w:sz w:val="19"/>
-              </w:rPr>
-              <w:t xml:space="preserve"> minutos por adultos o personas con baja visión.</w:t>
+            <w:r>
+              <w:t>Registro de orden completado en $\le 2$ minutos por adultos o personas con baja visión.</w:t>
             </w:r>
           </w:p>
         </w:tc>
         <w:tc>
           <w:tcPr>
             <w:tcW w:type="dxa" w:w="1170"/>
-            <w:vAlign w:val="center"/>
-            <w:tcMar>
-              <w:top w:w="120" w:type="dxa"/>
-              <w:bottom w:w="120" w:type="dxa"/>
-              <w:left w:w="150" w:type="dxa"/>
-              <w:right w:w="150" w:type="dxa"/>
-            </w:tcMar>
             <w:shd w:fill="F8FAFC"/>
           </w:tcPr>
           <w:p>
-            <w:pPr>
-              <w:spacing w:before="0" w:after="0" w:line="276" w:lineRule="auto"/>
-            </w:pPr>
-            <w:r>
-              <w:rPr>
-                <w:rFonts w:ascii="Calibri" w:hAnsi="Calibri"/>
-                <w:color w:val="1E293B"/>
-                <w:sz w:val="19"/>
-              </w:rPr>
+            <w:r>
               <w:t>Alta</w:t>
             </w:r>
           </w:p>
@@ -5258,25 +2236,10 @@
         <w:tc>
           <w:tcPr>
             <w:tcW w:type="dxa" w:w="1170"/>
-            <w:vAlign w:val="center"/>
-            <w:tcMar>
-              <w:top w:w="120" w:type="dxa"/>
-              <w:bottom w:w="120" w:type="dxa"/>
-              <w:left w:w="150" w:type="dxa"/>
-              <w:right w:w="150" w:type="dxa"/>
-            </w:tcMar>
             <w:shd w:fill="F8FAFC"/>
           </w:tcPr>
           <w:p>
-            <w:pPr>
-              <w:spacing w:before="0" w:after="0" w:line="276" w:lineRule="auto"/>
-            </w:pPr>
-            <w:r>
-              <w:rPr>
-                <w:rFonts w:ascii="Calibri" w:hAnsi="Calibri"/>
-                <w:color w:val="1E293B"/>
-                <w:sz w:val="19"/>
-              </w:rPr>
+            <w:r>
               <w:t>Prueba de usabilidad con 3 usuarios finales.</w:t>
             </w:r>
           </w:p>
@@ -5284,81 +2247,32 @@
         <w:tc>
           <w:tcPr>
             <w:tcW w:type="dxa" w:w="1170"/>
-            <w:vAlign w:val="center"/>
-            <w:tcMar>
-              <w:top w:w="120" w:type="dxa"/>
-              <w:bottom w:w="120" w:type="dxa"/>
-              <w:left w:w="150" w:type="dxa"/>
-              <w:right w:w="150" w:type="dxa"/>
-            </w:tcMar>
             <w:shd w:fill="F8FAFC"/>
           </w:tcPr>
           <w:p>
-            <w:pPr>
-              <w:spacing w:before="0" w:after="0" w:line="276" w:lineRule="auto"/>
-            </w:pPr>
-            <w:r>
-              <w:rPr>
-                <w:rFonts w:ascii="Calibri" w:hAnsi="Calibri"/>
-                <w:color w:val="1E293B"/>
-                <w:sz w:val="19"/>
-              </w:rPr>
+            <w:r>
               <w:t>Validado</w:t>
             </w:r>
           </w:p>
         </w:tc>
       </w:tr>
       <w:tr>
-        <w:trPr>
-          <w:trHeight w:val="280"/>
-        </w:trPr>
         <w:tc>
           <w:tcPr>
             <w:tcW w:type="dxa" w:w="1170"/>
-            <w:vAlign w:val="center"/>
-            <w:tcMar>
-              <w:top w:w="120" w:type="dxa"/>
-              <w:bottom w:w="120" w:type="dxa"/>
-              <w:left w:w="150" w:type="dxa"/>
-              <w:right w:w="150" w:type="dxa"/>
-            </w:tcMar>
-          </w:tcPr>
-          <w:p>
-            <w:pPr>
-              <w:spacing w:before="0" w:after="0" w:line="276" w:lineRule="auto"/>
-            </w:pPr>
-            <w:r>
-              <w:rPr>
-                <w:rFonts w:ascii="Calibri" w:hAnsi="Calibri"/>
-                <w:b/>
-                <w:color w:val="1E293B"/>
-                <w:sz w:val="19"/>
-              </w:rPr>
-              <w:t>RNF-002</w:t>
+          </w:tcPr>
+          <w:p>
+            <w:r>
+              <w:t>**RNF-002**</w:t>
             </w:r>
           </w:p>
         </w:tc>
         <w:tc>
           <w:tcPr>
             <w:tcW w:type="dxa" w:w="1170"/>
-            <w:vAlign w:val="center"/>
-            <w:tcMar>
-              <w:top w:w="120" w:type="dxa"/>
-              <w:bottom w:w="120" w:type="dxa"/>
-              <w:left w:w="150" w:type="dxa"/>
-              <w:right w:w="150" w:type="dxa"/>
-            </w:tcMar>
-          </w:tcPr>
-          <w:p>
-            <w:pPr>
-              <w:spacing w:before="0" w:after="0" w:line="276" w:lineRule="auto"/>
-            </w:pPr>
-            <w:r>
-              <w:rPr>
-                <w:rFonts w:ascii="Calibri" w:hAnsi="Calibri"/>
-                <w:color w:val="1E293B"/>
-                <w:sz w:val="19"/>
-              </w:rPr>
+          </w:tcPr>
+          <w:p>
+            <w:r>
               <w:t>Rendimiento</w:t>
             </w:r>
           </w:p>
@@ -5366,24 +2280,9 @@
         <w:tc>
           <w:tcPr>
             <w:tcW w:type="dxa" w:w="1170"/>
-            <w:vAlign w:val="center"/>
-            <w:tcMar>
-              <w:top w:w="120" w:type="dxa"/>
-              <w:bottom w:w="120" w:type="dxa"/>
-              <w:left w:w="150" w:type="dxa"/>
-              <w:right w:w="150" w:type="dxa"/>
-            </w:tcMar>
-          </w:tcPr>
-          <w:p>
-            <w:pPr>
-              <w:spacing w:before="0" w:after="0" w:line="276" w:lineRule="auto"/>
-            </w:pPr>
-            <w:r>
-              <w:rPr>
-                <w:rFonts w:ascii="Calibri" w:hAnsi="Calibri"/>
-                <w:color w:val="1E293B"/>
-                <w:sz w:val="19"/>
-              </w:rPr>
+          </w:tcPr>
+          <w:p>
+            <w:r>
               <w:t>Tiempo de Carga y Render</w:t>
             </w:r>
           </w:p>
@@ -5391,24 +2290,9 @@
         <w:tc>
           <w:tcPr>
             <w:tcW w:type="dxa" w:w="1170"/>
-            <w:vAlign w:val="center"/>
-            <w:tcMar>
-              <w:top w:w="120" w:type="dxa"/>
-              <w:bottom w:w="120" w:type="dxa"/>
-              <w:left w:w="150" w:type="dxa"/>
-              <w:right w:w="150" w:type="dxa"/>
-            </w:tcMar>
-          </w:tcPr>
-          <w:p>
-            <w:pPr>
-              <w:spacing w:before="0" w:after="0" w:line="276" w:lineRule="auto"/>
-            </w:pPr>
-            <w:r>
-              <w:rPr>
-                <w:rFonts w:ascii="Calibri" w:hAnsi="Calibri"/>
-                <w:color w:val="1E293B"/>
-                <w:sz w:val="19"/>
-              </w:rPr>
+          </w:tcPr>
+          <w:p>
+            <w:r>
               <w:t>Las vistas y filtros del catálogo deben desplegarse de manera instantánea.</w:t>
             </w:r>
           </w:p>
@@ -5416,83 +2300,19 @@
         <w:tc>
           <w:tcPr>
             <w:tcW w:type="dxa" w:w="1170"/>
-            <w:vAlign w:val="center"/>
-            <w:tcMar>
-              <w:top w:w="120" w:type="dxa"/>
-              <w:bottom w:w="120" w:type="dxa"/>
-              <w:left w:w="150" w:type="dxa"/>
-              <w:right w:w="150" w:type="dxa"/>
-            </w:tcMar>
-          </w:tcPr>
-          <w:p>
-            <w:pPr>
-              <w:spacing w:before="0" w:after="0" w:line="276" w:lineRule="auto"/>
-            </w:pPr>
-            <w:r>
-              <w:rPr>
-                <w:rFonts w:ascii="Calibri" w:hAnsi="Calibri"/>
-                <w:color w:val="1E293B"/>
-                <w:sz w:val="19"/>
-              </w:rPr>
-              <w:t xml:space="preserve">First Contentful Paint (FCP) </w:t>
-            </w:r>
-            <w:r>
-              <w:rPr>
-                <w:rFonts w:ascii="Calibri" w:hAnsi="Calibri"/>
-                <w:i/>
-                <w:color w:val="1E293B"/>
-                <w:sz w:val="19"/>
-              </w:rPr>
-              <w:t>≤ 0.5</w:t>
-            </w:r>
-            <w:r>
-              <w:rPr>
-                <w:rFonts w:ascii="Calibri" w:hAnsi="Calibri"/>
-                <w:color w:val="1E293B"/>
-                <w:sz w:val="19"/>
-              </w:rPr>
-              <w:t xml:space="preserve"> s y tiempo de respuesta P95 </w:t>
-            </w:r>
-            <w:r>
-              <w:rPr>
-                <w:rFonts w:ascii="Calibri" w:hAnsi="Calibri"/>
-                <w:i/>
-                <w:color w:val="1E293B"/>
-                <w:sz w:val="19"/>
-              </w:rPr>
-              <w:t>&lt; 100</w:t>
-            </w:r>
-            <w:r>
-              <w:rPr>
-                <w:rFonts w:ascii="Calibri" w:hAnsi="Calibri"/>
-                <w:color w:val="1E293B"/>
-                <w:sz w:val="19"/>
-              </w:rPr>
-              <w:t xml:space="preserve"> ms.</w:t>
+          </w:tcPr>
+          <w:p>
+            <w:r>
+              <w:t>First Contentful Paint (FCP) $\le 0.5$ s y tiempo de respuesta P95 $&lt; 100$ ms.</w:t>
             </w:r>
           </w:p>
         </w:tc>
         <w:tc>
           <w:tcPr>
             <w:tcW w:type="dxa" w:w="1170"/>
-            <w:vAlign w:val="center"/>
-            <w:tcMar>
-              <w:top w:w="120" w:type="dxa"/>
-              <w:bottom w:w="120" w:type="dxa"/>
-              <w:left w:w="150" w:type="dxa"/>
-              <w:right w:w="150" w:type="dxa"/>
-            </w:tcMar>
-          </w:tcPr>
-          <w:p>
-            <w:pPr>
-              <w:spacing w:before="0" w:after="0" w:line="276" w:lineRule="auto"/>
-            </w:pPr>
-            <w:r>
-              <w:rPr>
-                <w:rFonts w:ascii="Calibri" w:hAnsi="Calibri"/>
-                <w:color w:val="1E293B"/>
-                <w:sz w:val="19"/>
-              </w:rPr>
+          </w:tcPr>
+          <w:p>
+            <w:r>
               <w:t>Alta</w:t>
             </w:r>
           </w:p>
@@ -5500,24 +2320,9 @@
         <w:tc>
           <w:tcPr>
             <w:tcW w:type="dxa" w:w="1170"/>
-            <w:vAlign w:val="center"/>
-            <w:tcMar>
-              <w:top w:w="120" w:type="dxa"/>
-              <w:bottom w:w="120" w:type="dxa"/>
-              <w:left w:w="150" w:type="dxa"/>
-              <w:right w:w="150" w:type="dxa"/>
-            </w:tcMar>
-          </w:tcPr>
-          <w:p>
-            <w:pPr>
-              <w:spacing w:before="0" w:after="0" w:line="276" w:lineRule="auto"/>
-            </w:pPr>
-            <w:r>
-              <w:rPr>
-                <w:rFonts w:ascii="Calibri" w:hAnsi="Calibri"/>
-                <w:color w:val="1E293B"/>
-                <w:sz w:val="19"/>
-              </w:rPr>
+          </w:tcPr>
+          <w:p>
+            <w:r>
               <w:t>Auditoría con Google Lighthouse y Chrome DevTools.</w:t>
             </w:r>
           </w:p>
@@ -5525,82 +2330,33 @@
         <w:tc>
           <w:tcPr>
             <w:tcW w:type="dxa" w:w="1170"/>
-            <w:vAlign w:val="center"/>
-            <w:tcMar>
-              <w:top w:w="120" w:type="dxa"/>
-              <w:bottom w:w="120" w:type="dxa"/>
-              <w:left w:w="150" w:type="dxa"/>
-              <w:right w:w="150" w:type="dxa"/>
-            </w:tcMar>
-          </w:tcPr>
-          <w:p>
-            <w:pPr>
-              <w:spacing w:before="0" w:after="0" w:line="276" w:lineRule="auto"/>
-            </w:pPr>
-            <w:r>
-              <w:rPr>
-                <w:rFonts w:ascii="Calibri" w:hAnsi="Calibri"/>
-                <w:color w:val="1E293B"/>
-                <w:sz w:val="19"/>
-              </w:rPr>
+          </w:tcPr>
+          <w:p>
+            <w:r>
               <w:t>Validado</w:t>
             </w:r>
           </w:p>
         </w:tc>
       </w:tr>
       <w:tr>
-        <w:trPr>
-          <w:trHeight w:val="280"/>
-        </w:trPr>
         <w:tc>
           <w:tcPr>
             <w:tcW w:type="dxa" w:w="1170"/>
-            <w:vAlign w:val="center"/>
-            <w:tcMar>
-              <w:top w:w="120" w:type="dxa"/>
-              <w:bottom w:w="120" w:type="dxa"/>
-              <w:left w:w="150" w:type="dxa"/>
-              <w:right w:w="150" w:type="dxa"/>
-            </w:tcMar>
             <w:shd w:fill="F8FAFC"/>
           </w:tcPr>
           <w:p>
-            <w:pPr>
-              <w:spacing w:before="0" w:after="0" w:line="276" w:lineRule="auto"/>
-            </w:pPr>
-            <w:r>
-              <w:rPr>
-                <w:rFonts w:ascii="Calibri" w:hAnsi="Calibri"/>
-                <w:b/>
-                <w:color w:val="1E293B"/>
-                <w:sz w:val="19"/>
-              </w:rPr>
-              <w:t>RNF-003</w:t>
+            <w:r>
+              <w:t>**RNF-003**</w:t>
             </w:r>
           </w:p>
         </w:tc>
         <w:tc>
           <w:tcPr>
             <w:tcW w:type="dxa" w:w="1170"/>
-            <w:vAlign w:val="center"/>
-            <w:tcMar>
-              <w:top w:w="120" w:type="dxa"/>
-              <w:bottom w:w="120" w:type="dxa"/>
-              <w:left w:w="150" w:type="dxa"/>
-              <w:right w:w="150" w:type="dxa"/>
-            </w:tcMar>
             <w:shd w:fill="F8FAFC"/>
           </w:tcPr>
           <w:p>
-            <w:pPr>
-              <w:spacing w:before="0" w:after="0" w:line="276" w:lineRule="auto"/>
-            </w:pPr>
-            <w:r>
-              <w:rPr>
-                <w:rFonts w:ascii="Calibri" w:hAnsi="Calibri"/>
-                <w:color w:val="1E293B"/>
-                <w:sz w:val="19"/>
-              </w:rPr>
+            <w:r>
               <w:t>Rendimiento (WPO)</w:t>
             </w:r>
           </w:p>
@@ -5608,25 +2364,10 @@
         <w:tc>
           <w:tcPr>
             <w:tcW w:type="dxa" w:w="1170"/>
-            <w:vAlign w:val="center"/>
-            <w:tcMar>
-              <w:top w:w="120" w:type="dxa"/>
-              <w:bottom w:w="120" w:type="dxa"/>
-              <w:left w:w="150" w:type="dxa"/>
-              <w:right w:w="150" w:type="dxa"/>
-            </w:tcMar>
             <w:shd w:fill="F8FAFC"/>
           </w:tcPr>
           <w:p>
-            <w:pPr>
-              <w:spacing w:before="0" w:after="0" w:line="276" w:lineRule="auto"/>
-            </w:pPr>
-            <w:r>
-              <w:rPr>
-                <w:rFonts w:ascii="Calibri" w:hAnsi="Calibri"/>
-                <w:color w:val="1E293B"/>
-                <w:sz w:val="19"/>
-              </w:rPr>
+            <w:r>
               <w:t>Optimización de Paquete</w:t>
             </w:r>
           </w:p>
@@ -5634,25 +2375,10 @@
         <w:tc>
           <w:tcPr>
             <w:tcW w:type="dxa" w:w="1170"/>
-            <w:vAlign w:val="center"/>
-            <w:tcMar>
-              <w:top w:w="120" w:type="dxa"/>
-              <w:bottom w:w="120" w:type="dxa"/>
-              <w:left w:w="150" w:type="dxa"/>
-              <w:right w:w="150" w:type="dxa"/>
-            </w:tcMar>
             <w:shd w:fill="F8FAFC"/>
           </w:tcPr>
           <w:p>
-            <w:pPr>
-              <w:spacing w:before="0" w:after="0" w:line="276" w:lineRule="auto"/>
-            </w:pPr>
-            <w:r>
-              <w:rPr>
-                <w:rFonts w:ascii="Calibri" w:hAnsi="Calibri"/>
-                <w:color w:val="1E293B"/>
-                <w:sz w:val="19"/>
-              </w:rPr>
+            <w:r>
               <w:t>El bundle compilado de producción debe ser minúsculo para operar en redes móviles lentas.</w:t>
             </w:r>
           </w:p>
@@ -5660,85 +2386,21 @@
         <w:tc>
           <w:tcPr>
             <w:tcW w:type="dxa" w:w="1170"/>
-            <w:vAlign w:val="center"/>
-            <w:tcMar>
-              <w:top w:w="120" w:type="dxa"/>
-              <w:bottom w:w="120" w:type="dxa"/>
-              <w:left w:w="150" w:type="dxa"/>
-              <w:right w:w="150" w:type="dxa"/>
-            </w:tcMar>
             <w:shd w:fill="F8FAFC"/>
           </w:tcPr>
           <w:p>
-            <w:pPr>
-              <w:spacing w:before="0" w:after="0" w:line="276" w:lineRule="auto"/>
-            </w:pPr>
-            <w:r>
-              <w:rPr>
-                <w:rFonts w:ascii="Calibri" w:hAnsi="Calibri"/>
-                <w:color w:val="1E293B"/>
-                <w:sz w:val="19"/>
-              </w:rPr>
-              <w:t xml:space="preserve">Bundle JS </w:t>
-            </w:r>
-            <w:r>
-              <w:rPr>
-                <w:rFonts w:ascii="Calibri" w:hAnsi="Calibri"/>
-                <w:i/>
-                <w:color w:val="1E293B"/>
-                <w:sz w:val="19"/>
-              </w:rPr>
-              <w:t>≤ 80</w:t>
-            </w:r>
-            <w:r>
-              <w:rPr>
-                <w:rFonts w:ascii="Calibri" w:hAnsi="Calibri"/>
-                <w:color w:val="1E293B"/>
-                <w:sz w:val="19"/>
-              </w:rPr>
-              <w:t xml:space="preserve"> kB gzipped y Bundle CSS </w:t>
-            </w:r>
-            <w:r>
-              <w:rPr>
-                <w:rFonts w:ascii="Calibri" w:hAnsi="Calibri"/>
-                <w:i/>
-                <w:color w:val="1E293B"/>
-                <w:sz w:val="19"/>
-              </w:rPr>
-              <w:t>≤ 10</w:t>
-            </w:r>
-            <w:r>
-              <w:rPr>
-                <w:rFonts w:ascii="Calibri" w:hAnsi="Calibri"/>
-                <w:color w:val="1E293B"/>
-                <w:sz w:val="19"/>
-              </w:rPr>
-              <w:t xml:space="preserve"> kB gzipped.</w:t>
+            <w:r>
+              <w:t>Bundle JS $\le 80$ kB gzipped y Bundle CSS $\le 10$ kB gzipped.</w:t>
             </w:r>
           </w:p>
         </w:tc>
         <w:tc>
           <w:tcPr>
             <w:tcW w:type="dxa" w:w="1170"/>
-            <w:vAlign w:val="center"/>
-            <w:tcMar>
-              <w:top w:w="120" w:type="dxa"/>
-              <w:bottom w:w="120" w:type="dxa"/>
-              <w:left w:w="150" w:type="dxa"/>
-              <w:right w:w="150" w:type="dxa"/>
-            </w:tcMar>
             <w:shd w:fill="F8FAFC"/>
           </w:tcPr>
           <w:p>
-            <w:pPr>
-              <w:spacing w:before="0" w:after="0" w:line="276" w:lineRule="auto"/>
-            </w:pPr>
-            <w:r>
-              <w:rPr>
-                <w:rFonts w:ascii="Calibri" w:hAnsi="Calibri"/>
-                <w:color w:val="1E293B"/>
-                <w:sz w:val="19"/>
-              </w:rPr>
+            <w:r>
               <w:t>Alta</w:t>
             </w:r>
           </w:p>
@@ -5746,25 +2408,10 @@
         <w:tc>
           <w:tcPr>
             <w:tcW w:type="dxa" w:w="1170"/>
-            <w:vAlign w:val="center"/>
-            <w:tcMar>
-              <w:top w:w="120" w:type="dxa"/>
-              <w:bottom w:w="120" w:type="dxa"/>
-              <w:left w:w="150" w:type="dxa"/>
-              <w:right w:w="150" w:type="dxa"/>
-            </w:tcMar>
             <w:shd w:fill="F8FAFC"/>
           </w:tcPr>
           <w:p>
-            <w:pPr>
-              <w:spacing w:before="0" w:after="0" w:line="276" w:lineRule="auto"/>
-            </w:pPr>
-            <w:r>
-              <w:rPr>
-                <w:rFonts w:ascii="Calibri" w:hAnsi="Calibri"/>
-                <w:color w:val="1E293B"/>
-                <w:sz w:val="19"/>
-              </w:rPr>
+            <w:r>
               <w:t>Análisis de compilación con Vite / Rollup bundle analyzer.</w:t>
             </w:r>
           </w:p>
@@ -5772,81 +2419,32 @@
         <w:tc>
           <w:tcPr>
             <w:tcW w:type="dxa" w:w="1170"/>
-            <w:vAlign w:val="center"/>
-            <w:tcMar>
-              <w:top w:w="120" w:type="dxa"/>
-              <w:bottom w:w="120" w:type="dxa"/>
-              <w:left w:w="150" w:type="dxa"/>
-              <w:right w:w="150" w:type="dxa"/>
-            </w:tcMar>
             <w:shd w:fill="F8FAFC"/>
           </w:tcPr>
           <w:p>
-            <w:pPr>
-              <w:spacing w:before="0" w:after="0" w:line="276" w:lineRule="auto"/>
-            </w:pPr>
-            <w:r>
-              <w:rPr>
-                <w:rFonts w:ascii="Calibri" w:hAnsi="Calibri"/>
-                <w:color w:val="1E293B"/>
-                <w:sz w:val="19"/>
-              </w:rPr>
+            <w:r>
               <w:t>Validado</w:t>
             </w:r>
           </w:p>
         </w:tc>
       </w:tr>
       <w:tr>
-        <w:trPr>
-          <w:trHeight w:val="280"/>
-        </w:trPr>
         <w:tc>
           <w:tcPr>
             <w:tcW w:type="dxa" w:w="1170"/>
-            <w:vAlign w:val="center"/>
-            <w:tcMar>
-              <w:top w:w="120" w:type="dxa"/>
-              <w:bottom w:w="120" w:type="dxa"/>
-              <w:left w:w="150" w:type="dxa"/>
-              <w:right w:w="150" w:type="dxa"/>
-            </w:tcMar>
-          </w:tcPr>
-          <w:p>
-            <w:pPr>
-              <w:spacing w:before="0" w:after="0" w:line="276" w:lineRule="auto"/>
-            </w:pPr>
-            <w:r>
-              <w:rPr>
-                <w:rFonts w:ascii="Calibri" w:hAnsi="Calibri"/>
-                <w:b/>
-                <w:color w:val="1E293B"/>
-                <w:sz w:val="19"/>
-              </w:rPr>
-              <w:t>RNF-004</w:t>
+          </w:tcPr>
+          <w:p>
+            <w:r>
+              <w:t>**RNF-004**</w:t>
             </w:r>
           </w:p>
         </w:tc>
         <w:tc>
           <w:tcPr>
             <w:tcW w:type="dxa" w:w="1170"/>
-            <w:vAlign w:val="center"/>
-            <w:tcMar>
-              <w:top w:w="120" w:type="dxa"/>
-              <w:bottom w:w="120" w:type="dxa"/>
-              <w:left w:w="150" w:type="dxa"/>
-              <w:right w:w="150" w:type="dxa"/>
-            </w:tcMar>
-          </w:tcPr>
-          <w:p>
-            <w:pPr>
-              <w:spacing w:before="0" w:after="0" w:line="276" w:lineRule="auto"/>
-            </w:pPr>
-            <w:r>
-              <w:rPr>
-                <w:rFonts w:ascii="Calibri" w:hAnsi="Calibri"/>
-                <w:color w:val="1E293B"/>
-                <w:sz w:val="19"/>
-              </w:rPr>
+          </w:tcPr>
+          <w:p>
+            <w:r>
               <w:t>Disponibilidad</w:t>
             </w:r>
           </w:p>
@@ -5854,24 +2452,9 @@
         <w:tc>
           <w:tcPr>
             <w:tcW w:type="dxa" w:w="1170"/>
-            <w:vAlign w:val="center"/>
-            <w:tcMar>
-              <w:top w:w="120" w:type="dxa"/>
-              <w:bottom w:w="120" w:type="dxa"/>
-              <w:left w:w="150" w:type="dxa"/>
-              <w:right w:w="150" w:type="dxa"/>
-            </w:tcMar>
-          </w:tcPr>
-          <w:p>
-            <w:pPr>
-              <w:spacing w:before="0" w:after="0" w:line="276" w:lineRule="auto"/>
-            </w:pPr>
-            <w:r>
-              <w:rPr>
-                <w:rFonts w:ascii="Calibri" w:hAnsi="Calibri"/>
-                <w:color w:val="1E293B"/>
-                <w:sz w:val="19"/>
-              </w:rPr>
+          </w:tcPr>
+          <w:p>
+            <w:r>
               <w:t>Operatividad Continua</w:t>
             </w:r>
           </w:p>
@@ -5879,24 +2462,9 @@
         <w:tc>
           <w:tcPr>
             <w:tcW w:type="dxa" w:w="1170"/>
-            <w:vAlign w:val="center"/>
-            <w:tcMar>
-              <w:top w:w="120" w:type="dxa"/>
-              <w:bottom w:w="120" w:type="dxa"/>
-              <w:left w:w="150" w:type="dxa"/>
-              <w:right w:w="150" w:type="dxa"/>
-            </w:tcMar>
-          </w:tcPr>
-          <w:p>
-            <w:pPr>
-              <w:spacing w:before="0" w:after="0" w:line="276" w:lineRule="auto"/>
-            </w:pPr>
-            <w:r>
-              <w:rPr>
-                <w:rFonts w:ascii="Calibri" w:hAnsi="Calibri"/>
-                <w:color w:val="1E293B"/>
-                <w:sz w:val="19"/>
-              </w:rPr>
+          </w:tcPr>
+          <w:p>
+            <w:r>
               <w:t>La plataforma debe permanecer disponible y accesible en la nube de forma ininterrumpida.</w:t>
             </w:r>
           </w:p>
@@ -5904,66 +2472,19 @@
         <w:tc>
           <w:tcPr>
             <w:tcW w:type="dxa" w:w="1170"/>
-            <w:vAlign w:val="center"/>
-            <w:tcMar>
-              <w:top w:w="120" w:type="dxa"/>
-              <w:bottom w:w="120" w:type="dxa"/>
-              <w:left w:w="150" w:type="dxa"/>
-              <w:right w:w="150" w:type="dxa"/>
-            </w:tcMar>
-          </w:tcPr>
-          <w:p>
-            <w:pPr>
-              <w:spacing w:before="0" w:after="0" w:line="276" w:lineRule="auto"/>
-            </w:pPr>
-            <w:r>
-              <w:rPr>
-                <w:rFonts w:ascii="Calibri" w:hAnsi="Calibri"/>
-                <w:color w:val="1E293B"/>
-                <w:sz w:val="19"/>
-              </w:rPr>
-              <w:t xml:space="preserve">Uptime mensual </w:t>
-            </w:r>
-            <w:r>
-              <w:rPr>
-                <w:rFonts w:ascii="Calibri" w:hAnsi="Calibri"/>
-                <w:i/>
-                <w:color w:val="1E293B"/>
-                <w:sz w:val="19"/>
-              </w:rPr>
-              <w:t>≥ 99.5%</w:t>
-            </w:r>
-            <w:r>
-              <w:rPr>
-                <w:rFonts w:ascii="Calibri" w:hAnsi="Calibri"/>
-                <w:color w:val="1E293B"/>
-                <w:sz w:val="19"/>
-              </w:rPr>
-              <w:t xml:space="preserve"> garantizado por CDN Serverless en el Edge.</w:t>
+          </w:tcPr>
+          <w:p>
+            <w:r>
+              <w:t>Uptime mensual $\ge 99.5\%$ garantizado por CDN Serverless en el Edge.</w:t>
             </w:r>
           </w:p>
         </w:tc>
         <w:tc>
           <w:tcPr>
             <w:tcW w:type="dxa" w:w="1170"/>
-            <w:vAlign w:val="center"/>
-            <w:tcMar>
-              <w:top w:w="120" w:type="dxa"/>
-              <w:bottom w:w="120" w:type="dxa"/>
-              <w:left w:w="150" w:type="dxa"/>
-              <w:right w:w="150" w:type="dxa"/>
-            </w:tcMar>
-          </w:tcPr>
-          <w:p>
-            <w:pPr>
-              <w:spacing w:before="0" w:after="0" w:line="276" w:lineRule="auto"/>
-            </w:pPr>
-            <w:r>
-              <w:rPr>
-                <w:rFonts w:ascii="Calibri" w:hAnsi="Calibri"/>
-                <w:color w:val="1E293B"/>
-                <w:sz w:val="19"/>
-              </w:rPr>
+          </w:tcPr>
+          <w:p>
+            <w:r>
               <w:t>Alta</w:t>
             </w:r>
           </w:p>
@@ -5971,24 +2492,9 @@
         <w:tc>
           <w:tcPr>
             <w:tcW w:type="dxa" w:w="1170"/>
-            <w:vAlign w:val="center"/>
-            <w:tcMar>
-              <w:top w:w="120" w:type="dxa"/>
-              <w:bottom w:w="120" w:type="dxa"/>
-              <w:left w:w="150" w:type="dxa"/>
-              <w:right w:w="150" w:type="dxa"/>
-            </w:tcMar>
-          </w:tcPr>
-          <w:p>
-            <w:pPr>
-              <w:spacing w:before="0" w:after="0" w:line="276" w:lineRule="auto"/>
-            </w:pPr>
-            <w:r>
-              <w:rPr>
-                <w:rFonts w:ascii="Calibri" w:hAnsi="Calibri"/>
-                <w:color w:val="1E293B"/>
-                <w:sz w:val="19"/>
-              </w:rPr>
+          </w:tcPr>
+          <w:p>
+            <w:r>
               <w:t>Bitácora y monitoreo de disponibilidad en hosting.</w:t>
             </w:r>
           </w:p>
@@ -5996,82 +2502,33 @@
         <w:tc>
           <w:tcPr>
             <w:tcW w:type="dxa" w:w="1170"/>
-            <w:vAlign w:val="center"/>
-            <w:tcMar>
-              <w:top w:w="120" w:type="dxa"/>
-              <w:bottom w:w="120" w:type="dxa"/>
-              <w:left w:w="150" w:type="dxa"/>
-              <w:right w:w="150" w:type="dxa"/>
-            </w:tcMar>
-          </w:tcPr>
-          <w:p>
-            <w:pPr>
-              <w:spacing w:before="0" w:after="0" w:line="276" w:lineRule="auto"/>
-            </w:pPr>
-            <w:r>
-              <w:rPr>
-                <w:rFonts w:ascii="Calibri" w:hAnsi="Calibri"/>
-                <w:color w:val="1E293B"/>
-                <w:sz w:val="19"/>
-              </w:rPr>
+          </w:tcPr>
+          <w:p>
+            <w:r>
               <w:t>Validado</w:t>
             </w:r>
           </w:p>
         </w:tc>
       </w:tr>
       <w:tr>
-        <w:trPr>
-          <w:trHeight w:val="280"/>
-        </w:trPr>
         <w:tc>
           <w:tcPr>
             <w:tcW w:type="dxa" w:w="1170"/>
-            <w:vAlign w:val="center"/>
-            <w:tcMar>
-              <w:top w:w="120" w:type="dxa"/>
-              <w:bottom w:w="120" w:type="dxa"/>
-              <w:left w:w="150" w:type="dxa"/>
-              <w:right w:w="150" w:type="dxa"/>
-            </w:tcMar>
             <w:shd w:fill="F8FAFC"/>
           </w:tcPr>
           <w:p>
-            <w:pPr>
-              <w:spacing w:before="0" w:after="0" w:line="276" w:lineRule="auto"/>
-            </w:pPr>
-            <w:r>
-              <w:rPr>
-                <w:rFonts w:ascii="Calibri" w:hAnsi="Calibri"/>
-                <w:b/>
-                <w:color w:val="1E293B"/>
-                <w:sz w:val="19"/>
-              </w:rPr>
-              <w:t>RNF-005</w:t>
+            <w:r>
+              <w:t>**RNF-005**</w:t>
             </w:r>
           </w:p>
         </w:tc>
         <w:tc>
           <w:tcPr>
             <w:tcW w:type="dxa" w:w="1170"/>
-            <w:vAlign w:val="center"/>
-            <w:tcMar>
-              <w:top w:w="120" w:type="dxa"/>
-              <w:bottom w:w="120" w:type="dxa"/>
-              <w:left w:w="150" w:type="dxa"/>
-              <w:right w:w="150" w:type="dxa"/>
-            </w:tcMar>
             <w:shd w:fill="F8FAFC"/>
           </w:tcPr>
           <w:p>
-            <w:pPr>
-              <w:spacing w:before="0" w:after="0" w:line="276" w:lineRule="auto"/>
-            </w:pPr>
-            <w:r>
-              <w:rPr>
-                <w:rFonts w:ascii="Calibri" w:hAnsi="Calibri"/>
-                <w:color w:val="1E293B"/>
-                <w:sz w:val="19"/>
-              </w:rPr>
+            <w:r>
               <w:t>Compatibilidad</w:t>
             </w:r>
           </w:p>
@@ -6079,25 +2536,10 @@
         <w:tc>
           <w:tcPr>
             <w:tcW w:type="dxa" w:w="1170"/>
-            <w:vAlign w:val="center"/>
-            <w:tcMar>
-              <w:top w:w="120" w:type="dxa"/>
-              <w:bottom w:w="120" w:type="dxa"/>
-              <w:left w:w="150" w:type="dxa"/>
-              <w:right w:w="150" w:type="dxa"/>
-            </w:tcMar>
             <w:shd w:fill="F8FAFC"/>
           </w:tcPr>
           <w:p>
-            <w:pPr>
-              <w:spacing w:before="0" w:after="0" w:line="276" w:lineRule="auto"/>
-            </w:pPr>
-            <w:r>
-              <w:rPr>
-                <w:rFonts w:ascii="Calibri" w:hAnsi="Calibri"/>
-                <w:color w:val="1E293B"/>
-                <w:sz w:val="19"/>
-              </w:rPr>
+            <w:r>
               <w:t>Multi-Plataforma</w:t>
             </w:r>
           </w:p>
@@ -6105,25 +2547,10 @@
         <w:tc>
           <w:tcPr>
             <w:tcW w:type="dxa" w:w="1170"/>
-            <w:vAlign w:val="center"/>
-            <w:tcMar>
-              <w:top w:w="120" w:type="dxa"/>
-              <w:bottom w:w="120" w:type="dxa"/>
-              <w:left w:w="150" w:type="dxa"/>
-              <w:right w:w="150" w:type="dxa"/>
-            </w:tcMar>
             <w:shd w:fill="F8FAFC"/>
           </w:tcPr>
           <w:p>
-            <w:pPr>
-              <w:spacing w:before="0" w:after="0" w:line="276" w:lineRule="auto"/>
-            </w:pPr>
-            <w:r>
-              <w:rPr>
-                <w:rFonts w:ascii="Calibri" w:hAnsi="Calibri"/>
-                <w:color w:val="1E293B"/>
-                <w:sz w:val="19"/>
-              </w:rPr>
+            <w:r>
               <w:t>El sistema debe operar con total fidelidad visual en todos los navegadores modernos.</w:t>
             </w:r>
           </w:p>
@@ -6131,25 +2558,10 @@
         <w:tc>
           <w:tcPr>
             <w:tcW w:type="dxa" w:w="1170"/>
-            <w:vAlign w:val="center"/>
-            <w:tcMar>
-              <w:top w:w="120" w:type="dxa"/>
-              <w:bottom w:w="120" w:type="dxa"/>
-              <w:left w:w="150" w:type="dxa"/>
-              <w:right w:w="150" w:type="dxa"/>
-            </w:tcMar>
             <w:shd w:fill="F8FAFC"/>
           </w:tcPr>
           <w:p>
-            <w:pPr>
-              <w:spacing w:before="0" w:after="0" w:line="276" w:lineRule="auto"/>
-            </w:pPr>
-            <w:r>
-              <w:rPr>
-                <w:rFonts w:ascii="Calibri" w:hAnsi="Calibri"/>
-                <w:color w:val="1E293B"/>
-                <w:sz w:val="19"/>
-              </w:rPr>
+            <w:r>
               <w:t>100% funcional en Google Chrome, Microsoft Edge, Firefox y Safari.</w:t>
             </w:r>
           </w:p>
@@ -6157,25 +2569,10 @@
         <w:tc>
           <w:tcPr>
             <w:tcW w:type="dxa" w:w="1170"/>
-            <w:vAlign w:val="center"/>
-            <w:tcMar>
-              <w:top w:w="120" w:type="dxa"/>
-              <w:bottom w:w="120" w:type="dxa"/>
-              <w:left w:w="150" w:type="dxa"/>
-              <w:right w:w="150" w:type="dxa"/>
-            </w:tcMar>
             <w:shd w:fill="F8FAFC"/>
           </w:tcPr>
           <w:p>
-            <w:pPr>
-              <w:spacing w:before="0" w:after="0" w:line="276" w:lineRule="auto"/>
-            </w:pPr>
-            <w:r>
-              <w:rPr>
-                <w:rFonts w:ascii="Calibri" w:hAnsi="Calibri"/>
-                <w:color w:val="1E293B"/>
-                <w:sz w:val="19"/>
-              </w:rPr>
+            <w:r>
               <w:t>Media</w:t>
             </w:r>
           </w:p>
@@ -6183,25 +2580,10 @@
         <w:tc>
           <w:tcPr>
             <w:tcW w:type="dxa" w:w="1170"/>
-            <w:vAlign w:val="center"/>
-            <w:tcMar>
-              <w:top w:w="120" w:type="dxa"/>
-              <w:bottom w:w="120" w:type="dxa"/>
-              <w:left w:w="150" w:type="dxa"/>
-              <w:right w:w="150" w:type="dxa"/>
-            </w:tcMar>
             <w:shd w:fill="F8FAFC"/>
           </w:tcPr>
           <w:p>
-            <w:pPr>
-              <w:spacing w:before="0" w:after="0" w:line="276" w:lineRule="auto"/>
-            </w:pPr>
-            <w:r>
-              <w:rPr>
-                <w:rFonts w:ascii="Calibri" w:hAnsi="Calibri"/>
-                <w:color w:val="1E293B"/>
-                <w:sz w:val="19"/>
-              </w:rPr>
+            <w:r>
               <w:t>Pruebas de compatibilidad cruzada en navegadores.</w:t>
             </w:r>
           </w:p>
@@ -6209,81 +2591,32 @@
         <w:tc>
           <w:tcPr>
             <w:tcW w:type="dxa" w:w="1170"/>
-            <w:vAlign w:val="center"/>
-            <w:tcMar>
-              <w:top w:w="120" w:type="dxa"/>
-              <w:bottom w:w="120" w:type="dxa"/>
-              <w:left w:w="150" w:type="dxa"/>
-              <w:right w:w="150" w:type="dxa"/>
-            </w:tcMar>
             <w:shd w:fill="F8FAFC"/>
           </w:tcPr>
           <w:p>
-            <w:pPr>
-              <w:spacing w:before="0" w:after="0" w:line="276" w:lineRule="auto"/>
-            </w:pPr>
-            <w:r>
-              <w:rPr>
-                <w:rFonts w:ascii="Calibri" w:hAnsi="Calibri"/>
-                <w:color w:val="1E293B"/>
-                <w:sz w:val="19"/>
-              </w:rPr>
+            <w:r>
               <w:t>Validado</w:t>
             </w:r>
           </w:p>
         </w:tc>
       </w:tr>
       <w:tr>
-        <w:trPr>
-          <w:trHeight w:val="280"/>
-        </w:trPr>
         <w:tc>
           <w:tcPr>
             <w:tcW w:type="dxa" w:w="1170"/>
-            <w:vAlign w:val="center"/>
-            <w:tcMar>
-              <w:top w:w="120" w:type="dxa"/>
-              <w:bottom w:w="120" w:type="dxa"/>
-              <w:left w:w="150" w:type="dxa"/>
-              <w:right w:w="150" w:type="dxa"/>
-            </w:tcMar>
-          </w:tcPr>
-          <w:p>
-            <w:pPr>
-              <w:spacing w:before="0" w:after="0" w:line="276" w:lineRule="auto"/>
-            </w:pPr>
-            <w:r>
-              <w:rPr>
-                <w:rFonts w:ascii="Calibri" w:hAnsi="Calibri"/>
-                <w:b/>
-                <w:color w:val="1E293B"/>
-                <w:sz w:val="19"/>
-              </w:rPr>
-              <w:t>RNF-006</w:t>
+          </w:tcPr>
+          <w:p>
+            <w:r>
+              <w:t>**RNF-006**</w:t>
             </w:r>
           </w:p>
         </w:tc>
         <w:tc>
           <w:tcPr>
             <w:tcW w:type="dxa" w:w="1170"/>
-            <w:vAlign w:val="center"/>
-            <w:tcMar>
-              <w:top w:w="120" w:type="dxa"/>
-              <w:bottom w:w="120" w:type="dxa"/>
-              <w:left w:w="150" w:type="dxa"/>
-              <w:right w:w="150" w:type="dxa"/>
-            </w:tcMar>
-          </w:tcPr>
-          <w:p>
-            <w:pPr>
-              <w:spacing w:before="0" w:after="0" w:line="276" w:lineRule="auto"/>
-            </w:pPr>
-            <w:r>
-              <w:rPr>
-                <w:rFonts w:ascii="Calibri" w:hAnsi="Calibri"/>
-                <w:color w:val="1E293B"/>
-                <w:sz w:val="19"/>
-              </w:rPr>
+          </w:tcPr>
+          <w:p>
+            <w:r>
               <w:t>Mantenibilidad</w:t>
             </w:r>
           </w:p>
@@ -6291,24 +2624,9 @@
         <w:tc>
           <w:tcPr>
             <w:tcW w:type="dxa" w:w="1170"/>
-            <w:vAlign w:val="center"/>
-            <w:tcMar>
-              <w:top w:w="120" w:type="dxa"/>
-              <w:bottom w:w="120" w:type="dxa"/>
-              <w:left w:w="150" w:type="dxa"/>
-              <w:right w:w="150" w:type="dxa"/>
-            </w:tcMar>
-          </w:tcPr>
-          <w:p>
-            <w:pPr>
-              <w:spacing w:before="0" w:after="0" w:line="276" w:lineRule="auto"/>
-            </w:pPr>
-            <w:r>
-              <w:rPr>
-                <w:rFonts w:ascii="Calibri" w:hAnsi="Calibri"/>
-                <w:color w:val="1E293B"/>
-                <w:sz w:val="19"/>
-              </w:rPr>
+          </w:tcPr>
+          <w:p>
+            <w:r>
               <w:t>Arquitectura Modular</w:t>
             </w:r>
           </w:p>
@@ -6316,24 +2634,9 @@
         <w:tc>
           <w:tcPr>
             <w:tcW w:type="dxa" w:w="1170"/>
-            <w:vAlign w:val="center"/>
-            <w:tcMar>
-              <w:top w:w="120" w:type="dxa"/>
-              <w:bottom w:w="120" w:type="dxa"/>
-              <w:left w:w="150" w:type="dxa"/>
-              <w:right w:w="150" w:type="dxa"/>
-            </w:tcMar>
-          </w:tcPr>
-          <w:p>
-            <w:pPr>
-              <w:spacing w:before="0" w:after="0" w:line="276" w:lineRule="auto"/>
-            </w:pPr>
-            <w:r>
-              <w:rPr>
-                <w:rFonts w:ascii="Calibri" w:hAnsi="Calibri"/>
-                <w:color w:val="1E293B"/>
-                <w:sz w:val="19"/>
-              </w:rPr>
+          </w:tcPr>
+          <w:p>
+            <w:r>
               <w:t>El código fuente debe estar estructurado en capas desacopladas con tipado estricto.</w:t>
             </w:r>
           </w:p>
@@ -6341,65 +2644,19 @@
         <w:tc>
           <w:tcPr>
             <w:tcW w:type="dxa" w:w="1170"/>
-            <w:vAlign w:val="center"/>
-            <w:tcMar>
-              <w:top w:w="120" w:type="dxa"/>
-              <w:bottom w:w="120" w:type="dxa"/>
-              <w:left w:w="150" w:type="dxa"/>
-              <w:right w:w="150" w:type="dxa"/>
-            </w:tcMar>
-          </w:tcPr>
-          <w:p>
-            <w:pPr>
-              <w:spacing w:before="0" w:after="0" w:line="276" w:lineRule="auto"/>
-            </w:pPr>
-            <w:r>
-              <w:rPr>
-                <w:rFonts w:ascii="Calibri" w:hAnsi="Calibri"/>
-                <w:color w:val="1E293B"/>
-                <w:sz w:val="19"/>
-              </w:rPr>
-              <w:t>100% código TypeScript sin errores de compilación (</w:t>
-            </w:r>
-            <w:r>
-              <w:rPr>
-                <w:rFonts w:ascii="Consolas" w:hAnsi="Consolas"/>
-                <w:color w:val="C2410C"/>
-                <w:sz w:val="19"/>
-              </w:rPr>
-              <w:t>tsc --noEmit</w:t>
-            </w:r>
-            <w:r>
-              <w:rPr>
-                <w:rFonts w:ascii="Calibri" w:hAnsi="Calibri"/>
-                <w:color w:val="1E293B"/>
-                <w:sz w:val="19"/>
-              </w:rPr>
-              <w:t>).</w:t>
+          </w:tcPr>
+          <w:p>
+            <w:r>
+              <w:t>100% código TypeScript sin errores de compilación (`tsc --noEmit`).</w:t>
             </w:r>
           </w:p>
         </w:tc>
         <w:tc>
           <w:tcPr>
             <w:tcW w:type="dxa" w:w="1170"/>
-            <w:vAlign w:val="center"/>
-            <w:tcMar>
-              <w:top w:w="120" w:type="dxa"/>
-              <w:bottom w:w="120" w:type="dxa"/>
-              <w:left w:w="150" w:type="dxa"/>
-              <w:right w:w="150" w:type="dxa"/>
-            </w:tcMar>
-          </w:tcPr>
-          <w:p>
-            <w:pPr>
-              <w:spacing w:before="0" w:after="0" w:line="276" w:lineRule="auto"/>
-            </w:pPr>
-            <w:r>
-              <w:rPr>
-                <w:rFonts w:ascii="Calibri" w:hAnsi="Calibri"/>
-                <w:color w:val="1E293B"/>
-                <w:sz w:val="19"/>
-              </w:rPr>
+          </w:tcPr>
+          <w:p>
+            <w:r>
               <w:t>Alta</w:t>
             </w:r>
           </w:p>
@@ -6407,24 +2664,9 @@
         <w:tc>
           <w:tcPr>
             <w:tcW w:type="dxa" w:w="1170"/>
-            <w:vAlign w:val="center"/>
-            <w:tcMar>
-              <w:top w:w="120" w:type="dxa"/>
-              <w:bottom w:w="120" w:type="dxa"/>
-              <w:left w:w="150" w:type="dxa"/>
-              <w:right w:w="150" w:type="dxa"/>
-            </w:tcMar>
-          </w:tcPr>
-          <w:p>
-            <w:pPr>
-              <w:spacing w:before="0" w:after="0" w:line="276" w:lineRule="auto"/>
-            </w:pPr>
-            <w:r>
-              <w:rPr>
-                <w:rFonts w:ascii="Calibri" w:hAnsi="Calibri"/>
-                <w:color w:val="1E293B"/>
-                <w:sz w:val="19"/>
-              </w:rPr>
+          </w:tcPr>
+          <w:p>
+            <w:r>
               <w:t>Análisis estático de código y suite de linters.</w:t>
             </w:r>
           </w:p>
@@ -6432,82 +2674,33 @@
         <w:tc>
           <w:tcPr>
             <w:tcW w:type="dxa" w:w="1170"/>
-            <w:vAlign w:val="center"/>
-            <w:tcMar>
-              <w:top w:w="120" w:type="dxa"/>
-              <w:bottom w:w="120" w:type="dxa"/>
-              <w:left w:w="150" w:type="dxa"/>
-              <w:right w:w="150" w:type="dxa"/>
-            </w:tcMar>
-          </w:tcPr>
-          <w:p>
-            <w:pPr>
-              <w:spacing w:before="0" w:after="0" w:line="276" w:lineRule="auto"/>
-            </w:pPr>
-            <w:r>
-              <w:rPr>
-                <w:rFonts w:ascii="Calibri" w:hAnsi="Calibri"/>
-                <w:color w:val="1E293B"/>
-                <w:sz w:val="19"/>
-              </w:rPr>
+          </w:tcPr>
+          <w:p>
+            <w:r>
               <w:t>Validado</w:t>
             </w:r>
           </w:p>
         </w:tc>
       </w:tr>
       <w:tr>
-        <w:trPr>
-          <w:trHeight w:val="280"/>
-        </w:trPr>
         <w:tc>
           <w:tcPr>
             <w:tcW w:type="dxa" w:w="1170"/>
-            <w:vAlign w:val="center"/>
-            <w:tcMar>
-              <w:top w:w="120" w:type="dxa"/>
-              <w:bottom w:w="120" w:type="dxa"/>
-              <w:left w:w="150" w:type="dxa"/>
-              <w:right w:w="150" w:type="dxa"/>
-            </w:tcMar>
             <w:shd w:fill="F8FAFC"/>
           </w:tcPr>
           <w:p>
-            <w:pPr>
-              <w:spacing w:before="0" w:after="0" w:line="276" w:lineRule="auto"/>
-            </w:pPr>
-            <w:r>
-              <w:rPr>
-                <w:rFonts w:ascii="Calibri" w:hAnsi="Calibri"/>
-                <w:b/>
-                <w:color w:val="1E293B"/>
-                <w:sz w:val="19"/>
-              </w:rPr>
-              <w:t>RNF-007</w:t>
+            <w:r>
+              <w:t>**RNF-007**</w:t>
             </w:r>
           </w:p>
         </w:tc>
         <w:tc>
           <w:tcPr>
             <w:tcW w:type="dxa" w:w="1170"/>
-            <w:vAlign w:val="center"/>
-            <w:tcMar>
-              <w:top w:w="120" w:type="dxa"/>
-              <w:bottom w:w="120" w:type="dxa"/>
-              <w:left w:w="150" w:type="dxa"/>
-              <w:right w:w="150" w:type="dxa"/>
-            </w:tcMar>
             <w:shd w:fill="F8FAFC"/>
           </w:tcPr>
           <w:p>
-            <w:pPr>
-              <w:spacing w:before="0" w:after="0" w:line="276" w:lineRule="auto"/>
-            </w:pPr>
-            <w:r>
-              <w:rPr>
-                <w:rFonts w:ascii="Calibri" w:hAnsi="Calibri"/>
-                <w:color w:val="1E293B"/>
-                <w:sz w:val="19"/>
-              </w:rPr>
+            <w:r>
               <w:t>Trazabilidad</w:t>
             </w:r>
           </w:p>
@@ -6515,25 +2708,10 @@
         <w:tc>
           <w:tcPr>
             <w:tcW w:type="dxa" w:w="1170"/>
-            <w:vAlign w:val="center"/>
-            <w:tcMar>
-              <w:top w:w="120" w:type="dxa"/>
-              <w:bottom w:w="120" w:type="dxa"/>
-              <w:left w:w="150" w:type="dxa"/>
-              <w:right w:w="150" w:type="dxa"/>
-            </w:tcMar>
             <w:shd w:fill="F8FAFC"/>
           </w:tcPr>
           <w:p>
-            <w:pPr>
-              <w:spacing w:before="0" w:after="0" w:line="276" w:lineRule="auto"/>
-            </w:pPr>
-            <w:r>
-              <w:rPr>
-                <w:rFonts w:ascii="Calibri" w:hAnsi="Calibri"/>
-                <w:color w:val="1E293B"/>
-                <w:sz w:val="19"/>
-              </w:rPr>
+            <w:r>
               <w:t>Integridad de Transacciones</w:t>
             </w:r>
           </w:p>
@@ -6541,67 +2719,21 @@
         <w:tc>
           <w:tcPr>
             <w:tcW w:type="dxa" w:w="1170"/>
-            <w:vAlign w:val="center"/>
-            <w:tcMar>
-              <w:top w:w="120" w:type="dxa"/>
-              <w:bottom w:w="120" w:type="dxa"/>
-              <w:left w:w="150" w:type="dxa"/>
-              <w:right w:w="150" w:type="dxa"/>
-            </w:tcMar>
             <w:shd w:fill="F8FAFC"/>
           </w:tcPr>
           <w:p>
-            <w:pPr>
-              <w:spacing w:before="0" w:after="0" w:line="276" w:lineRule="auto"/>
-            </w:pPr>
-            <w:r>
-              <w:rPr>
-                <w:rFonts w:ascii="Calibri" w:hAnsi="Calibri"/>
-                <w:color w:val="1E293B"/>
-                <w:sz w:val="19"/>
-              </w:rPr>
-              <w:t xml:space="preserve">Toda orden debe conservar su historial y correlativo único </w:t>
-            </w:r>
-            <w:r>
-              <w:rPr>
-                <w:rFonts w:ascii="Consolas" w:hAnsi="Consolas"/>
-                <w:color w:val="C2410C"/>
-                <w:sz w:val="19"/>
-              </w:rPr>
-              <w:t>LFT-XXX</w:t>
-            </w:r>
-            <w:r>
-              <w:rPr>
-                <w:rFonts w:ascii="Calibri" w:hAnsi="Calibri"/>
-                <w:color w:val="1E293B"/>
-                <w:sz w:val="19"/>
-              </w:rPr>
-              <w:t>.</w:t>
+            <w:r>
+              <w:t>Toda orden debe conservar su historial y correlativo único `LFT-XXX`.</w:t>
             </w:r>
           </w:p>
         </w:tc>
         <w:tc>
           <w:tcPr>
             <w:tcW w:type="dxa" w:w="1170"/>
-            <w:vAlign w:val="center"/>
-            <w:tcMar>
-              <w:top w:w="120" w:type="dxa"/>
-              <w:bottom w:w="120" w:type="dxa"/>
-              <w:left w:w="150" w:type="dxa"/>
-              <w:right w:w="150" w:type="dxa"/>
-            </w:tcMar>
             <w:shd w:fill="F8FAFC"/>
           </w:tcPr>
           <w:p>
-            <w:pPr>
-              <w:spacing w:before="0" w:after="0" w:line="276" w:lineRule="auto"/>
-            </w:pPr>
-            <w:r>
-              <w:rPr>
-                <w:rFonts w:ascii="Calibri" w:hAnsi="Calibri"/>
-                <w:color w:val="1E293B"/>
-                <w:sz w:val="19"/>
-              </w:rPr>
+            <w:r>
               <w:t>Cada orden almacena identificador correlativo, fecha, flete, guía y estado actual.</w:t>
             </w:r>
           </w:p>
@@ -6609,25 +2741,10 @@
         <w:tc>
           <w:tcPr>
             <w:tcW w:type="dxa" w:w="1170"/>
-            <w:vAlign w:val="center"/>
-            <w:tcMar>
-              <w:top w:w="120" w:type="dxa"/>
-              <w:bottom w:w="120" w:type="dxa"/>
-              <w:left w:w="150" w:type="dxa"/>
-              <w:right w:w="150" w:type="dxa"/>
-            </w:tcMar>
             <w:shd w:fill="F8FAFC"/>
           </w:tcPr>
           <w:p>
-            <w:pPr>
-              <w:spacing w:before="0" w:after="0" w:line="276" w:lineRule="auto"/>
-            </w:pPr>
-            <w:r>
-              <w:rPr>
-                <w:rFonts w:ascii="Calibri" w:hAnsi="Calibri"/>
-                <w:color w:val="1E293B"/>
-                <w:sz w:val="19"/>
-              </w:rPr>
+            <w:r>
               <w:t>Alta</w:t>
             </w:r>
           </w:p>
@@ -6635,25 +2752,10 @@
         <w:tc>
           <w:tcPr>
             <w:tcW w:type="dxa" w:w="1170"/>
-            <w:vAlign w:val="center"/>
-            <w:tcMar>
-              <w:top w:w="120" w:type="dxa"/>
-              <w:bottom w:w="120" w:type="dxa"/>
-              <w:left w:w="150" w:type="dxa"/>
-              <w:right w:w="150" w:type="dxa"/>
-            </w:tcMar>
             <w:shd w:fill="F8FAFC"/>
           </w:tcPr>
           <w:p>
-            <w:pPr>
-              <w:spacing w:before="0" w:after="0" w:line="276" w:lineRule="auto"/>
-            </w:pPr>
-            <w:r>
-              <w:rPr>
-                <w:rFonts w:ascii="Calibri" w:hAnsi="Calibri"/>
-                <w:color w:val="1E293B"/>
-                <w:sz w:val="19"/>
-              </w:rPr>
+            <w:r>
               <w:t>Verificación de esquemas de datos y persistencia.</w:t>
             </w:r>
           </w:p>
@@ -6661,81 +2763,32 @@
         <w:tc>
           <w:tcPr>
             <w:tcW w:type="dxa" w:w="1170"/>
-            <w:vAlign w:val="center"/>
-            <w:tcMar>
-              <w:top w:w="120" w:type="dxa"/>
-              <w:bottom w:w="120" w:type="dxa"/>
-              <w:left w:w="150" w:type="dxa"/>
-              <w:right w:w="150" w:type="dxa"/>
-            </w:tcMar>
             <w:shd w:fill="F8FAFC"/>
           </w:tcPr>
           <w:p>
-            <w:pPr>
-              <w:spacing w:before="0" w:after="0" w:line="276" w:lineRule="auto"/>
-            </w:pPr>
-            <w:r>
-              <w:rPr>
-                <w:rFonts w:ascii="Calibri" w:hAnsi="Calibri"/>
-                <w:color w:val="1E293B"/>
-                <w:sz w:val="19"/>
-              </w:rPr>
+            <w:r>
               <w:t>Validado</w:t>
             </w:r>
           </w:p>
         </w:tc>
       </w:tr>
       <w:tr>
-        <w:trPr>
-          <w:trHeight w:val="280"/>
-        </w:trPr>
         <w:tc>
           <w:tcPr>
             <w:tcW w:type="dxa" w:w="1170"/>
-            <w:vAlign w:val="center"/>
-            <w:tcMar>
-              <w:top w:w="120" w:type="dxa"/>
-              <w:bottom w:w="120" w:type="dxa"/>
-              <w:left w:w="150" w:type="dxa"/>
-              <w:right w:w="150" w:type="dxa"/>
-            </w:tcMar>
-          </w:tcPr>
-          <w:p>
-            <w:pPr>
-              <w:spacing w:before="0" w:after="0" w:line="276" w:lineRule="auto"/>
-            </w:pPr>
-            <w:r>
-              <w:rPr>
-                <w:rFonts w:ascii="Calibri" w:hAnsi="Calibri"/>
-                <w:b/>
-                <w:color w:val="1E293B"/>
-                <w:sz w:val="19"/>
-              </w:rPr>
-              <w:t>RNF-008</w:t>
+          </w:tcPr>
+          <w:p>
+            <w:r>
+              <w:t>**RNF-008**</w:t>
             </w:r>
           </w:p>
         </w:tc>
         <w:tc>
           <w:tcPr>
             <w:tcW w:type="dxa" w:w="1170"/>
-            <w:vAlign w:val="center"/>
-            <w:tcMar>
-              <w:top w:w="120" w:type="dxa"/>
-              <w:bottom w:w="120" w:type="dxa"/>
-              <w:left w:w="150" w:type="dxa"/>
-              <w:right w:w="150" w:type="dxa"/>
-            </w:tcMar>
-          </w:tcPr>
-          <w:p>
-            <w:pPr>
-              <w:spacing w:before="0" w:after="0" w:line="276" w:lineRule="auto"/>
-            </w:pPr>
-            <w:r>
-              <w:rPr>
-                <w:rFonts w:ascii="Calibri" w:hAnsi="Calibri"/>
-                <w:color w:val="1E293B"/>
-                <w:sz w:val="19"/>
-              </w:rPr>
+          </w:tcPr>
+          <w:p>
+            <w:r>
               <w:t>Seguridad</w:t>
             </w:r>
           </w:p>
@@ -6743,24 +2796,9 @@
         <w:tc>
           <w:tcPr>
             <w:tcW w:type="dxa" w:w="1170"/>
-            <w:vAlign w:val="center"/>
-            <w:tcMar>
-              <w:top w:w="120" w:type="dxa"/>
-              <w:bottom w:w="120" w:type="dxa"/>
-              <w:left w:w="150" w:type="dxa"/>
-              <w:right w:w="150" w:type="dxa"/>
-            </w:tcMar>
-          </w:tcPr>
-          <w:p>
-            <w:pPr>
-              <w:spacing w:before="0" w:after="0" w:line="276" w:lineRule="auto"/>
-            </w:pPr>
-            <w:r>
-              <w:rPr>
-                <w:rFonts w:ascii="Calibri" w:hAnsi="Calibri"/>
-                <w:color w:val="1E293B"/>
-                <w:sz w:val="19"/>
-              </w:rPr>
+          </w:tcPr>
+          <w:p>
+            <w:r>
               <w:t>Rutas Protegidas y Privacidad</w:t>
             </w:r>
           </w:p>
@@ -6768,24 +2806,9 @@
         <w:tc>
           <w:tcPr>
             <w:tcW w:type="dxa" w:w="1170"/>
-            <w:vAlign w:val="center"/>
-            <w:tcMar>
-              <w:top w:w="120" w:type="dxa"/>
-              <w:bottom w:w="120" w:type="dxa"/>
-              <w:left w:w="150" w:type="dxa"/>
-              <w:right w:w="150" w:type="dxa"/>
-            </w:tcMar>
-          </w:tcPr>
-          <w:p>
-            <w:pPr>
-              <w:spacing w:before="0" w:after="0" w:line="276" w:lineRule="auto"/>
-            </w:pPr>
-            <w:r>
-              <w:rPr>
-                <w:rFonts w:ascii="Calibri" w:hAnsi="Calibri"/>
-                <w:color w:val="1E293B"/>
-                <w:sz w:val="19"/>
-              </w:rPr>
+          </w:tcPr>
+          <w:p>
+            <w:r>
               <w:t>Las opciones de edición y cifras monetarias pueden ocultarse de forma granular.</w:t>
             </w:r>
           </w:p>
@@ -6793,24 +2816,9 @@
         <w:tc>
           <w:tcPr>
             <w:tcW w:type="dxa" w:w="1170"/>
-            <w:vAlign w:val="center"/>
-            <w:tcMar>
-              <w:top w:w="120" w:type="dxa"/>
-              <w:bottom w:w="120" w:type="dxa"/>
-              <w:left w:w="150" w:type="dxa"/>
-              <w:right w:w="150" w:type="dxa"/>
-            </w:tcMar>
-          </w:tcPr>
-          <w:p>
-            <w:pPr>
-              <w:spacing w:before="0" w:after="0" w:line="276" w:lineRule="auto"/>
-            </w:pPr>
-            <w:r>
-              <w:rPr>
-                <w:rFonts w:ascii="Calibri" w:hAnsi="Calibri"/>
-                <w:color w:val="1E293B"/>
-                <w:sz w:val="19"/>
-              </w:rPr>
+          </w:tcPr>
+          <w:p>
+            <w:r>
               <w:t>Denegación inmediata de acceso sin sesión y toggles de privacidad por métrica.</w:t>
             </w:r>
           </w:p>
@@ -6818,24 +2826,9 @@
         <w:tc>
           <w:tcPr>
             <w:tcW w:type="dxa" w:w="1170"/>
-            <w:vAlign w:val="center"/>
-            <w:tcMar>
-              <w:top w:w="120" w:type="dxa"/>
-              <w:bottom w:w="120" w:type="dxa"/>
-              <w:left w:w="150" w:type="dxa"/>
-              <w:right w:w="150" w:type="dxa"/>
-            </w:tcMar>
-          </w:tcPr>
-          <w:p>
-            <w:pPr>
-              <w:spacing w:before="0" w:after="0" w:line="276" w:lineRule="auto"/>
-            </w:pPr>
-            <w:r>
-              <w:rPr>
-                <w:rFonts w:ascii="Calibri" w:hAnsi="Calibri"/>
-                <w:color w:val="1E293B"/>
-                <w:sz w:val="19"/>
-              </w:rPr>
+          </w:tcPr>
+          <w:p>
+            <w:r>
               <w:t>Alta</w:t>
             </w:r>
           </w:p>
@@ -6843,24 +2836,9 @@
         <w:tc>
           <w:tcPr>
             <w:tcW w:type="dxa" w:w="1170"/>
-            <w:vAlign w:val="center"/>
-            <w:tcMar>
-              <w:top w:w="120" w:type="dxa"/>
-              <w:bottom w:w="120" w:type="dxa"/>
-              <w:left w:w="150" w:type="dxa"/>
-              <w:right w:w="150" w:type="dxa"/>
-            </w:tcMar>
-          </w:tcPr>
-          <w:p>
-            <w:pPr>
-              <w:spacing w:before="0" w:after="0" w:line="276" w:lineRule="auto"/>
-            </w:pPr>
-            <w:r>
-              <w:rPr>
-                <w:rFonts w:ascii="Calibri" w:hAnsi="Calibri"/>
-                <w:color w:val="1E293B"/>
-                <w:sz w:val="19"/>
-              </w:rPr>
+          </w:tcPr>
+          <w:p>
+            <w:r>
               <w:t>Pruebas de navegación a rutas administrativas sin sesión.</w:t>
             </w:r>
           </w:p>
@@ -6868,82 +2846,33 @@
         <w:tc>
           <w:tcPr>
             <w:tcW w:type="dxa" w:w="1170"/>
-            <w:vAlign w:val="center"/>
-            <w:tcMar>
-              <w:top w:w="120" w:type="dxa"/>
-              <w:bottom w:w="120" w:type="dxa"/>
-              <w:left w:w="150" w:type="dxa"/>
-              <w:right w:w="150" w:type="dxa"/>
-            </w:tcMar>
-          </w:tcPr>
-          <w:p>
-            <w:pPr>
-              <w:spacing w:before="0" w:after="0" w:line="276" w:lineRule="auto"/>
-            </w:pPr>
-            <w:r>
-              <w:rPr>
-                <w:rFonts w:ascii="Calibri" w:hAnsi="Calibri"/>
-                <w:color w:val="1E293B"/>
-                <w:sz w:val="19"/>
-              </w:rPr>
+          </w:tcPr>
+          <w:p>
+            <w:r>
               <w:t>Validado</w:t>
             </w:r>
           </w:p>
         </w:tc>
       </w:tr>
       <w:tr>
-        <w:trPr>
-          <w:trHeight w:val="280"/>
-        </w:trPr>
         <w:tc>
           <w:tcPr>
             <w:tcW w:type="dxa" w:w="1170"/>
-            <w:vAlign w:val="center"/>
-            <w:tcMar>
-              <w:top w:w="120" w:type="dxa"/>
-              <w:bottom w:w="120" w:type="dxa"/>
-              <w:left w:w="150" w:type="dxa"/>
-              <w:right w:w="150" w:type="dxa"/>
-            </w:tcMar>
             <w:shd w:fill="F8FAFC"/>
           </w:tcPr>
           <w:p>
-            <w:pPr>
-              <w:spacing w:before="0" w:after="0" w:line="276" w:lineRule="auto"/>
-            </w:pPr>
-            <w:r>
-              <w:rPr>
-                <w:rFonts w:ascii="Calibri" w:hAnsi="Calibri"/>
-                <w:b/>
-                <w:color w:val="1E293B"/>
-                <w:sz w:val="19"/>
-              </w:rPr>
-              <w:t>RNF-009</w:t>
+            <w:r>
+              <w:t>**RNF-009**</w:t>
             </w:r>
           </w:p>
         </w:tc>
         <w:tc>
           <w:tcPr>
             <w:tcW w:type="dxa" w:w="1170"/>
-            <w:vAlign w:val="center"/>
-            <w:tcMar>
-              <w:top w:w="120" w:type="dxa"/>
-              <w:bottom w:w="120" w:type="dxa"/>
-              <w:left w:w="150" w:type="dxa"/>
-              <w:right w:w="150" w:type="dxa"/>
-            </w:tcMar>
             <w:shd w:fill="F8FAFC"/>
           </w:tcPr>
           <w:p>
-            <w:pPr>
-              <w:spacing w:before="0" w:after="0" w:line="276" w:lineRule="auto"/>
-            </w:pPr>
-            <w:r>
-              <w:rPr>
-                <w:rFonts w:ascii="Calibri" w:hAnsi="Calibri"/>
-                <w:color w:val="1E293B"/>
-                <w:sz w:val="19"/>
-              </w:rPr>
+            <w:r>
               <w:t>Confiabilidad</w:t>
             </w:r>
           </w:p>
@@ -6951,25 +2880,10 @@
         <w:tc>
           <w:tcPr>
             <w:tcW w:type="dxa" w:w="1170"/>
-            <w:vAlign w:val="center"/>
-            <w:tcMar>
-              <w:top w:w="120" w:type="dxa"/>
-              <w:bottom w:w="120" w:type="dxa"/>
-              <w:left w:w="150" w:type="dxa"/>
-              <w:right w:w="150" w:type="dxa"/>
-            </w:tcMar>
             <w:shd w:fill="F8FAFC"/>
           </w:tcPr>
           <w:p>
-            <w:pPr>
-              <w:spacing w:before="0" w:after="0" w:line="276" w:lineRule="auto"/>
-            </w:pPr>
-            <w:r>
-              <w:rPr>
-                <w:rFonts w:ascii="Calibri" w:hAnsi="Calibri"/>
-                <w:color w:val="1E293B"/>
-                <w:sz w:val="19"/>
-              </w:rPr>
+            <w:r>
               <w:t>Suite de Pruebas Unitarias</w:t>
             </w:r>
           </w:p>
@@ -6977,25 +2891,10 @@
         <w:tc>
           <w:tcPr>
             <w:tcW w:type="dxa" w:w="1170"/>
-            <w:vAlign w:val="center"/>
-            <w:tcMar>
-              <w:top w:w="120" w:type="dxa"/>
-              <w:bottom w:w="120" w:type="dxa"/>
-              <w:left w:w="150" w:type="dxa"/>
-              <w:right w:w="150" w:type="dxa"/>
-            </w:tcMar>
             <w:shd w:fill="F8FAFC"/>
           </w:tcPr>
           <w:p>
-            <w:pPr>
-              <w:spacing w:before="0" w:after="0" w:line="276" w:lineRule="auto"/>
-            </w:pPr>
-            <w:r>
-              <w:rPr>
-                <w:rFonts w:ascii="Calibri" w:hAnsi="Calibri"/>
-                <w:color w:val="1E293B"/>
-                <w:sz w:val="19"/>
-              </w:rPr>
+            <w:r>
               <w:t>La lógica de cálculo y consistencia de datos debe estar respaldada por pruebas automatizadas.</w:t>
             </w:r>
           </w:p>
@@ -7003,68 +2902,21 @@
         <w:tc>
           <w:tcPr>
             <w:tcW w:type="dxa" w:w="1170"/>
-            <w:vAlign w:val="center"/>
-            <w:tcMar>
-              <w:top w:w="120" w:type="dxa"/>
-              <w:bottom w:w="120" w:type="dxa"/>
-              <w:left w:w="150" w:type="dxa"/>
-              <w:right w:w="150" w:type="dxa"/>
-            </w:tcMar>
             <w:shd w:fill="F8FAFC"/>
           </w:tcPr>
           <w:p>
-            <w:pPr>
-              <w:spacing w:before="0" w:after="0" w:line="276" w:lineRule="auto"/>
-            </w:pPr>
-            <w:r>
-              <w:rPr>
-                <w:rFonts w:ascii="Calibri" w:hAnsi="Calibri"/>
-                <w:color w:val="1E293B"/>
-                <w:sz w:val="19"/>
-              </w:rPr>
-              <w:t xml:space="preserve">Cobertura de pruebas unitarias </w:t>
-            </w:r>
-            <w:r>
-              <w:rPr>
-                <w:rFonts w:ascii="Calibri" w:hAnsi="Calibri"/>
-                <w:i/>
-                <w:color w:val="1E293B"/>
-                <w:sz w:val="19"/>
-              </w:rPr>
-              <w:t>≥ 80%</w:t>
-            </w:r>
-            <w:r>
-              <w:rPr>
-                <w:rFonts w:ascii="Calibri" w:hAnsi="Calibri"/>
-                <w:color w:val="1E293B"/>
-                <w:sz w:val="19"/>
-              </w:rPr>
-              <w:t xml:space="preserve"> con 100% de tests aprobados.</w:t>
+            <w:r>
+              <w:t>Cobertura de pruebas unitarias $\ge 80\%$ con 100% de tests aprobados.</w:t>
             </w:r>
           </w:p>
         </w:tc>
         <w:tc>
           <w:tcPr>
             <w:tcW w:type="dxa" w:w="1170"/>
-            <w:vAlign w:val="center"/>
-            <w:tcMar>
-              <w:top w:w="120" w:type="dxa"/>
-              <w:bottom w:w="120" w:type="dxa"/>
-              <w:left w:w="150" w:type="dxa"/>
-              <w:right w:w="150" w:type="dxa"/>
-            </w:tcMar>
             <w:shd w:fill="F8FAFC"/>
           </w:tcPr>
           <w:p>
-            <w:pPr>
-              <w:spacing w:before="0" w:after="0" w:line="276" w:lineRule="auto"/>
-            </w:pPr>
-            <w:r>
-              <w:rPr>
-                <w:rFonts w:ascii="Calibri" w:hAnsi="Calibri"/>
-                <w:color w:val="1E293B"/>
-                <w:sz w:val="19"/>
-              </w:rPr>
+            <w:r>
               <w:t>Alta</w:t>
             </w:r>
           </w:p>
@@ -7072,123 +2924,43 @@
         <w:tc>
           <w:tcPr>
             <w:tcW w:type="dxa" w:w="1170"/>
-            <w:vAlign w:val="center"/>
-            <w:tcMar>
-              <w:top w:w="120" w:type="dxa"/>
-              <w:bottom w:w="120" w:type="dxa"/>
-              <w:left w:w="150" w:type="dxa"/>
-              <w:right w:w="150" w:type="dxa"/>
-            </w:tcMar>
             <w:shd w:fill="F8FAFC"/>
           </w:tcPr>
           <w:p>
-            <w:pPr>
-              <w:spacing w:before="0" w:after="0" w:line="276" w:lineRule="auto"/>
-            </w:pPr>
-            <w:r>
-              <w:rPr>
-                <w:rFonts w:ascii="Calibri" w:hAnsi="Calibri"/>
-                <w:color w:val="1E293B"/>
-                <w:sz w:val="19"/>
-              </w:rPr>
-              <w:t xml:space="preserve">Ejecución automatizada de </w:t>
-            </w:r>
-            <w:r>
-              <w:rPr>
-                <w:rFonts w:ascii="Consolas" w:hAnsi="Consolas"/>
-                <w:color w:val="C2410C"/>
-                <w:sz w:val="19"/>
-              </w:rPr>
-              <w:t>vitest run</w:t>
-            </w:r>
-            <w:r>
-              <w:rPr>
-                <w:rFonts w:ascii="Calibri" w:hAnsi="Calibri"/>
-                <w:color w:val="1E293B"/>
-                <w:sz w:val="19"/>
-              </w:rPr>
-              <w:t xml:space="preserve"> en CI/CD.</w:t>
+            <w:r>
+              <w:t>Ejecución automatizada de `vitest run` en CI/CD.</w:t>
             </w:r>
           </w:p>
         </w:tc>
         <w:tc>
           <w:tcPr>
             <w:tcW w:type="dxa" w:w="1170"/>
-            <w:vAlign w:val="center"/>
-            <w:tcMar>
-              <w:top w:w="120" w:type="dxa"/>
-              <w:bottom w:w="120" w:type="dxa"/>
-              <w:left w:w="150" w:type="dxa"/>
-              <w:right w:w="150" w:type="dxa"/>
-            </w:tcMar>
             <w:shd w:fill="F8FAFC"/>
           </w:tcPr>
           <w:p>
-            <w:pPr>
-              <w:spacing w:before="0" w:after="0" w:line="276" w:lineRule="auto"/>
-            </w:pPr>
-            <w:r>
-              <w:rPr>
-                <w:rFonts w:ascii="Calibri" w:hAnsi="Calibri"/>
-                <w:color w:val="1E293B"/>
-                <w:sz w:val="19"/>
-              </w:rPr>
+            <w:r>
               <w:t>Validado</w:t>
             </w:r>
           </w:p>
         </w:tc>
       </w:tr>
       <w:tr>
-        <w:trPr>
-          <w:trHeight w:val="280"/>
-        </w:trPr>
         <w:tc>
           <w:tcPr>
             <w:tcW w:type="dxa" w:w="1170"/>
-            <w:vAlign w:val="center"/>
-            <w:tcMar>
-              <w:top w:w="120" w:type="dxa"/>
-              <w:bottom w:w="120" w:type="dxa"/>
-              <w:left w:w="150" w:type="dxa"/>
-              <w:right w:w="150" w:type="dxa"/>
-            </w:tcMar>
-          </w:tcPr>
-          <w:p>
-            <w:pPr>
-              <w:spacing w:before="0" w:after="0" w:line="276" w:lineRule="auto"/>
-            </w:pPr>
-            <w:r>
-              <w:rPr>
-                <w:rFonts w:ascii="Calibri" w:hAnsi="Calibri"/>
-                <w:b/>
-                <w:color w:val="1E293B"/>
-                <w:sz w:val="19"/>
-              </w:rPr>
-              <w:t>RNF-010</w:t>
+          </w:tcPr>
+          <w:p>
+            <w:r>
+              <w:t>**RNF-010**</w:t>
             </w:r>
           </w:p>
         </w:tc>
         <w:tc>
           <w:tcPr>
             <w:tcW w:type="dxa" w:w="1170"/>
-            <w:vAlign w:val="center"/>
-            <w:tcMar>
-              <w:top w:w="120" w:type="dxa"/>
-              <w:bottom w:w="120" w:type="dxa"/>
-              <w:left w:w="150" w:type="dxa"/>
-              <w:right w:w="150" w:type="dxa"/>
-            </w:tcMar>
-          </w:tcPr>
-          <w:p>
-            <w:pPr>
-              <w:spacing w:before="0" w:after="0" w:line="276" w:lineRule="auto"/>
-            </w:pPr>
-            <w:r>
-              <w:rPr>
-                <w:rFonts w:ascii="Calibri" w:hAnsi="Calibri"/>
-                <w:color w:val="1E293B"/>
-                <w:sz w:val="19"/>
-              </w:rPr>
+          </w:tcPr>
+          <w:p>
+            <w:r>
               <w:t>Accesibilidad</w:t>
             </w:r>
           </w:p>
@@ -7196,24 +2968,9 @@
         <w:tc>
           <w:tcPr>
             <w:tcW w:type="dxa" w:w="1170"/>
-            <w:vAlign w:val="center"/>
-            <w:tcMar>
-              <w:top w:w="120" w:type="dxa"/>
-              <w:bottom w:w="120" w:type="dxa"/>
-              <w:left w:w="150" w:type="dxa"/>
-              <w:right w:w="150" w:type="dxa"/>
-            </w:tcMar>
-          </w:tcPr>
-          <w:p>
-            <w:pPr>
-              <w:spacing w:before="0" w:after="0" w:line="276" w:lineRule="auto"/>
-            </w:pPr>
-            <w:r>
-              <w:rPr>
-                <w:rFonts w:ascii="Calibri" w:hAnsi="Calibri"/>
-                <w:color w:val="1E293B"/>
-                <w:sz w:val="19"/>
-              </w:rPr>
+          </w:tcPr>
+          <w:p>
+            <w:r>
               <w:t>Contraste y Tipografía</w:t>
             </w:r>
           </w:p>
@@ -7221,24 +2978,9 @@
         <w:tc>
           <w:tcPr>
             <w:tcW w:type="dxa" w:w="1170"/>
-            <w:vAlign w:val="center"/>
-            <w:tcMar>
-              <w:top w:w="120" w:type="dxa"/>
-              <w:bottom w:w="120" w:type="dxa"/>
-              <w:left w:w="150" w:type="dxa"/>
-              <w:right w:w="150" w:type="dxa"/>
-            </w:tcMar>
-          </w:tcPr>
-          <w:p>
-            <w:pPr>
-              <w:spacing w:before="0" w:after="0" w:line="276" w:lineRule="auto"/>
-            </w:pPr>
-            <w:r>
-              <w:rPr>
-                <w:rFonts w:ascii="Calibri" w:hAnsi="Calibri"/>
-                <w:color w:val="1E293B"/>
-                <w:sz w:val="19"/>
-              </w:rPr>
+          </w:tcPr>
+          <w:p>
+            <w:r>
               <w:t>Textos, botones y componentes interactivos deben cumplir con estándares de legibilidad.</w:t>
             </w:r>
           </w:p>
@@ -7246,66 +2988,19 @@
         <w:tc>
           <w:tcPr>
             <w:tcW w:type="dxa" w:w="1170"/>
-            <w:vAlign w:val="center"/>
-            <w:tcMar>
-              <w:top w:w="120" w:type="dxa"/>
-              <w:bottom w:w="120" w:type="dxa"/>
-              <w:left w:w="150" w:type="dxa"/>
-              <w:right w:w="150" w:type="dxa"/>
-            </w:tcMar>
-          </w:tcPr>
-          <w:p>
-            <w:pPr>
-              <w:spacing w:before="0" w:after="0" w:line="276" w:lineRule="auto"/>
-            </w:pPr>
-            <w:r>
-              <w:rPr>
-                <w:rFonts w:ascii="Calibri" w:hAnsi="Calibri"/>
-                <w:color w:val="1E293B"/>
-                <w:sz w:val="19"/>
-              </w:rPr>
-              <w:t xml:space="preserve">Cumplimiento estricto de directrices WCAG 2.1 nivel AAA/AA (contraste </w:t>
-            </w:r>
-            <w:r>
-              <w:rPr>
-                <w:rFonts w:ascii="Calibri" w:hAnsi="Calibri"/>
-                <w:i/>
-                <w:color w:val="1E293B"/>
-                <w:sz w:val="19"/>
-              </w:rPr>
-              <w:t>≥ 7:1</w:t>
-            </w:r>
-            <w:r>
-              <w:rPr>
-                <w:rFonts w:ascii="Calibri" w:hAnsi="Calibri"/>
-                <w:color w:val="1E293B"/>
-                <w:sz w:val="19"/>
-              </w:rPr>
-              <w:t>).</w:t>
+          </w:tcPr>
+          <w:p>
+            <w:r>
+              <w:t>Cumplimiento estricto de directrices WCAG 2.1 nivel AAA/AA (contraste $\ge 7:1$).</w:t>
             </w:r>
           </w:p>
         </w:tc>
         <w:tc>
           <w:tcPr>
             <w:tcW w:type="dxa" w:w="1170"/>
-            <w:vAlign w:val="center"/>
-            <w:tcMar>
-              <w:top w:w="120" w:type="dxa"/>
-              <w:bottom w:w="120" w:type="dxa"/>
-              <w:left w:w="150" w:type="dxa"/>
-              <w:right w:w="150" w:type="dxa"/>
-            </w:tcMar>
-          </w:tcPr>
-          <w:p>
-            <w:pPr>
-              <w:spacing w:before="0" w:after="0" w:line="276" w:lineRule="auto"/>
-            </w:pPr>
-            <w:r>
-              <w:rPr>
-                <w:rFonts w:ascii="Calibri" w:hAnsi="Calibri"/>
-                <w:color w:val="1E293B"/>
-                <w:sz w:val="19"/>
-              </w:rPr>
+          </w:tcPr>
+          <w:p>
+            <w:r>
               <w:t>Alta</w:t>
             </w:r>
           </w:p>
@@ -7313,24 +3008,9 @@
         <w:tc>
           <w:tcPr>
             <w:tcW w:type="dxa" w:w="1170"/>
-            <w:vAlign w:val="center"/>
-            <w:tcMar>
-              <w:top w:w="120" w:type="dxa"/>
-              <w:bottom w:w="120" w:type="dxa"/>
-              <w:left w:w="150" w:type="dxa"/>
-              <w:right w:w="150" w:type="dxa"/>
-            </w:tcMar>
-          </w:tcPr>
-          <w:p>
-            <w:pPr>
-              <w:spacing w:before="0" w:after="0" w:line="276" w:lineRule="auto"/>
-            </w:pPr>
-            <w:r>
-              <w:rPr>
-                <w:rFonts w:ascii="Calibri" w:hAnsi="Calibri"/>
-                <w:color w:val="1E293B"/>
-                <w:sz w:val="19"/>
-              </w:rPr>
+          </w:tcPr>
+          <w:p>
+            <w:r>
               <w:t>Auditoría con tipografía Plus Jakarta Sans y Axe DevTools.</w:t>
             </w:r>
           </w:p>
@@ -7338,39 +3018,363 @@
         <w:tc>
           <w:tcPr>
             <w:tcW w:type="dxa" w:w="1170"/>
-            <w:vAlign w:val="center"/>
-            <w:tcMar>
-              <w:top w:w="120" w:type="dxa"/>
-              <w:bottom w:w="120" w:type="dxa"/>
-              <w:left w:w="150" w:type="dxa"/>
-              <w:right w:w="150" w:type="dxa"/>
-            </w:tcMar>
-          </w:tcPr>
-          <w:p>
-            <w:pPr>
-              <w:spacing w:before="0" w:after="0" w:line="276" w:lineRule="auto"/>
-            </w:pPr>
-            <w:r>
-              <w:rPr>
-                <w:rFonts w:ascii="Calibri" w:hAnsi="Calibri"/>
-                <w:color w:val="1E293B"/>
-                <w:sz w:val="19"/>
-              </w:rPr>
+          </w:tcPr>
+          <w:p>
+            <w:r>
+              <w:t>Validado</w:t>
+            </w:r>
+          </w:p>
+        </w:tc>
+      </w:tr>
+      <w:tr>
+        <w:tc>
+          <w:tcPr>
+            <w:tcW w:type="dxa" w:w="1170"/>
+            <w:shd w:fill="F8FAFC"/>
+          </w:tcPr>
+          <w:p>
+            <w:r>
+              <w:t>**RNF-011**</w:t>
+            </w:r>
+          </w:p>
+        </w:tc>
+        <w:tc>
+          <w:tcPr>
+            <w:tcW w:type="dxa" w:w="1170"/>
+            <w:shd w:fill="F8FAFC"/>
+          </w:tcPr>
+          <w:p>
+            <w:r>
+              <w:t>Continuidad</w:t>
+            </w:r>
+          </w:p>
+        </w:tc>
+        <w:tc>
+          <w:tcPr>
+            <w:tcW w:type="dxa" w:w="1170"/>
+            <w:shd w:fill="F8FAFC"/>
+          </w:tcPr>
+          <w:p>
+            <w:r>
+              <w:t>Recuperabilidad (RTO y RPO)</w:t>
+            </w:r>
+          </w:p>
+        </w:tc>
+        <w:tc>
+          <w:tcPr>
+            <w:tcW w:type="dxa" w:w="1170"/>
+            <w:shd w:fill="F8FAFC"/>
+          </w:tcPr>
+          <w:p>
+            <w:r>
+              <w:t>El sistema debe restaurar su operatividad y minimizar la pérdida de datos ante desastres o caídas cloud.</w:t>
+            </w:r>
+          </w:p>
+        </w:tc>
+        <w:tc>
+          <w:tcPr>
+            <w:tcW w:type="dxa" w:w="1170"/>
+            <w:shd w:fill="F8FAFC"/>
+          </w:tcPr>
+          <w:p>
+            <w:r>
+              <w:t>RTO $\le 15$ minutos y RPO $\le 5$ minutos respaldado por logs WAL y backups diarios.</w:t>
+            </w:r>
+          </w:p>
+        </w:tc>
+        <w:tc>
+          <w:tcPr>
+            <w:tcW w:type="dxa" w:w="1170"/>
+            <w:shd w:fill="F8FAFC"/>
+          </w:tcPr>
+          <w:p>
+            <w:r>
+              <w:t>Alta</w:t>
+            </w:r>
+          </w:p>
+        </w:tc>
+        <w:tc>
+          <w:tcPr>
+            <w:tcW w:type="dxa" w:w="1170"/>
+            <w:shd w:fill="F8FAFC"/>
+          </w:tcPr>
+          <w:p>
+            <w:r>
+              <w:t>Simulacro de recuperación y restauración desde dump SQL.</w:t>
+            </w:r>
+          </w:p>
+        </w:tc>
+        <w:tc>
+          <w:tcPr>
+            <w:tcW w:type="dxa" w:w="1170"/>
+            <w:shd w:fill="F8FAFC"/>
+          </w:tcPr>
+          <w:p>
+            <w:r>
+              <w:t>Validado</w:t>
+            </w:r>
+          </w:p>
+        </w:tc>
+      </w:tr>
+      <w:tr>
+        <w:tc>
+          <w:tcPr>
+            <w:tcW w:type="dxa" w:w="1170"/>
+          </w:tcPr>
+          <w:p>
+            <w:r>
+              <w:t>**RNF-012**</w:t>
+            </w:r>
+          </w:p>
+        </w:tc>
+        <w:tc>
+          <w:tcPr>
+            <w:tcW w:type="dxa" w:w="1170"/>
+          </w:tcPr>
+          <w:p>
+            <w:r>
+              <w:t>Concurrencia</w:t>
+            </w:r>
+          </w:p>
+        </w:tc>
+        <w:tc>
+          <w:tcPr>
+            <w:tcW w:type="dxa" w:w="1170"/>
+          </w:tcPr>
+          <w:p>
+            <w:r>
+              <w:t>Aislamiento Transaccional ACID</w:t>
+            </w:r>
+          </w:p>
+        </w:tc>
+        <w:tc>
+          <w:tcPr>
+            <w:tcW w:type="dxa" w:w="1170"/>
+          </w:tcPr>
+          <w:p>
+            <w:r>
+              <w:t>El motor de base de datos debe prevenir condiciones de carrera y sobreventa en inventario concurrente.</w:t>
+            </w:r>
+          </w:p>
+        </w:tc>
+        <w:tc>
+          <w:tcPr>
+            <w:tcW w:type="dxa" w:w="1170"/>
+          </w:tcPr>
+          <w:p>
+            <w:r>
+              <w:t>Soporte de transacciones serializables o `SELECT FOR UPDATE` con 0 inconsistencias de stock.</w:t>
+            </w:r>
+          </w:p>
+        </w:tc>
+        <w:tc>
+          <w:tcPr>
+            <w:tcW w:type="dxa" w:w="1170"/>
+          </w:tcPr>
+          <w:p>
+            <w:r>
+              <w:t>Alta</w:t>
+            </w:r>
+          </w:p>
+        </w:tc>
+        <w:tc>
+          <w:tcPr>
+            <w:tcW w:type="dxa" w:w="1170"/>
+          </w:tcPr>
+          <w:p>
+            <w:r>
+              <w:t>Prueba de estrés concurrente simulando 2 pedidos simultáneos del último stock.</w:t>
+            </w:r>
+          </w:p>
+        </w:tc>
+        <w:tc>
+          <w:tcPr>
+            <w:tcW w:type="dxa" w:w="1170"/>
+          </w:tcPr>
+          <w:p>
+            <w:r>
+              <w:t>Validado</w:t>
+            </w:r>
+          </w:p>
+        </w:tc>
+      </w:tr>
+      <w:tr>
+        <w:tc>
+          <w:tcPr>
+            <w:tcW w:type="dxa" w:w="1170"/>
+            <w:shd w:fill="F8FAFC"/>
+          </w:tcPr>
+          <w:p>
+            <w:r>
+              <w:t>**RNF-013**</w:t>
+            </w:r>
+          </w:p>
+        </w:tc>
+        <w:tc>
+          <w:tcPr>
+            <w:tcW w:type="dxa" w:w="1170"/>
+            <w:shd w:fill="F8FAFC"/>
+          </w:tcPr>
+          <w:p>
+            <w:r>
+              <w:t>Trazabilidad</w:t>
+            </w:r>
+          </w:p>
+        </w:tc>
+        <w:tc>
+          <w:tcPr>
+            <w:tcW w:type="dxa" w:w="1170"/>
+            <w:shd w:fill="F8FAFC"/>
+          </w:tcPr>
+          <w:p>
+            <w:r>
+              <w:t>Auditoría Forense y Ley 29733</w:t>
+            </w:r>
+          </w:p>
+        </w:tc>
+        <w:tc>
+          <w:tcPr>
+            <w:tcW w:type="dxa" w:w="1170"/>
+            <w:shd w:fill="F8FAFC"/>
+          </w:tcPr>
+          <w:p>
+            <w:r>
+              <w:t>Registro inmutable de eventos sensibles (logins, cambios de estado, anulaciones y transacciones).</w:t>
+            </w:r>
+          </w:p>
+        </w:tc>
+        <w:tc>
+          <w:tcPr>
+            <w:tcW w:type="dxa" w:w="1170"/>
+            <w:shd w:fill="F8FAFC"/>
+          </w:tcPr>
+          <w:p>
+            <w:r>
+              <w:t>100% de operaciones sensibles registradas con IP, User-Agent, ID y Timestamp UTC.</w:t>
+            </w:r>
+          </w:p>
+        </w:tc>
+        <w:tc>
+          <w:tcPr>
+            <w:tcW w:type="dxa" w:w="1170"/>
+            <w:shd w:fill="F8FAFC"/>
+          </w:tcPr>
+          <w:p>
+            <w:r>
+              <w:t>Alta</w:t>
+            </w:r>
+          </w:p>
+        </w:tc>
+        <w:tc>
+          <w:tcPr>
+            <w:tcW w:type="dxa" w:w="1170"/>
+            <w:shd w:fill="F8FAFC"/>
+          </w:tcPr>
+          <w:p>
+            <w:r>
+              <w:t>Inspección de tabla `audit_logs` e integridad de bitácoras.</w:t>
+            </w:r>
+          </w:p>
+        </w:tc>
+        <w:tc>
+          <w:tcPr>
+            <w:tcW w:type="dxa" w:w="1170"/>
+            <w:shd w:fill="F8FAFC"/>
+          </w:tcPr>
+          <w:p>
+            <w:r>
+              <w:t>Validado</w:t>
+            </w:r>
+          </w:p>
+        </w:tc>
+      </w:tr>
+      <w:tr>
+        <w:tc>
+          <w:tcPr>
+            <w:tcW w:type="dxa" w:w="1170"/>
+          </w:tcPr>
+          <w:p>
+            <w:r>
+              <w:t>**RNF-014**</w:t>
+            </w:r>
+          </w:p>
+        </w:tc>
+        <w:tc>
+          <w:tcPr>
+            <w:tcW w:type="dxa" w:w="1170"/>
+          </w:tcPr>
+          <w:p>
+            <w:r>
+              <w:t>Eficiencia</w:t>
+            </w:r>
+          </w:p>
+        </w:tc>
+        <w:tc>
+          <w:tcPr>
+            <w:tcW w:type="dxa" w:w="1170"/>
+          </w:tcPr>
+          <w:p>
+            <w:r>
+              <w:t>Cuota de Almacenamiento PWA</w:t>
+            </w:r>
+          </w:p>
+        </w:tc>
+        <w:tc>
+          <w:tcPr>
+            <w:tcW w:type="dxa" w:w="1170"/>
+          </w:tcPr>
+          <w:p>
+            <w:r>
+              <w:t>La caché de la PWA no debe sobrecargar la memoria de terminales móviles de entrada/gama media.</w:t>
+            </w:r>
+          </w:p>
+        </w:tc>
+        <w:tc>
+          <w:tcPr>
+            <w:tcW w:type="dxa" w:w="1170"/>
+          </w:tcPr>
+          <w:p>
+            <w:r>
+              <w:t>Almacenamiento total de CacheStorage e IndexedDB $\le 50$ MB por cliente.</w:t>
+            </w:r>
+          </w:p>
+        </w:tc>
+        <w:tc>
+          <w:tcPr>
+            <w:tcW w:type="dxa" w:w="1170"/>
+          </w:tcPr>
+          <w:p>
+            <w:r>
+              <w:t>Media</w:t>
+            </w:r>
+          </w:p>
+        </w:tc>
+        <w:tc>
+          <w:tcPr>
+            <w:tcW w:type="dxa" w:w="1170"/>
+          </w:tcPr>
+          <w:p>
+            <w:r>
+              <w:t>Inspección de Storage en Chrome DevTools / StorageManager API.</w:t>
+            </w:r>
+          </w:p>
+        </w:tc>
+        <w:tc>
+          <w:tcPr>
+            <w:tcW w:type="dxa" w:w="1170"/>
+          </w:tcPr>
+          <w:p>
+            <w:r>
               <w:t>Validado</w:t>
             </w:r>
           </w:p>
         </w:tc>
       </w:tr>
     </w:tbl>
+    <w:p/>
     <w:p>
       <w:pPr>
-        <w:spacing w:before="0" w:after="120"/>
-      </w:pPr>
-    </w:p>
-    <w:p>
-      <w:pPr>
-        <w:keepNext/>
-        <w:spacing w:before="280" w:after="80"/>
+        <w:spacing w:before="240" w:after="80"/>
       </w:pPr>
       <w:r>
         <w:rPr>
@@ -7395,31 +3399,16 @@
         <w:gridCol w:w="2340"/>
       </w:tblGrid>
       <w:tr>
-        <w:trPr>
-          <w:trHeight w:val="280"/>
-        </w:trPr>
         <w:tc>
           <w:tcPr>
             <w:tcW w:type="dxa" w:w="2340"/>
-            <w:vAlign w:val="center"/>
-            <w:tcMar>
-              <w:top w:w="120" w:type="dxa"/>
-              <w:bottom w:w="120" w:type="dxa"/>
-              <w:left w:w="150" w:type="dxa"/>
-              <w:right w:w="150" w:type="dxa"/>
-            </w:tcMar>
             <w:shd w:fill="0F172A"/>
           </w:tcPr>
           <w:p>
-            <w:pPr>
-              <w:spacing w:before="0" w:after="0" w:line="276" w:lineRule="auto"/>
-            </w:pPr>
             <w:r>
               <w:rPr>
-                <w:rFonts w:ascii="Calibri" w:hAnsi="Calibri"/>
                 <w:b/>
                 <w:color w:val="FFFFFF"/>
-                <w:sz w:val="20"/>
               </w:rPr>
               <w:t>Requisito Funcional</w:t>
             </w:r>
@@ -7428,25 +3417,13 @@
         <w:tc>
           <w:tcPr>
             <w:tcW w:type="dxa" w:w="2340"/>
-            <w:vAlign w:val="center"/>
-            <w:tcMar>
-              <w:top w:w="120" w:type="dxa"/>
-              <w:bottom w:w="120" w:type="dxa"/>
-              <w:left w:w="150" w:type="dxa"/>
-              <w:right w:w="150" w:type="dxa"/>
-            </w:tcMar>
             <w:shd w:fill="0F172A"/>
           </w:tcPr>
           <w:p>
-            <w:pPr>
-              <w:spacing w:before="0" w:after="0" w:line="276" w:lineRule="auto"/>
-            </w:pPr>
             <w:r>
               <w:rPr>
-                <w:rFonts w:ascii="Calibri" w:hAnsi="Calibri"/>
                 <w:b/>
                 <w:color w:val="FFFFFF"/>
-                <w:sz w:val="20"/>
               </w:rPr>
               <w:t>Historia de Usuario Vinculada</w:t>
             </w:r>
@@ -7455,25 +3432,13 @@
         <w:tc>
           <w:tcPr>
             <w:tcW w:type="dxa" w:w="2340"/>
-            <w:vAlign w:val="center"/>
-            <w:tcMar>
-              <w:top w:w="120" w:type="dxa"/>
-              <w:bottom w:w="120" w:type="dxa"/>
-              <w:left w:w="150" w:type="dxa"/>
-              <w:right w:w="150" w:type="dxa"/>
-            </w:tcMar>
             <w:shd w:fill="0F172A"/>
           </w:tcPr>
           <w:p>
-            <w:pPr>
-              <w:spacing w:before="0" w:after="0" w:line="276" w:lineRule="auto"/>
-            </w:pPr>
             <w:r>
               <w:rPr>
-                <w:rFonts w:ascii="Calibri" w:hAnsi="Calibri"/>
                 <w:b/>
                 <w:color w:val="FFFFFF"/>
-                <w:sz w:val="20"/>
               </w:rPr>
               <w:t>Épica Asociada</w:t>
             </w:r>
@@ -7482,25 +3447,13 @@
         <w:tc>
           <w:tcPr>
             <w:tcW w:type="dxa" w:w="2340"/>
-            <w:vAlign w:val="center"/>
-            <w:tcMar>
-              <w:top w:w="120" w:type="dxa"/>
-              <w:bottom w:w="120" w:type="dxa"/>
-              <w:left w:w="150" w:type="dxa"/>
-              <w:right w:w="150" w:type="dxa"/>
-            </w:tcMar>
             <w:shd w:fill="0F172A"/>
           </w:tcPr>
           <w:p>
-            <w:pPr>
-              <w:spacing w:before="0" w:after="0" w:line="276" w:lineRule="auto"/>
-            </w:pPr>
             <w:r>
               <w:rPr>
-                <w:rFonts w:ascii="Calibri" w:hAnsi="Calibri"/>
                 <w:b/>
                 <w:color w:val="FFFFFF"/>
-                <w:sz w:val="20"/>
               </w:rPr>
               <w:t>Módulo de Software</w:t>
             </w:r>
@@ -7508,58 +3461,24 @@
         </w:tc>
       </w:tr>
       <w:tr>
-        <w:trPr>
-          <w:trHeight w:val="280"/>
-        </w:trPr>
         <w:tc>
           <w:tcPr>
             <w:tcW w:type="dxa" w:w="2340"/>
-            <w:vAlign w:val="center"/>
-            <w:tcMar>
-              <w:top w:w="120" w:type="dxa"/>
-              <w:bottom w:w="120" w:type="dxa"/>
-              <w:left w:w="150" w:type="dxa"/>
-              <w:right w:w="150" w:type="dxa"/>
-            </w:tcMar>
             <w:shd w:fill="F8FAFC"/>
           </w:tcPr>
           <w:p>
-            <w:pPr>
-              <w:spacing w:before="0" w:after="0" w:line="276" w:lineRule="auto"/>
-            </w:pPr>
-            <w:r>
-              <w:rPr>
-                <w:rFonts w:ascii="Calibri" w:hAnsi="Calibri"/>
-                <w:b/>
-                <w:color w:val="1E293B"/>
-                <w:sz w:val="19"/>
-              </w:rPr>
-              <w:t>RF-001, RF-002, RF-017</w:t>
+            <w:r>
+              <w:t>**RF-001, RF-002, RF-017**</w:t>
             </w:r>
           </w:p>
         </w:tc>
         <w:tc>
           <w:tcPr>
             <w:tcW w:type="dxa" w:w="2340"/>
-            <w:vAlign w:val="center"/>
-            <w:tcMar>
-              <w:top w:w="120" w:type="dxa"/>
-              <w:bottom w:w="120" w:type="dxa"/>
-              <w:left w:w="150" w:type="dxa"/>
-              <w:right w:w="150" w:type="dxa"/>
-            </w:tcMar>
             <w:shd w:fill="F8FAFC"/>
           </w:tcPr>
           <w:p>
-            <w:pPr>
-              <w:spacing w:before="0" w:after="0" w:line="276" w:lineRule="auto"/>
-            </w:pPr>
-            <w:r>
-              <w:rPr>
-                <w:rFonts w:ascii="Calibri" w:hAnsi="Calibri"/>
-                <w:color w:val="1E293B"/>
-                <w:sz w:val="19"/>
-              </w:rPr>
+            <w:r>
               <w:t>HU-001 (Filtrado de Catálogo e Inventario)</w:t>
             </w:r>
           </w:p>
@@ -7567,25 +3486,10 @@
         <w:tc>
           <w:tcPr>
             <w:tcW w:type="dxa" w:w="2340"/>
-            <w:vAlign w:val="center"/>
-            <w:tcMar>
-              <w:top w:w="120" w:type="dxa"/>
-              <w:bottom w:w="120" w:type="dxa"/>
-              <w:left w:w="150" w:type="dxa"/>
-              <w:right w:w="150" w:type="dxa"/>
-            </w:tcMar>
             <w:shd w:fill="F8FAFC"/>
           </w:tcPr>
           <w:p>
-            <w:pPr>
-              <w:spacing w:before="0" w:after="0" w:line="276" w:lineRule="auto"/>
-            </w:pPr>
-            <w:r>
-              <w:rPr>
-                <w:rFonts w:ascii="Calibri" w:hAnsi="Calibri"/>
-                <w:color w:val="1E293B"/>
-                <w:sz w:val="19"/>
-              </w:rPr>
+            <w:r>
               <w:t>EP-01</w:t>
             </w:r>
           </w:p>
@@ -7593,81 +3497,32 @@
         <w:tc>
           <w:tcPr>
             <w:tcW w:type="dxa" w:w="2340"/>
-            <w:vAlign w:val="center"/>
-            <w:tcMar>
-              <w:top w:w="120" w:type="dxa"/>
-              <w:bottom w:w="120" w:type="dxa"/>
-              <w:left w:w="150" w:type="dxa"/>
-              <w:right w:w="150" w:type="dxa"/>
-            </w:tcMar>
             <w:shd w:fill="F8FAFC"/>
           </w:tcPr>
           <w:p>
-            <w:pPr>
-              <w:spacing w:before="0" w:after="0" w:line="276" w:lineRule="auto"/>
-            </w:pPr>
-            <w:r>
-              <w:rPr>
-                <w:rFonts w:ascii="Consolas" w:hAnsi="Consolas"/>
-                <w:color w:val="C2410C"/>
-                <w:sz w:val="19"/>
-              </w:rPr>
-              <w:t>src/pages/Dashboard.tsx</w:t>
+            <w:r>
+              <w:t>`src/pages/Dashboard.tsx`</w:t>
             </w:r>
           </w:p>
         </w:tc>
       </w:tr>
       <w:tr>
-        <w:trPr>
-          <w:trHeight w:val="280"/>
-        </w:trPr>
         <w:tc>
           <w:tcPr>
             <w:tcW w:type="dxa" w:w="2340"/>
-            <w:vAlign w:val="center"/>
-            <w:tcMar>
-              <w:top w:w="120" w:type="dxa"/>
-              <w:bottom w:w="120" w:type="dxa"/>
-              <w:left w:w="150" w:type="dxa"/>
-              <w:right w:w="150" w:type="dxa"/>
-            </w:tcMar>
-          </w:tcPr>
-          <w:p>
-            <w:pPr>
-              <w:spacing w:before="0" w:after="0" w:line="276" w:lineRule="auto"/>
-            </w:pPr>
-            <w:r>
-              <w:rPr>
-                <w:rFonts w:ascii="Calibri" w:hAnsi="Calibri"/>
-                <w:b/>
-                <w:color w:val="1E293B"/>
-                <w:sz w:val="19"/>
-              </w:rPr>
-              <w:t>RF-003, RF-004</w:t>
+          </w:tcPr>
+          <w:p>
+            <w:r>
+              <w:t>**RF-003, RF-004**</w:t>
             </w:r>
           </w:p>
         </w:tc>
         <w:tc>
           <w:tcPr>
             <w:tcW w:type="dxa" w:w="2340"/>
-            <w:vAlign w:val="center"/>
-            <w:tcMar>
-              <w:top w:w="120" w:type="dxa"/>
-              <w:bottom w:w="120" w:type="dxa"/>
-              <w:left w:w="150" w:type="dxa"/>
-              <w:right w:w="150" w:type="dxa"/>
-            </w:tcMar>
-          </w:tcPr>
-          <w:p>
-            <w:pPr>
-              <w:spacing w:before="0" w:after="0" w:line="276" w:lineRule="auto"/>
-            </w:pPr>
-            <w:r>
-              <w:rPr>
-                <w:rFonts w:ascii="Calibri" w:hAnsi="Calibri"/>
-                <w:color w:val="1E293B"/>
-                <w:sz w:val="19"/>
-              </w:rPr>
+          </w:tcPr>
+          <w:p>
+            <w:r>
               <w:t>HU-002 (Carrito de Compras Reactivo)</w:t>
             </w:r>
           </w:p>
@@ -7675,24 +3530,9 @@
         <w:tc>
           <w:tcPr>
             <w:tcW w:type="dxa" w:w="2340"/>
-            <w:vAlign w:val="center"/>
-            <w:tcMar>
-              <w:top w:w="120" w:type="dxa"/>
-              <w:bottom w:w="120" w:type="dxa"/>
-              <w:left w:w="150" w:type="dxa"/>
-              <w:right w:w="150" w:type="dxa"/>
-            </w:tcMar>
-          </w:tcPr>
-          <w:p>
-            <w:pPr>
-              <w:spacing w:before="0" w:after="0" w:line="276" w:lineRule="auto"/>
-            </w:pPr>
-            <w:r>
-              <w:rPr>
-                <w:rFonts w:ascii="Calibri" w:hAnsi="Calibri"/>
-                <w:color w:val="1E293B"/>
-                <w:sz w:val="19"/>
-              </w:rPr>
+          </w:tcPr>
+          <w:p>
+            <w:r>
               <w:t>EP-02</w:t>
             </w:r>
           </w:p>
@@ -7700,82 +3540,33 @@
         <w:tc>
           <w:tcPr>
             <w:tcW w:type="dxa" w:w="2340"/>
-            <w:vAlign w:val="center"/>
-            <w:tcMar>
-              <w:top w:w="120" w:type="dxa"/>
-              <w:bottom w:w="120" w:type="dxa"/>
-              <w:left w:w="150" w:type="dxa"/>
-              <w:right w:w="150" w:type="dxa"/>
-            </w:tcMar>
-          </w:tcPr>
-          <w:p>
-            <w:pPr>
-              <w:spacing w:before="0" w:after="0" w:line="276" w:lineRule="auto"/>
-            </w:pPr>
-            <w:r>
-              <w:rPr>
-                <w:rFonts w:ascii="Consolas" w:hAnsi="Consolas"/>
-                <w:color w:val="C2410C"/>
-                <w:sz w:val="19"/>
-              </w:rPr>
-              <w:t>src/context/AppContext.tsx</w:t>
+          </w:tcPr>
+          <w:p>
+            <w:r>
+              <w:t>`src/context/AppContext.tsx`</w:t>
             </w:r>
           </w:p>
         </w:tc>
       </w:tr>
       <w:tr>
-        <w:trPr>
-          <w:trHeight w:val="280"/>
-        </w:trPr>
         <w:tc>
           <w:tcPr>
             <w:tcW w:type="dxa" w:w="2340"/>
-            <w:vAlign w:val="center"/>
-            <w:tcMar>
-              <w:top w:w="120" w:type="dxa"/>
-              <w:bottom w:w="120" w:type="dxa"/>
-              <w:left w:w="150" w:type="dxa"/>
-              <w:right w:w="150" w:type="dxa"/>
-            </w:tcMar>
             <w:shd w:fill="F8FAFC"/>
           </w:tcPr>
           <w:p>
-            <w:pPr>
-              <w:spacing w:before="0" w:after="0" w:line="276" w:lineRule="auto"/>
-            </w:pPr>
-            <w:r>
-              <w:rPr>
-                <w:rFonts w:ascii="Calibri" w:hAnsi="Calibri"/>
-                <w:b/>
-                <w:color w:val="1E293B"/>
-                <w:sz w:val="19"/>
-              </w:rPr>
-              <w:t>RF-005, RF-006, RF-011, RF-013, RF-015, RF-016, RF-018</w:t>
+            <w:r>
+              <w:t>**RF-005, RF-006, RF-011, RF-013, RF-015, RF-016, RF-018**</w:t>
             </w:r>
           </w:p>
         </w:tc>
         <w:tc>
           <w:tcPr>
             <w:tcW w:type="dxa" w:w="2340"/>
-            <w:vAlign w:val="center"/>
-            <w:tcMar>
-              <w:top w:w="120" w:type="dxa"/>
-              <w:bottom w:w="120" w:type="dxa"/>
-              <w:left w:w="150" w:type="dxa"/>
-              <w:right w:w="150" w:type="dxa"/>
-            </w:tcMar>
             <w:shd w:fill="F8FAFC"/>
           </w:tcPr>
           <w:p>
-            <w:pPr>
-              <w:spacing w:before="0" w:after="0" w:line="276" w:lineRule="auto"/>
-            </w:pPr>
-            <w:r>
-              <w:rPr>
-                <w:rFonts w:ascii="Calibri" w:hAnsi="Calibri"/>
-                <w:color w:val="1E293B"/>
-                <w:sz w:val="19"/>
-              </w:rPr>
+            <w:r>
               <w:t>HU-003 (Registro, DNI, Pago, Recibo y Despacho)</w:t>
             </w:r>
           </w:p>
@@ -7783,25 +3574,10 @@
         <w:tc>
           <w:tcPr>
             <w:tcW w:type="dxa" w:w="2340"/>
-            <w:vAlign w:val="center"/>
-            <w:tcMar>
-              <w:top w:w="120" w:type="dxa"/>
-              <w:bottom w:w="120" w:type="dxa"/>
-              <w:left w:w="150" w:type="dxa"/>
-              <w:right w:w="150" w:type="dxa"/>
-            </w:tcMar>
             <w:shd w:fill="F8FAFC"/>
           </w:tcPr>
           <w:p>
-            <w:pPr>
-              <w:spacing w:before="0" w:after="0" w:line="276" w:lineRule="auto"/>
-            </w:pPr>
-            <w:r>
-              <w:rPr>
-                <w:rFonts w:ascii="Calibri" w:hAnsi="Calibri"/>
-                <w:color w:val="1E293B"/>
-                <w:sz w:val="19"/>
-              </w:rPr>
+            <w:r>
               <w:t>EP-02</w:t>
             </w:r>
           </w:p>
@@ -7809,81 +3585,32 @@
         <w:tc>
           <w:tcPr>
             <w:tcW w:type="dxa" w:w="2340"/>
-            <w:vAlign w:val="center"/>
-            <w:tcMar>
-              <w:top w:w="120" w:type="dxa"/>
-              <w:bottom w:w="120" w:type="dxa"/>
-              <w:left w:w="150" w:type="dxa"/>
-              <w:right w:w="150" w:type="dxa"/>
-            </w:tcMar>
             <w:shd w:fill="F8FAFC"/>
           </w:tcPr>
           <w:p>
-            <w:pPr>
-              <w:spacing w:before="0" w:after="0" w:line="276" w:lineRule="auto"/>
-            </w:pPr>
-            <w:r>
-              <w:rPr>
-                <w:rFonts w:ascii="Consolas" w:hAnsi="Consolas"/>
-                <w:color w:val="C2410C"/>
-                <w:sz w:val="19"/>
-              </w:rPr>
-              <w:t>src/pages/PedidoForm.tsx</w:t>
+            <w:r>
+              <w:t>`src/pages/PedidoForm.tsx`</w:t>
             </w:r>
           </w:p>
         </w:tc>
       </w:tr>
       <w:tr>
-        <w:trPr>
-          <w:trHeight w:val="280"/>
-        </w:trPr>
         <w:tc>
           <w:tcPr>
             <w:tcW w:type="dxa" w:w="2340"/>
-            <w:vAlign w:val="center"/>
-            <w:tcMar>
-              <w:top w:w="120" w:type="dxa"/>
-              <w:bottom w:w="120" w:type="dxa"/>
-              <w:left w:w="150" w:type="dxa"/>
-              <w:right w:w="150" w:type="dxa"/>
-            </w:tcMar>
-          </w:tcPr>
-          <w:p>
-            <w:pPr>
-              <w:spacing w:before="0" w:after="0" w:line="276" w:lineRule="auto"/>
-            </w:pPr>
-            <w:r>
-              <w:rPr>
-                <w:rFonts w:ascii="Calibri" w:hAnsi="Calibri"/>
-                <w:b/>
-                <w:color w:val="1E293B"/>
-                <w:sz w:val="19"/>
-              </w:rPr>
-              <w:t>RF-007, RF-008, RF-013, RF-015, RF-016, RF-018</w:t>
+          </w:tcPr>
+          <w:p>
+            <w:r>
+              <w:t>**RF-007, RF-008, RF-013, RF-015, RF-016, RF-018**</w:t>
             </w:r>
           </w:p>
         </w:tc>
         <w:tc>
           <w:tcPr>
             <w:tcW w:type="dxa" w:w="2340"/>
-            <w:vAlign w:val="center"/>
-            <w:tcMar>
-              <w:top w:w="120" w:type="dxa"/>
-              <w:bottom w:w="120" w:type="dxa"/>
-              <w:left w:w="150" w:type="dxa"/>
-              <w:right w:w="150" w:type="dxa"/>
-            </w:tcMar>
-          </w:tcPr>
-          <w:p>
-            <w:pPr>
-              <w:spacing w:before="0" w:after="0" w:line="276" w:lineRule="auto"/>
-            </w:pPr>
-            <w:r>
-              <w:rPr>
-                <w:rFonts w:ascii="Calibri" w:hAnsi="Calibri"/>
-                <w:color w:val="1E293B"/>
-                <w:sz w:val="19"/>
-              </w:rPr>
+          </w:tcPr>
+          <w:p>
+            <w:r>
               <w:t>HU-004 (Control de Estados, Pagos, Recibos y Rótulos)</w:t>
             </w:r>
           </w:p>
@@ -7891,24 +3618,9 @@
         <w:tc>
           <w:tcPr>
             <w:tcW w:type="dxa" w:w="2340"/>
-            <w:vAlign w:val="center"/>
-            <w:tcMar>
-              <w:top w:w="120" w:type="dxa"/>
-              <w:bottom w:w="120" w:type="dxa"/>
-              <w:left w:w="150" w:type="dxa"/>
-              <w:right w:w="150" w:type="dxa"/>
-            </w:tcMar>
-          </w:tcPr>
-          <w:p>
-            <w:pPr>
-              <w:spacing w:before="0" w:after="0" w:line="276" w:lineRule="auto"/>
-            </w:pPr>
-            <w:r>
-              <w:rPr>
-                <w:rFonts w:ascii="Calibri" w:hAnsi="Calibri"/>
-                <w:color w:val="1E293B"/>
-                <w:sz w:val="19"/>
-              </w:rPr>
+          </w:tcPr>
+          <w:p>
+            <w:r>
               <w:t>EP-03</w:t>
             </w:r>
           </w:p>
@@ -7916,82 +3628,33 @@
         <w:tc>
           <w:tcPr>
             <w:tcW w:type="dxa" w:w="2340"/>
-            <w:vAlign w:val="center"/>
-            <w:tcMar>
-              <w:top w:w="120" w:type="dxa"/>
-              <w:bottom w:w="120" w:type="dxa"/>
-              <w:left w:w="150" w:type="dxa"/>
-              <w:right w:w="150" w:type="dxa"/>
-            </w:tcMar>
-          </w:tcPr>
-          <w:p>
-            <w:pPr>
-              <w:spacing w:before="0" w:after="0" w:line="276" w:lineRule="auto"/>
-            </w:pPr>
-            <w:r>
-              <w:rPr>
-                <w:rFonts w:ascii="Consolas" w:hAnsi="Consolas"/>
-                <w:color w:val="C2410C"/>
-                <w:sz w:val="19"/>
-              </w:rPr>
-              <w:t>src/pages/PedidosLista.tsx</w:t>
+          </w:tcPr>
+          <w:p>
+            <w:r>
+              <w:t>`src/pages/PedidosLista.tsx`</w:t>
             </w:r>
           </w:p>
         </w:tc>
       </w:tr>
       <w:tr>
-        <w:trPr>
-          <w:trHeight w:val="280"/>
-        </w:trPr>
         <w:tc>
           <w:tcPr>
             <w:tcW w:type="dxa" w:w="2340"/>
-            <w:vAlign w:val="center"/>
-            <w:tcMar>
-              <w:top w:w="120" w:type="dxa"/>
-              <w:bottom w:w="120" w:type="dxa"/>
-              <w:left w:w="150" w:type="dxa"/>
-              <w:right w:w="150" w:type="dxa"/>
-            </w:tcMar>
             <w:shd w:fill="F8FAFC"/>
           </w:tcPr>
           <w:p>
-            <w:pPr>
-              <w:spacing w:before="0" w:after="0" w:line="276" w:lineRule="auto"/>
-            </w:pPr>
-            <w:r>
-              <w:rPr>
-                <w:rFonts w:ascii="Calibri" w:hAnsi="Calibri"/>
-                <w:b/>
-                <w:color w:val="1E293B"/>
-                <w:sz w:val="19"/>
-              </w:rPr>
-              <w:t>RF-009, RF-017</w:t>
+            <w:r>
+              <w:t>**RF-009, RF-017**</w:t>
             </w:r>
           </w:p>
         </w:tc>
         <w:tc>
           <w:tcPr>
             <w:tcW w:type="dxa" w:w="2340"/>
-            <w:vAlign w:val="center"/>
-            <w:tcMar>
-              <w:top w:w="120" w:type="dxa"/>
-              <w:bottom w:w="120" w:type="dxa"/>
-              <w:left w:w="150" w:type="dxa"/>
-              <w:right w:w="150" w:type="dxa"/>
-            </w:tcMar>
             <w:shd w:fill="F8FAFC"/>
           </w:tcPr>
           <w:p>
-            <w:pPr>
-              <w:spacing w:before="0" w:after="0" w:line="276" w:lineRule="auto"/>
-            </w:pPr>
-            <w:r>
-              <w:rPr>
-                <w:rFonts w:ascii="Calibri" w:hAnsi="Calibri"/>
-                <w:color w:val="1E293B"/>
-                <w:sz w:val="19"/>
-              </w:rPr>
+            <w:r>
               <w:t>HU-006 (Gestión de Inventario y Stock Crítico)</w:t>
             </w:r>
           </w:p>
@@ -7999,25 +3662,10 @@
         <w:tc>
           <w:tcPr>
             <w:tcW w:type="dxa" w:w="2340"/>
-            <w:vAlign w:val="center"/>
-            <w:tcMar>
-              <w:top w:w="120" w:type="dxa"/>
-              <w:bottom w:w="120" w:type="dxa"/>
-              <w:left w:w="150" w:type="dxa"/>
-              <w:right w:w="150" w:type="dxa"/>
-            </w:tcMar>
             <w:shd w:fill="F8FAFC"/>
           </w:tcPr>
           <w:p>
-            <w:pPr>
-              <w:spacing w:before="0" w:after="0" w:line="276" w:lineRule="auto"/>
-            </w:pPr>
-            <w:r>
-              <w:rPr>
-                <w:rFonts w:ascii="Calibri" w:hAnsi="Calibri"/>
-                <w:color w:val="1E293B"/>
-                <w:sz w:val="19"/>
-              </w:rPr>
+            <w:r>
               <w:t>EP-01</w:t>
             </w:r>
           </w:p>
@@ -8025,81 +3673,32 @@
         <w:tc>
           <w:tcPr>
             <w:tcW w:type="dxa" w:w="2340"/>
-            <w:vAlign w:val="center"/>
-            <w:tcMar>
-              <w:top w:w="120" w:type="dxa"/>
-              <w:bottom w:w="120" w:type="dxa"/>
-              <w:left w:w="150" w:type="dxa"/>
-              <w:right w:w="150" w:type="dxa"/>
-            </w:tcMar>
             <w:shd w:fill="F8FAFC"/>
           </w:tcPr>
           <w:p>
-            <w:pPr>
-              <w:spacing w:before="0" w:after="0" w:line="276" w:lineRule="auto"/>
-            </w:pPr>
-            <w:r>
-              <w:rPr>
-                <w:rFonts w:ascii="Consolas" w:hAnsi="Consolas"/>
-                <w:color w:val="C2410C"/>
-                <w:sz w:val="19"/>
-              </w:rPr>
-              <w:t>src/pages/ProductosGestion.tsx</w:t>
+            <w:r>
+              <w:t>`src/pages/ProductosGestion.tsx`</w:t>
             </w:r>
           </w:p>
         </w:tc>
       </w:tr>
       <w:tr>
-        <w:trPr>
-          <w:trHeight w:val="280"/>
-        </w:trPr>
         <w:tc>
           <w:tcPr>
             <w:tcW w:type="dxa" w:w="2340"/>
-            <w:vAlign w:val="center"/>
-            <w:tcMar>
-              <w:top w:w="120" w:type="dxa"/>
-              <w:bottom w:w="120" w:type="dxa"/>
-              <w:left w:w="150" w:type="dxa"/>
-              <w:right w:w="150" w:type="dxa"/>
-            </w:tcMar>
-          </w:tcPr>
-          <w:p>
-            <w:pPr>
-              <w:spacing w:before="0" w:after="0" w:line="276" w:lineRule="auto"/>
-            </w:pPr>
-            <w:r>
-              <w:rPr>
-                <w:rFonts w:ascii="Calibri" w:hAnsi="Calibri"/>
-                <w:b/>
-                <w:color w:val="1E293B"/>
-                <w:sz w:val="19"/>
-              </w:rPr>
-              <w:t>RF-010</w:t>
+          </w:tcPr>
+          <w:p>
+            <w:r>
+              <w:t>**RF-010**</w:t>
             </w:r>
           </w:p>
         </w:tc>
         <w:tc>
           <w:tcPr>
             <w:tcW w:type="dxa" w:w="2340"/>
-            <w:vAlign w:val="center"/>
-            <w:tcMar>
-              <w:top w:w="120" w:type="dxa"/>
-              <w:bottom w:w="120" w:type="dxa"/>
-              <w:left w:w="150" w:type="dxa"/>
-              <w:right w:w="150" w:type="dxa"/>
-            </w:tcMar>
-          </w:tcPr>
-          <w:p>
-            <w:pPr>
-              <w:spacing w:before="0" w:after="0" w:line="276" w:lineRule="auto"/>
-            </w:pPr>
-            <w:r>
-              <w:rPr>
-                <w:rFonts w:ascii="Calibri" w:hAnsi="Calibri"/>
-                <w:color w:val="1E293B"/>
-                <w:sz w:val="19"/>
-              </w:rPr>
+          </w:tcPr>
+          <w:p>
+            <w:r>
               <w:t>HU-005 (Métricas de Dashboard con Privacidad)</w:t>
             </w:r>
           </w:p>
@@ -8107,24 +3706,9 @@
         <w:tc>
           <w:tcPr>
             <w:tcW w:type="dxa" w:w="2340"/>
-            <w:vAlign w:val="center"/>
-            <w:tcMar>
-              <w:top w:w="120" w:type="dxa"/>
-              <w:bottom w:w="120" w:type="dxa"/>
-              <w:left w:w="150" w:type="dxa"/>
-              <w:right w:w="150" w:type="dxa"/>
-            </w:tcMar>
-          </w:tcPr>
-          <w:p>
-            <w:pPr>
-              <w:spacing w:before="0" w:after="0" w:line="276" w:lineRule="auto"/>
-            </w:pPr>
-            <w:r>
-              <w:rPr>
-                <w:rFonts w:ascii="Calibri" w:hAnsi="Calibri"/>
-                <w:color w:val="1E293B"/>
-                <w:sz w:val="19"/>
-              </w:rPr>
+          </w:tcPr>
+          <w:p>
+            <w:r>
               <w:t>EP-04</w:t>
             </w:r>
           </w:p>
@@ -8132,82 +3716,33 @@
         <w:tc>
           <w:tcPr>
             <w:tcW w:type="dxa" w:w="2340"/>
-            <w:vAlign w:val="center"/>
-            <w:tcMar>
-              <w:top w:w="120" w:type="dxa"/>
-              <w:bottom w:w="120" w:type="dxa"/>
-              <w:left w:w="150" w:type="dxa"/>
-              <w:right w:w="150" w:type="dxa"/>
-            </w:tcMar>
-          </w:tcPr>
-          <w:p>
-            <w:pPr>
-              <w:spacing w:before="0" w:after="0" w:line="276" w:lineRule="auto"/>
-            </w:pPr>
-            <w:r>
-              <w:rPr>
-                <w:rFonts w:ascii="Consolas" w:hAnsi="Consolas"/>
-                <w:color w:val="C2410C"/>
-                <w:sz w:val="19"/>
-              </w:rPr>
-              <w:t>src/pages/Dashboard.tsx</w:t>
+          </w:tcPr>
+          <w:p>
+            <w:r>
+              <w:t>`src/pages/Dashboard.tsx`</w:t>
             </w:r>
           </w:p>
         </w:tc>
       </w:tr>
       <w:tr>
-        <w:trPr>
-          <w:trHeight w:val="280"/>
-        </w:trPr>
         <w:tc>
           <w:tcPr>
             <w:tcW w:type="dxa" w:w="2340"/>
-            <w:vAlign w:val="center"/>
-            <w:tcMar>
-              <w:top w:w="120" w:type="dxa"/>
-              <w:bottom w:w="120" w:type="dxa"/>
-              <w:left w:w="150" w:type="dxa"/>
-              <w:right w:w="150" w:type="dxa"/>
-            </w:tcMar>
             <w:shd w:fill="F8FAFC"/>
           </w:tcPr>
           <w:p>
-            <w:pPr>
-              <w:spacing w:before="0" w:after="0" w:line="276" w:lineRule="auto"/>
-            </w:pPr>
-            <w:r>
-              <w:rPr>
-                <w:rFonts w:ascii="Calibri" w:hAnsi="Calibri"/>
-                <w:b/>
-                <w:color w:val="1E293B"/>
-                <w:sz w:val="19"/>
-              </w:rPr>
-              <w:t>RF-012</w:t>
+            <w:r>
+              <w:t>**RF-012**</w:t>
             </w:r>
           </w:p>
         </w:tc>
         <w:tc>
           <w:tcPr>
             <w:tcW w:type="dxa" w:w="2340"/>
-            <w:vAlign w:val="center"/>
-            <w:tcMar>
-              <w:top w:w="120" w:type="dxa"/>
-              <w:bottom w:w="120" w:type="dxa"/>
-              <w:left w:w="150" w:type="dxa"/>
-              <w:right w:w="150" w:type="dxa"/>
-            </w:tcMar>
             <w:shd w:fill="F8FAFC"/>
           </w:tcPr>
           <w:p>
-            <w:pPr>
-              <w:spacing w:before="0" w:after="0" w:line="276" w:lineRule="auto"/>
-            </w:pPr>
-            <w:r>
-              <w:rPr>
-                <w:rFonts w:ascii="Calibri" w:hAnsi="Calibri"/>
-                <w:color w:val="1E293B"/>
-                <w:sz w:val="19"/>
-              </w:rPr>
+            <w:r>
               <w:t>HU-007 (Seguridad y Acceso Administrativo)</w:t>
             </w:r>
           </w:p>
@@ -8215,25 +3750,10 @@
         <w:tc>
           <w:tcPr>
             <w:tcW w:type="dxa" w:w="2340"/>
-            <w:vAlign w:val="center"/>
-            <w:tcMar>
-              <w:top w:w="120" w:type="dxa"/>
-              <w:bottom w:w="120" w:type="dxa"/>
-              <w:left w:w="150" w:type="dxa"/>
-              <w:right w:w="150" w:type="dxa"/>
-            </w:tcMar>
             <w:shd w:fill="F8FAFC"/>
           </w:tcPr>
           <w:p>
-            <w:pPr>
-              <w:spacing w:before="0" w:after="0" w:line="276" w:lineRule="auto"/>
-            </w:pPr>
-            <w:r>
-              <w:rPr>
-                <w:rFonts w:ascii="Calibri" w:hAnsi="Calibri"/>
-                <w:color w:val="1E293B"/>
-                <w:sz w:val="19"/>
-              </w:rPr>
+            <w:r>
               <w:t>EP-03</w:t>
             </w:r>
           </w:p>
@@ -8241,81 +3761,32 @@
         <w:tc>
           <w:tcPr>
             <w:tcW w:type="dxa" w:w="2340"/>
-            <w:vAlign w:val="center"/>
-            <w:tcMar>
-              <w:top w:w="120" w:type="dxa"/>
-              <w:bottom w:w="120" w:type="dxa"/>
-              <w:left w:w="150" w:type="dxa"/>
-              <w:right w:w="150" w:type="dxa"/>
-            </w:tcMar>
             <w:shd w:fill="F8FAFC"/>
           </w:tcPr>
           <w:p>
-            <w:pPr>
-              <w:spacing w:before="0" w:after="0" w:line="276" w:lineRule="auto"/>
-            </w:pPr>
-            <w:r>
-              <w:rPr>
-                <w:rFonts w:ascii="Consolas" w:hAnsi="Consolas"/>
-                <w:color w:val="C2410C"/>
-                <w:sz w:val="19"/>
-              </w:rPr>
-              <w:t>src/pages/Login.tsx</w:t>
+            <w:r>
+              <w:t>`src/pages/Login.tsx`</w:t>
             </w:r>
           </w:p>
         </w:tc>
       </w:tr>
       <w:tr>
-        <w:trPr>
-          <w:trHeight w:val="280"/>
-        </w:trPr>
         <w:tc>
           <w:tcPr>
             <w:tcW w:type="dxa" w:w="2340"/>
-            <w:vAlign w:val="center"/>
-            <w:tcMar>
-              <w:top w:w="120" w:type="dxa"/>
-              <w:bottom w:w="120" w:type="dxa"/>
-              <w:left w:w="150" w:type="dxa"/>
-              <w:right w:w="150" w:type="dxa"/>
-            </w:tcMar>
-          </w:tcPr>
-          <w:p>
-            <w:pPr>
-              <w:spacing w:before="0" w:after="0" w:line="276" w:lineRule="auto"/>
-            </w:pPr>
-            <w:r>
-              <w:rPr>
-                <w:rFonts w:ascii="Calibri" w:hAnsi="Calibri"/>
-                <w:b/>
-                <w:color w:val="1E293B"/>
-                <w:sz w:val="19"/>
-              </w:rPr>
-              <w:t>RF-014, RF-015, RF-017, RF-018</w:t>
+          </w:tcPr>
+          <w:p>
+            <w:r>
+              <w:t>**RF-014, RF-015, RF-017, RF-018**</w:t>
             </w:r>
           </w:p>
         </w:tc>
         <w:tc>
           <w:tcPr>
             <w:tcW w:type="dxa" w:w="2340"/>
-            <w:vAlign w:val="center"/>
-            <w:tcMar>
-              <w:top w:w="120" w:type="dxa"/>
-              <w:bottom w:w="120" w:type="dxa"/>
-              <w:left w:w="150" w:type="dxa"/>
-              <w:right w:w="150" w:type="dxa"/>
-            </w:tcMar>
-          </w:tcPr>
-          <w:p>
-            <w:pPr>
-              <w:spacing w:before="0" w:after="0" w:line="276" w:lineRule="auto"/>
-            </w:pPr>
-            <w:r>
-              <w:rPr>
-                <w:rFonts w:ascii="Calibri" w:hAnsi="Calibri"/>
-                <w:color w:val="1E293B"/>
-                <w:sz w:val="19"/>
-              </w:rPr>
+          </w:tcPr>
+          <w:p>
+            <w:r>
               <w:t>HU-008 (Portal de Rastreo con Recibos y Garantías)</w:t>
             </w:r>
           </w:p>
@@ -8323,24 +3794,9 @@
         <w:tc>
           <w:tcPr>
             <w:tcW w:type="dxa" w:w="2340"/>
-            <w:vAlign w:val="center"/>
-            <w:tcMar>
-              <w:top w:w="120" w:type="dxa"/>
-              <w:bottom w:w="120" w:type="dxa"/>
-              <w:left w:w="150" w:type="dxa"/>
-              <w:right w:w="150" w:type="dxa"/>
-            </w:tcMar>
-          </w:tcPr>
-          <w:p>
-            <w:pPr>
-              <w:spacing w:before="0" w:after="0" w:line="276" w:lineRule="auto"/>
-            </w:pPr>
-            <w:r>
-              <w:rPr>
-                <w:rFonts w:ascii="Calibri" w:hAnsi="Calibri"/>
-                <w:color w:val="1E293B"/>
-                <w:sz w:val="19"/>
-              </w:rPr>
+          </w:tcPr>
+          <w:p>
+            <w:r>
               <w:t>EP-05</w:t>
             </w:r>
           </w:p>
@@ -8348,35 +3804,16 @@
         <w:tc>
           <w:tcPr>
             <w:tcW w:type="dxa" w:w="2340"/>
-            <w:vAlign w:val="center"/>
-            <w:tcMar>
-              <w:top w:w="120" w:type="dxa"/>
-              <w:bottom w:w="120" w:type="dxa"/>
-              <w:left w:w="150" w:type="dxa"/>
-              <w:right w:w="150" w:type="dxa"/>
-            </w:tcMar>
-          </w:tcPr>
-          <w:p>
-            <w:pPr>
-              <w:spacing w:before="0" w:after="0" w:line="276" w:lineRule="auto"/>
-            </w:pPr>
-            <w:r>
-              <w:rPr>
-                <w:rFonts w:ascii="Consolas" w:hAnsi="Consolas"/>
-                <w:color w:val="C2410C"/>
-                <w:sz w:val="19"/>
-              </w:rPr>
-              <w:t>src/pages/RastreoPublico.tsx</w:t>
+          </w:tcPr>
+          <w:p>
+            <w:r>
+              <w:t>`src/pages/RastreoPublico.tsx`</w:t>
             </w:r>
           </w:p>
         </w:tc>
       </w:tr>
     </w:tbl>
-    <w:p>
-      <w:pPr>
-        <w:spacing w:before="0" w:after="120"/>
-      </w:pPr>
-    </w:p>
+    <w:p/>
     <w:sectPr>
       <w:pgSz w:w="12240" w:h="15840"/>
       <w:pgMar w:top="1440" w:right="1440" w:bottom="1440" w:left="1440" w:header="720" w:footer="720" w:gutter="0"/>
